--- a/TAREAA V.docx
+++ b/TAREAA V.docx
@@ -341,7 +341,7 @@
           <w:sz w:val="24"/>
           <w:szCs w:val="24"/>
         </w:rPr>
-        <w:t>Tarea I</w:t>
+        <w:t xml:space="preserve">Tarea </w:t>
       </w:r>
       <w:r>
         <w:rPr>
@@ -357,8 +357,26 @@
           <w:sz w:val="24"/>
           <w:szCs w:val="24"/>
         </w:rPr>
-        <w:t xml:space="preserve"> - Lista Simple</w:t>
-      </w:r>
+        <w:t xml:space="preserve"> </w:t>
+      </w:r>
+      <w:r>
+        <w:rPr>
+          <w:rFonts w:ascii="Arial" w:hAnsi="Arial" w:cs="Arial"/>
+          <w:sz w:val="24"/>
+          <w:szCs w:val="24"/>
+        </w:rPr>
+        <w:t xml:space="preserve">– Operaciones </w:t>
+      </w:r>
+      <w:proofErr w:type="spellStart"/>
+      <w:r>
+        <w:rPr>
+          <w:rFonts w:ascii="Arial" w:hAnsi="Arial" w:cs="Arial"/>
+          <w:sz w:val="24"/>
+          <w:szCs w:val="24"/>
+        </w:rPr>
+        <w:t>Basicas</w:t>
+      </w:r>
+      <w:proofErr w:type="spellEnd"/>
     </w:p>
     <w:p>
       <w:pPr>
@@ -564,16 +582,19 @@
         </w:rPr>
         <w:t>O</w:t>
       </w:r>
+    </w:p>
+    <w:p>
       <w:r>
         <w:rPr>
           <w:noProof/>
           <w14:ligatures w14:val="standardContextual"/>
         </w:rPr>
+        <w:lastRenderedPageBreak/>
         <w:drawing>
-          <wp:inline distT="0" distB="0" distL="0" distR="0" wp14:anchorId="793C1C6B" wp14:editId="7F3D8AAC">
-            <wp:extent cx="5448300" cy="3064593"/>
-            <wp:effectExtent l="0" t="0" r="0" b="2540"/>
-            <wp:docPr id="965934270" name="Imagen 2"/>
+          <wp:inline distT="0" distB="0" distL="0" distR="0" wp14:anchorId="2A06CAB9" wp14:editId="6A0FB67F">
+            <wp:extent cx="5731510" cy="5078095"/>
+            <wp:effectExtent l="0" t="0" r="2540" b="8255"/>
+            <wp:docPr id="1872777349" name="Imagen 1"/>
             <wp:cNvGraphicFramePr>
               <a:graphicFrameLocks xmlns:a="http://schemas.openxmlformats.org/drawingml/2006/main" noChangeAspect="1"/>
             </wp:cNvGraphicFramePr>
@@ -581,11 +602,11 @@
               <a:graphicData uri="http://schemas.openxmlformats.org/drawingml/2006/picture">
                 <pic:pic xmlns:pic="http://schemas.openxmlformats.org/drawingml/2006/picture">
                   <pic:nvPicPr>
-                    <pic:cNvPr id="965934270" name="Imagen 965934270"/>
+                    <pic:cNvPr id="1872777349" name="Imagen 1872777349"/>
                     <pic:cNvPicPr/>
                   </pic:nvPicPr>
                   <pic:blipFill>
-                    <a:blip r:embed="rId5" cstate="print">
+                    <a:blip r:embed="rId5">
                       <a:extLst>
                         <a:ext uri="{28A0092B-C50C-407E-A947-70E740481C1C}">
                           <a14:useLocalDpi xmlns:a14="http://schemas.microsoft.com/office/drawing/2010/main" val="0"/>
@@ -599,7 +620,7 @@
                   <pic:spPr>
                     <a:xfrm>
                       <a:off x="0" y="0"/>
-                      <a:ext cx="5456748" cy="3069345"/>
+                      <a:ext cx="5731510" cy="5078095"/>
                     </a:xfrm>
                     <a:prstGeom prst="rect">
                       <a:avLst/>
@@ -618,10 +639,10 @@
         </w:rPr>
         <w:lastRenderedPageBreak/>
         <w:drawing>
-          <wp:inline distT="0" distB="0" distL="0" distR="0" wp14:anchorId="03E68306" wp14:editId="0F099FA1">
-            <wp:extent cx="5731510" cy="3223895"/>
-            <wp:effectExtent l="0" t="0" r="2540" b="0"/>
-            <wp:docPr id="102267415" name="Imagen 3"/>
+          <wp:inline distT="0" distB="0" distL="0" distR="0" wp14:anchorId="5359AB53" wp14:editId="77D9212A">
+            <wp:extent cx="4258269" cy="7744906"/>
+            <wp:effectExtent l="0" t="0" r="9525" b="8890"/>
+            <wp:docPr id="1997788912" name="Imagen 2"/>
             <wp:cNvGraphicFramePr>
               <a:graphicFrameLocks xmlns:a="http://schemas.openxmlformats.org/drawingml/2006/main" noChangeAspect="1"/>
             </wp:cNvGraphicFramePr>
@@ -629,11 +650,11 @@
               <a:graphicData uri="http://schemas.openxmlformats.org/drawingml/2006/picture">
                 <pic:pic xmlns:pic="http://schemas.openxmlformats.org/drawingml/2006/picture">
                   <pic:nvPicPr>
-                    <pic:cNvPr id="102267415" name="Imagen 102267415"/>
+                    <pic:cNvPr id="1997788912" name="Imagen 1997788912"/>
                     <pic:cNvPicPr/>
                   </pic:nvPicPr>
                   <pic:blipFill>
-                    <a:blip r:embed="rId6" cstate="print">
+                    <a:blip r:embed="rId6">
                       <a:extLst>
                         <a:ext uri="{28A0092B-C50C-407E-A947-70E740481C1C}">
                           <a14:useLocalDpi xmlns:a14="http://schemas.microsoft.com/office/drawing/2010/main" val="0"/>
@@ -647,7 +668,7 @@
                   <pic:spPr>
                     <a:xfrm>
                       <a:off x="0" y="0"/>
-                      <a:ext cx="5731510" cy="3223895"/>
+                      <a:ext cx="4258269" cy="7744906"/>
                     </a:xfrm>
                     <a:prstGeom prst="rect">
                       <a:avLst/>
@@ -664,11 +685,12 @@
           <w:noProof/>
           <w14:ligatures w14:val="standardContextual"/>
         </w:rPr>
+        <w:lastRenderedPageBreak/>
         <w:drawing>
-          <wp:inline distT="0" distB="0" distL="0" distR="0" wp14:anchorId="0FE1BD2F" wp14:editId="2A4E0B06">
-            <wp:extent cx="5731510" cy="3223895"/>
+          <wp:inline distT="0" distB="0" distL="0" distR="0" wp14:anchorId="4CAE9981" wp14:editId="559057CD">
+            <wp:extent cx="5731510" cy="7185025"/>
             <wp:effectExtent l="0" t="0" r="2540" b="0"/>
-            <wp:docPr id="697520998" name="Imagen 4"/>
+            <wp:docPr id="1643525994" name="Imagen 3"/>
             <wp:cNvGraphicFramePr>
               <a:graphicFrameLocks xmlns:a="http://schemas.openxmlformats.org/drawingml/2006/main" noChangeAspect="1"/>
             </wp:cNvGraphicFramePr>
@@ -676,11 +698,11 @@
               <a:graphicData uri="http://schemas.openxmlformats.org/drawingml/2006/picture">
                 <pic:pic xmlns:pic="http://schemas.openxmlformats.org/drawingml/2006/picture">
                   <pic:nvPicPr>
-                    <pic:cNvPr id="697520998" name="Imagen 697520998"/>
+                    <pic:cNvPr id="1643525994" name="Imagen 1643525994"/>
                     <pic:cNvPicPr/>
                   </pic:nvPicPr>
                   <pic:blipFill>
-                    <a:blip r:embed="rId7" cstate="print">
+                    <a:blip r:embed="rId7">
                       <a:extLst>
                         <a:ext uri="{28A0092B-C50C-407E-A947-70E740481C1C}">
                           <a14:useLocalDpi xmlns:a14="http://schemas.microsoft.com/office/drawing/2010/main" val="0"/>
@@ -694,7 +716,7 @@
                   <pic:spPr>
                     <a:xfrm>
                       <a:off x="0" y="0"/>
-                      <a:ext cx="5731510" cy="3223895"/>
+                      <a:ext cx="5731510" cy="7185025"/>
                     </a:xfrm>
                     <a:prstGeom prst="rect">
                       <a:avLst/>
@@ -706,104 +728,17 @@
           </wp:inline>
         </w:drawing>
       </w:r>
-    </w:p>
-    <w:p>
-      <w:pPr>
+      <w:r>
         <w:rPr>
           <w:noProof/>
           <w14:ligatures w14:val="standardContextual"/>
         </w:rPr>
-      </w:pPr>
-    </w:p>
-    <w:p>
-      <w:pPr>
-        <w:rPr>
-          <w:noProof/>
-          <w14:ligatures w14:val="standardContextual"/>
-        </w:rPr>
-      </w:pPr>
-    </w:p>
-    <w:p>
-      <w:pPr>
-        <w:rPr>
-          <w:noProof/>
-          <w14:ligatures w14:val="standardContextual"/>
-        </w:rPr>
-      </w:pPr>
-    </w:p>
-    <w:p>
-      <w:pPr>
-        <w:rPr>
-          <w:noProof/>
-          <w14:ligatures w14:val="standardContextual"/>
-        </w:rPr>
-      </w:pPr>
-    </w:p>
-    <w:p>
-      <w:pPr>
-        <w:rPr>
-          <w:noProof/>
-          <w14:ligatures w14:val="standardContextual"/>
-        </w:rPr>
-      </w:pPr>
-    </w:p>
-    <w:p>
-      <w:pPr>
-        <w:rPr>
-          <w:noProof/>
-          <w14:ligatures w14:val="standardContextual"/>
-        </w:rPr>
-      </w:pPr>
-    </w:p>
-    <w:p>
-      <w:pPr>
-        <w:rPr>
-          <w:noProof/>
-          <w14:ligatures w14:val="standardContextual"/>
-        </w:rPr>
-      </w:pPr>
-    </w:p>
-    <w:p>
-      <w:pPr>
-        <w:rPr>
-          <w:noProof/>
-          <w14:ligatures w14:val="standardContextual"/>
-        </w:rPr>
-      </w:pPr>
-    </w:p>
-    <w:p>
-      <w:pPr>
-        <w:rPr>
-          <w:noProof/>
-          <w14:ligatures w14:val="standardContextual"/>
-        </w:rPr>
-      </w:pPr>
-      <w:r>
-        <w:rPr>
-          <w:noProof/>
-          <w14:ligatures w14:val="standardContextual"/>
-        </w:rPr>
         <w:lastRenderedPageBreak/>
-        <w:t>README</w:t>
-      </w:r>
-    </w:p>
-    <w:p>
-      <w:pPr>
-        <w:rPr>
-          <w:noProof/>
-          <w14:ligatures w14:val="standardContextual"/>
-        </w:rPr>
-      </w:pPr>
-      <w:r>
-        <w:rPr>
-          <w:noProof/>
-          <w14:ligatures w14:val="standardContextual"/>
-        </w:rPr>
         <w:drawing>
-          <wp:inline distT="0" distB="0" distL="0" distR="0" wp14:anchorId="089F27B0" wp14:editId="5187E356">
-            <wp:extent cx="5731510" cy="3223895"/>
-            <wp:effectExtent l="0" t="0" r="2540" b="0"/>
-            <wp:docPr id="1040361166" name="Imagen 5"/>
+          <wp:inline distT="0" distB="0" distL="0" distR="0" wp14:anchorId="6A8E81F9" wp14:editId="1D85352E">
+            <wp:extent cx="4496427" cy="7192379"/>
+            <wp:effectExtent l="0" t="0" r="0" b="8890"/>
+            <wp:docPr id="485726864" name="Imagen 4"/>
             <wp:cNvGraphicFramePr>
               <a:graphicFrameLocks xmlns:a="http://schemas.openxmlformats.org/drawingml/2006/main" noChangeAspect="1"/>
             </wp:cNvGraphicFramePr>
@@ -811,11 +746,11 @@
               <a:graphicData uri="http://schemas.openxmlformats.org/drawingml/2006/picture">
                 <pic:pic xmlns:pic="http://schemas.openxmlformats.org/drawingml/2006/picture">
                   <pic:nvPicPr>
-                    <pic:cNvPr id="1040361166" name="Imagen 1040361166"/>
+                    <pic:cNvPr id="485726864" name="Imagen 485726864"/>
                     <pic:cNvPicPr/>
                   </pic:nvPicPr>
                   <pic:blipFill>
-                    <a:blip r:embed="rId8" cstate="print">
+                    <a:blip r:embed="rId8">
                       <a:extLst>
                         <a:ext uri="{28A0092B-C50C-407E-A947-70E740481C1C}">
                           <a14:useLocalDpi xmlns:a14="http://schemas.microsoft.com/office/drawing/2010/main" val="0"/>
@@ -829,7 +764,7 @@
                   <pic:spPr>
                     <a:xfrm>
                       <a:off x="0" y="0"/>
-                      <a:ext cx="5731510" cy="3223895"/>
+                      <a:ext cx="4496427" cy="7192379"/>
                     </a:xfrm>
                     <a:prstGeom prst="rect">
                       <a:avLst/>
@@ -841,39 +776,17 @@
           </wp:inline>
         </w:drawing>
       </w:r>
-    </w:p>
-    <w:p>
-      <w:pPr>
+      <w:r>
         <w:rPr>
           <w:noProof/>
           <w14:ligatures w14:val="standardContextual"/>
         </w:rPr>
-      </w:pPr>
-      <w:r>
-        <w:rPr>
-          <w:noProof/>
-          <w14:ligatures w14:val="standardContextual"/>
-        </w:rPr>
-        <w:t>COMPILACION EXITOSA CON UN EJEMPLO DE ERROR AL INGRESO DE DATOS</w:t>
-      </w:r>
-    </w:p>
-    <w:p>
-      <w:pPr>
-        <w:rPr>
-          <w:noProof/>
-          <w14:ligatures w14:val="standardContextual"/>
-        </w:rPr>
-      </w:pPr>
-      <w:r>
-        <w:rPr>
-          <w:noProof/>
-          <w14:ligatures w14:val="standardContextual"/>
-        </w:rPr>
+        <w:lastRenderedPageBreak/>
         <w:drawing>
-          <wp:inline distT="0" distB="0" distL="0" distR="0" wp14:anchorId="2CA6C7BE" wp14:editId="20E9C608">
-            <wp:extent cx="5731510" cy="3046730"/>
-            <wp:effectExtent l="0" t="0" r="2540" b="1270"/>
-            <wp:docPr id="687989177" name="Imagen 1"/>
+          <wp:inline distT="0" distB="0" distL="0" distR="0" wp14:anchorId="17891477" wp14:editId="6607B258">
+            <wp:extent cx="4477375" cy="7011378"/>
+            <wp:effectExtent l="0" t="0" r="0" b="0"/>
+            <wp:docPr id="1377703665" name="Imagen 5"/>
             <wp:cNvGraphicFramePr>
               <a:graphicFrameLocks xmlns:a="http://schemas.openxmlformats.org/drawingml/2006/main" noChangeAspect="1"/>
             </wp:cNvGraphicFramePr>
@@ -881,11 +794,11 @@
               <a:graphicData uri="http://schemas.openxmlformats.org/drawingml/2006/picture">
                 <pic:pic xmlns:pic="http://schemas.openxmlformats.org/drawingml/2006/picture">
                   <pic:nvPicPr>
-                    <pic:cNvPr id="687989177" name="Imagen 687989177"/>
+                    <pic:cNvPr id="1377703665" name="Imagen 1377703665"/>
                     <pic:cNvPicPr/>
                   </pic:nvPicPr>
                   <pic:blipFill>
-                    <a:blip r:embed="rId9" cstate="print">
+                    <a:blip r:embed="rId9">
                       <a:extLst>
                         <a:ext uri="{28A0092B-C50C-407E-A947-70E740481C1C}">
                           <a14:useLocalDpi xmlns:a14="http://schemas.microsoft.com/office/drawing/2010/main" val="0"/>
@@ -899,7 +812,7 @@
                   <pic:spPr>
                     <a:xfrm>
                       <a:off x="0" y="0"/>
-                      <a:ext cx="5731510" cy="3046730"/>
+                      <a:ext cx="4477375" cy="7011378"/>
                     </a:xfrm>
                     <a:prstGeom prst="rect">
                       <a:avLst/>
@@ -910,6 +823,7636 @@
             </a:graphic>
           </wp:inline>
         </w:drawing>
+      </w:r>
+    </w:p>
+    <w:p/>
+    <w:p/>
+    <w:p/>
+    <w:p/>
+    <w:p/>
+    <w:p/>
+    <w:p>
+      <w:r>
+        <w:lastRenderedPageBreak/>
+        <w:t>CODIGO</w:t>
+      </w:r>
+    </w:p>
+    <w:p>
+      <w:pPr>
+        <w:shd w:val="clear" w:color="auto" w:fill="1E1F22"/>
+        <w:tabs>
+          <w:tab w:val="left" w:pos="916"/>
+          <w:tab w:val="left" w:pos="1832"/>
+          <w:tab w:val="left" w:pos="2748"/>
+          <w:tab w:val="left" w:pos="3664"/>
+          <w:tab w:val="left" w:pos="4580"/>
+          <w:tab w:val="left" w:pos="5496"/>
+          <w:tab w:val="left" w:pos="6412"/>
+          <w:tab w:val="left" w:pos="7328"/>
+          <w:tab w:val="left" w:pos="8244"/>
+          <w:tab w:val="left" w:pos="9160"/>
+          <w:tab w:val="left" w:pos="10076"/>
+          <w:tab w:val="left" w:pos="10992"/>
+          <w:tab w:val="left" w:pos="11908"/>
+          <w:tab w:val="left" w:pos="12824"/>
+          <w:tab w:val="left" w:pos="13740"/>
+          <w:tab w:val="left" w:pos="14656"/>
+        </w:tabs>
+        <w:spacing w:after="0" w:line="240" w:lineRule="auto"/>
+        <w:rPr>
+          <w:rFonts w:ascii="Courier New" w:eastAsia="Times New Roman" w:hAnsi="Courier New" w:cs="Courier New"/>
+          <w:color w:val="BCBEC4"/>
+          <w:sz w:val="20"/>
+          <w:szCs w:val="20"/>
+          <w:lang w:val="es-419" w:eastAsia="es-419"/>
+        </w:rPr>
+      </w:pPr>
+      <w:r>
+        <w:rPr>
+          <w:rFonts w:ascii="Courier New" w:eastAsia="Times New Roman" w:hAnsi="Courier New" w:cs="Courier New"/>
+          <w:color w:val="B3AE60"/>
+          <w:sz w:val="20"/>
+          <w:szCs w:val="20"/>
+          <w:lang w:val="es-419" w:eastAsia="es-419"/>
+        </w:rPr>
+        <w:t xml:space="preserve">#include </w:t>
+      </w:r>
+      <w:r>
+        <w:rPr>
+          <w:rFonts w:ascii="Courier New" w:eastAsia="Times New Roman" w:hAnsi="Courier New" w:cs="Courier New"/>
+          <w:color w:val="6AAB73"/>
+          <w:sz w:val="20"/>
+          <w:szCs w:val="20"/>
+          <w:lang w:val="es-419" w:eastAsia="es-419"/>
+        </w:rPr>
+        <w:t>&lt;iostream&gt;</w:t>
+      </w:r>
+      <w:r>
+        <w:rPr>
+          <w:rFonts w:ascii="Courier New" w:eastAsia="Times New Roman" w:hAnsi="Courier New" w:cs="Courier New"/>
+          <w:color w:val="6AAB73"/>
+          <w:sz w:val="20"/>
+          <w:szCs w:val="20"/>
+          <w:lang w:val="es-419" w:eastAsia="es-419"/>
+        </w:rPr>
+        <w:br/>
+      </w:r>
+      <w:proofErr w:type="spellStart"/>
+      <w:r>
+        <w:rPr>
+          <w:rFonts w:ascii="Courier New" w:eastAsia="Times New Roman" w:hAnsi="Courier New" w:cs="Courier New"/>
+          <w:color w:val="CF8E6D"/>
+          <w:sz w:val="20"/>
+          <w:szCs w:val="20"/>
+          <w:lang w:val="es-419" w:eastAsia="es-419"/>
+        </w:rPr>
+        <w:t>using</w:t>
+      </w:r>
+      <w:proofErr w:type="spellEnd"/>
+      <w:r>
+        <w:rPr>
+          <w:rFonts w:ascii="Courier New" w:eastAsia="Times New Roman" w:hAnsi="Courier New" w:cs="Courier New"/>
+          <w:color w:val="CF8E6D"/>
+          <w:sz w:val="20"/>
+          <w:szCs w:val="20"/>
+          <w:lang w:val="es-419" w:eastAsia="es-419"/>
+        </w:rPr>
+        <w:t xml:space="preserve"> </w:t>
+      </w:r>
+      <w:proofErr w:type="spellStart"/>
+      <w:r>
+        <w:rPr>
+          <w:rFonts w:ascii="Courier New" w:eastAsia="Times New Roman" w:hAnsi="Courier New" w:cs="Courier New"/>
+          <w:color w:val="CF8E6D"/>
+          <w:sz w:val="20"/>
+          <w:szCs w:val="20"/>
+          <w:lang w:val="es-419" w:eastAsia="es-419"/>
+        </w:rPr>
+        <w:t>namespace</w:t>
+      </w:r>
+      <w:proofErr w:type="spellEnd"/>
+      <w:r>
+        <w:rPr>
+          <w:rFonts w:ascii="Courier New" w:eastAsia="Times New Roman" w:hAnsi="Courier New" w:cs="Courier New"/>
+          <w:color w:val="CF8E6D"/>
+          <w:sz w:val="20"/>
+          <w:szCs w:val="20"/>
+          <w:lang w:val="es-419" w:eastAsia="es-419"/>
+        </w:rPr>
+        <w:t xml:space="preserve"> </w:t>
+      </w:r>
+      <w:proofErr w:type="spellStart"/>
+      <w:r>
+        <w:rPr>
+          <w:rFonts w:ascii="Courier New" w:eastAsia="Times New Roman" w:hAnsi="Courier New" w:cs="Courier New"/>
+          <w:color w:val="BCBEC4"/>
+          <w:sz w:val="20"/>
+          <w:szCs w:val="20"/>
+          <w:lang w:val="es-419" w:eastAsia="es-419"/>
+        </w:rPr>
+        <w:t>std</w:t>
+      </w:r>
+      <w:proofErr w:type="spellEnd"/>
+      <w:r>
+        <w:rPr>
+          <w:rFonts w:ascii="Courier New" w:eastAsia="Times New Roman" w:hAnsi="Courier New" w:cs="Courier New"/>
+          <w:color w:val="BCBEC4"/>
+          <w:sz w:val="20"/>
+          <w:szCs w:val="20"/>
+          <w:lang w:val="es-419" w:eastAsia="es-419"/>
+        </w:rPr>
+        <w:t>;</w:t>
+      </w:r>
+      <w:r>
+        <w:rPr>
+          <w:rFonts w:ascii="Courier New" w:eastAsia="Times New Roman" w:hAnsi="Courier New" w:cs="Courier New"/>
+          <w:color w:val="BCBEC4"/>
+          <w:sz w:val="20"/>
+          <w:szCs w:val="20"/>
+          <w:lang w:val="es-419" w:eastAsia="es-419"/>
+        </w:rPr>
+        <w:br/>
+      </w:r>
+      <w:r>
+        <w:rPr>
+          <w:rFonts w:ascii="Courier New" w:eastAsia="Times New Roman" w:hAnsi="Courier New" w:cs="Courier New"/>
+          <w:color w:val="BCBEC4"/>
+          <w:sz w:val="20"/>
+          <w:szCs w:val="20"/>
+          <w:lang w:val="es-419" w:eastAsia="es-419"/>
+        </w:rPr>
+        <w:br/>
+      </w:r>
+      <w:proofErr w:type="spellStart"/>
+      <w:r>
+        <w:rPr>
+          <w:rFonts w:ascii="Courier New" w:eastAsia="Times New Roman" w:hAnsi="Courier New" w:cs="Courier New"/>
+          <w:color w:val="CF8E6D"/>
+          <w:sz w:val="20"/>
+          <w:szCs w:val="20"/>
+          <w:lang w:val="es-419" w:eastAsia="es-419"/>
+        </w:rPr>
+        <w:t>struct</w:t>
+      </w:r>
+      <w:proofErr w:type="spellEnd"/>
+      <w:r>
+        <w:rPr>
+          <w:rFonts w:ascii="Courier New" w:eastAsia="Times New Roman" w:hAnsi="Courier New" w:cs="Courier New"/>
+          <w:color w:val="CF8E6D"/>
+          <w:sz w:val="20"/>
+          <w:szCs w:val="20"/>
+          <w:lang w:val="es-419" w:eastAsia="es-419"/>
+        </w:rPr>
+        <w:t xml:space="preserve"> </w:t>
+      </w:r>
+      <w:r>
+        <w:rPr>
+          <w:rFonts w:ascii="Courier New" w:eastAsia="Times New Roman" w:hAnsi="Courier New" w:cs="Courier New"/>
+          <w:color w:val="BCBEC4"/>
+          <w:sz w:val="20"/>
+          <w:szCs w:val="20"/>
+          <w:lang w:val="es-419" w:eastAsia="es-419"/>
+        </w:rPr>
+        <w:t>Nodo {</w:t>
+      </w:r>
+      <w:r>
+        <w:rPr>
+          <w:rFonts w:ascii="Courier New" w:eastAsia="Times New Roman" w:hAnsi="Courier New" w:cs="Courier New"/>
+          <w:color w:val="BCBEC4"/>
+          <w:sz w:val="20"/>
+          <w:szCs w:val="20"/>
+          <w:lang w:val="es-419" w:eastAsia="es-419"/>
+        </w:rPr>
+        <w:br/>
+        <w:t xml:space="preserve">    </w:t>
+      </w:r>
+      <w:proofErr w:type="spellStart"/>
+      <w:r>
+        <w:rPr>
+          <w:rFonts w:ascii="Courier New" w:eastAsia="Times New Roman" w:hAnsi="Courier New" w:cs="Courier New"/>
+          <w:color w:val="CF8E6D"/>
+          <w:sz w:val="20"/>
+          <w:szCs w:val="20"/>
+          <w:lang w:val="es-419" w:eastAsia="es-419"/>
+        </w:rPr>
+        <w:t>int</w:t>
+      </w:r>
+      <w:proofErr w:type="spellEnd"/>
+      <w:r>
+        <w:rPr>
+          <w:rFonts w:ascii="Courier New" w:eastAsia="Times New Roman" w:hAnsi="Courier New" w:cs="Courier New"/>
+          <w:color w:val="CF8E6D"/>
+          <w:sz w:val="20"/>
+          <w:szCs w:val="20"/>
+          <w:lang w:val="es-419" w:eastAsia="es-419"/>
+        </w:rPr>
+        <w:t xml:space="preserve"> </w:t>
+      </w:r>
+      <w:r>
+        <w:rPr>
+          <w:rFonts w:ascii="Courier New" w:eastAsia="Times New Roman" w:hAnsi="Courier New" w:cs="Courier New"/>
+          <w:color w:val="BCBEC4"/>
+          <w:sz w:val="20"/>
+          <w:szCs w:val="20"/>
+          <w:lang w:val="es-419" w:eastAsia="es-419"/>
+        </w:rPr>
+        <w:t>carne;</w:t>
+      </w:r>
+      <w:r>
+        <w:rPr>
+          <w:rFonts w:ascii="Courier New" w:eastAsia="Times New Roman" w:hAnsi="Courier New" w:cs="Courier New"/>
+          <w:color w:val="BCBEC4"/>
+          <w:sz w:val="20"/>
+          <w:szCs w:val="20"/>
+          <w:lang w:val="es-419" w:eastAsia="es-419"/>
+        </w:rPr>
+        <w:br/>
+        <w:t xml:space="preserve">    </w:t>
+      </w:r>
+      <w:proofErr w:type="spellStart"/>
+      <w:r>
+        <w:rPr>
+          <w:rFonts w:ascii="Courier New" w:eastAsia="Times New Roman" w:hAnsi="Courier New" w:cs="Courier New"/>
+          <w:color w:val="BCBEC4"/>
+          <w:sz w:val="20"/>
+          <w:szCs w:val="20"/>
+          <w:lang w:val="es-419" w:eastAsia="es-419"/>
+        </w:rPr>
+        <w:t>string</w:t>
+      </w:r>
+      <w:proofErr w:type="spellEnd"/>
+      <w:r>
+        <w:rPr>
+          <w:rFonts w:ascii="Courier New" w:eastAsia="Times New Roman" w:hAnsi="Courier New" w:cs="Courier New"/>
+          <w:color w:val="BCBEC4"/>
+          <w:sz w:val="20"/>
+          <w:szCs w:val="20"/>
+          <w:lang w:val="es-419" w:eastAsia="es-419"/>
+        </w:rPr>
+        <w:t xml:space="preserve"> nombre;</w:t>
+      </w:r>
+      <w:r>
+        <w:rPr>
+          <w:rFonts w:ascii="Courier New" w:eastAsia="Times New Roman" w:hAnsi="Courier New" w:cs="Courier New"/>
+          <w:color w:val="BCBEC4"/>
+          <w:sz w:val="20"/>
+          <w:szCs w:val="20"/>
+          <w:lang w:val="es-419" w:eastAsia="es-419"/>
+        </w:rPr>
+        <w:br/>
+        <w:t xml:space="preserve">    </w:t>
+      </w:r>
+      <w:proofErr w:type="spellStart"/>
+      <w:r>
+        <w:rPr>
+          <w:rFonts w:ascii="Courier New" w:eastAsia="Times New Roman" w:hAnsi="Courier New" w:cs="Courier New"/>
+          <w:color w:val="BCBEC4"/>
+          <w:sz w:val="20"/>
+          <w:szCs w:val="20"/>
+          <w:lang w:val="es-419" w:eastAsia="es-419"/>
+        </w:rPr>
+        <w:t>string</w:t>
+      </w:r>
+      <w:proofErr w:type="spellEnd"/>
+      <w:r>
+        <w:rPr>
+          <w:rFonts w:ascii="Courier New" w:eastAsia="Times New Roman" w:hAnsi="Courier New" w:cs="Courier New"/>
+          <w:color w:val="BCBEC4"/>
+          <w:sz w:val="20"/>
+          <w:szCs w:val="20"/>
+          <w:lang w:val="es-419" w:eastAsia="es-419"/>
+        </w:rPr>
+        <w:t xml:space="preserve"> apellido;</w:t>
+      </w:r>
+      <w:r>
+        <w:rPr>
+          <w:rFonts w:ascii="Courier New" w:eastAsia="Times New Roman" w:hAnsi="Courier New" w:cs="Courier New"/>
+          <w:color w:val="BCBEC4"/>
+          <w:sz w:val="20"/>
+          <w:szCs w:val="20"/>
+          <w:lang w:val="es-419" w:eastAsia="es-419"/>
+        </w:rPr>
+        <w:br/>
+        <w:t xml:space="preserve">    </w:t>
+      </w:r>
+      <w:proofErr w:type="spellStart"/>
+      <w:r>
+        <w:rPr>
+          <w:rFonts w:ascii="Courier New" w:eastAsia="Times New Roman" w:hAnsi="Courier New" w:cs="Courier New"/>
+          <w:color w:val="BCBEC4"/>
+          <w:sz w:val="20"/>
+          <w:szCs w:val="20"/>
+          <w:lang w:val="es-419" w:eastAsia="es-419"/>
+        </w:rPr>
+        <w:t>string</w:t>
+      </w:r>
+      <w:proofErr w:type="spellEnd"/>
+      <w:r>
+        <w:rPr>
+          <w:rFonts w:ascii="Courier New" w:eastAsia="Times New Roman" w:hAnsi="Courier New" w:cs="Courier New"/>
+          <w:color w:val="BCBEC4"/>
+          <w:sz w:val="20"/>
+          <w:szCs w:val="20"/>
+          <w:lang w:val="es-419" w:eastAsia="es-419"/>
+        </w:rPr>
+        <w:t xml:space="preserve"> carrera;</w:t>
+      </w:r>
+      <w:r>
+        <w:rPr>
+          <w:rFonts w:ascii="Courier New" w:eastAsia="Times New Roman" w:hAnsi="Courier New" w:cs="Courier New"/>
+          <w:color w:val="BCBEC4"/>
+          <w:sz w:val="20"/>
+          <w:szCs w:val="20"/>
+          <w:lang w:val="es-419" w:eastAsia="es-419"/>
+        </w:rPr>
+        <w:br/>
+        <w:t xml:space="preserve">    Nodo* siguiente;</w:t>
+      </w:r>
+      <w:r>
+        <w:rPr>
+          <w:rFonts w:ascii="Courier New" w:eastAsia="Times New Roman" w:hAnsi="Courier New" w:cs="Courier New"/>
+          <w:color w:val="BCBEC4"/>
+          <w:sz w:val="20"/>
+          <w:szCs w:val="20"/>
+          <w:lang w:val="es-419" w:eastAsia="es-419"/>
+        </w:rPr>
+        <w:br/>
+        <w:t>};</w:t>
+      </w:r>
+      <w:r>
+        <w:rPr>
+          <w:rFonts w:ascii="Courier New" w:eastAsia="Times New Roman" w:hAnsi="Courier New" w:cs="Courier New"/>
+          <w:color w:val="BCBEC4"/>
+          <w:sz w:val="20"/>
+          <w:szCs w:val="20"/>
+          <w:lang w:val="es-419" w:eastAsia="es-419"/>
+        </w:rPr>
+        <w:br/>
+      </w:r>
+      <w:r>
+        <w:rPr>
+          <w:rFonts w:ascii="Courier New" w:eastAsia="Times New Roman" w:hAnsi="Courier New" w:cs="Courier New"/>
+          <w:color w:val="BCBEC4"/>
+          <w:sz w:val="20"/>
+          <w:szCs w:val="20"/>
+          <w:lang w:val="es-419" w:eastAsia="es-419"/>
+        </w:rPr>
+        <w:br/>
+      </w:r>
+      <w:proofErr w:type="spellStart"/>
+      <w:r>
+        <w:rPr>
+          <w:rFonts w:ascii="Courier New" w:eastAsia="Times New Roman" w:hAnsi="Courier New" w:cs="Courier New"/>
+          <w:color w:val="CF8E6D"/>
+          <w:sz w:val="20"/>
+          <w:szCs w:val="20"/>
+          <w:lang w:val="es-419" w:eastAsia="es-419"/>
+        </w:rPr>
+        <w:t>void</w:t>
+      </w:r>
+      <w:proofErr w:type="spellEnd"/>
+      <w:r>
+        <w:rPr>
+          <w:rFonts w:ascii="Courier New" w:eastAsia="Times New Roman" w:hAnsi="Courier New" w:cs="Courier New"/>
+          <w:color w:val="CF8E6D"/>
+          <w:sz w:val="20"/>
+          <w:szCs w:val="20"/>
+          <w:lang w:val="es-419" w:eastAsia="es-419"/>
+        </w:rPr>
+        <w:t xml:space="preserve"> </w:t>
+      </w:r>
+      <w:proofErr w:type="spellStart"/>
+      <w:r>
+        <w:rPr>
+          <w:rFonts w:ascii="Courier New" w:eastAsia="Times New Roman" w:hAnsi="Courier New" w:cs="Courier New"/>
+          <w:color w:val="BCBEC4"/>
+          <w:sz w:val="20"/>
+          <w:szCs w:val="20"/>
+          <w:lang w:val="es-419" w:eastAsia="es-419"/>
+        </w:rPr>
+        <w:t>insertarInicio</w:t>
+      </w:r>
+      <w:proofErr w:type="spellEnd"/>
+      <w:r>
+        <w:rPr>
+          <w:rFonts w:ascii="Courier New" w:eastAsia="Times New Roman" w:hAnsi="Courier New" w:cs="Courier New"/>
+          <w:color w:val="BCBEC4"/>
+          <w:sz w:val="20"/>
+          <w:szCs w:val="20"/>
+          <w:lang w:val="es-419" w:eastAsia="es-419"/>
+        </w:rPr>
+        <w:t>(Nodo*&amp; lista) {</w:t>
+      </w:r>
+      <w:r>
+        <w:rPr>
+          <w:rFonts w:ascii="Courier New" w:eastAsia="Times New Roman" w:hAnsi="Courier New" w:cs="Courier New"/>
+          <w:color w:val="BCBEC4"/>
+          <w:sz w:val="20"/>
+          <w:szCs w:val="20"/>
+          <w:lang w:val="es-419" w:eastAsia="es-419"/>
+        </w:rPr>
+        <w:br/>
+        <w:t xml:space="preserve">    Nodo* nuevo = </w:t>
+      </w:r>
+      <w:r>
+        <w:rPr>
+          <w:rFonts w:ascii="Courier New" w:eastAsia="Times New Roman" w:hAnsi="Courier New" w:cs="Courier New"/>
+          <w:color w:val="CF8E6D"/>
+          <w:sz w:val="20"/>
+          <w:szCs w:val="20"/>
+          <w:lang w:val="es-419" w:eastAsia="es-419"/>
+        </w:rPr>
+        <w:t xml:space="preserve">new </w:t>
+      </w:r>
+      <w:r>
+        <w:rPr>
+          <w:rFonts w:ascii="Courier New" w:eastAsia="Times New Roman" w:hAnsi="Courier New" w:cs="Courier New"/>
+          <w:color w:val="BCBEC4"/>
+          <w:sz w:val="20"/>
+          <w:szCs w:val="20"/>
+          <w:lang w:val="es-419" w:eastAsia="es-419"/>
+        </w:rPr>
+        <w:t>Nodo;</w:t>
+      </w:r>
+      <w:r>
+        <w:rPr>
+          <w:rFonts w:ascii="Courier New" w:eastAsia="Times New Roman" w:hAnsi="Courier New" w:cs="Courier New"/>
+          <w:color w:val="BCBEC4"/>
+          <w:sz w:val="20"/>
+          <w:szCs w:val="20"/>
+          <w:lang w:val="es-419" w:eastAsia="es-419"/>
+        </w:rPr>
+        <w:br/>
+      </w:r>
+      <w:r>
+        <w:rPr>
+          <w:rFonts w:ascii="Courier New" w:eastAsia="Times New Roman" w:hAnsi="Courier New" w:cs="Courier New"/>
+          <w:color w:val="BCBEC4"/>
+          <w:sz w:val="20"/>
+          <w:szCs w:val="20"/>
+          <w:lang w:val="es-419" w:eastAsia="es-419"/>
+        </w:rPr>
+        <w:br/>
+        <w:t xml:space="preserve">    </w:t>
+      </w:r>
+      <w:proofErr w:type="spellStart"/>
+      <w:r>
+        <w:rPr>
+          <w:rFonts w:ascii="Courier New" w:eastAsia="Times New Roman" w:hAnsi="Courier New" w:cs="Courier New"/>
+          <w:color w:val="BCBEC4"/>
+          <w:sz w:val="20"/>
+          <w:szCs w:val="20"/>
+          <w:lang w:val="es-419" w:eastAsia="es-419"/>
+        </w:rPr>
+        <w:t>cout</w:t>
+      </w:r>
+      <w:proofErr w:type="spellEnd"/>
+      <w:r>
+        <w:rPr>
+          <w:rFonts w:ascii="Courier New" w:eastAsia="Times New Roman" w:hAnsi="Courier New" w:cs="Courier New"/>
+          <w:color w:val="BCBEC4"/>
+          <w:sz w:val="20"/>
+          <w:szCs w:val="20"/>
+          <w:lang w:val="es-419" w:eastAsia="es-419"/>
+        </w:rPr>
+        <w:t xml:space="preserve"> &lt;&lt; </w:t>
+      </w:r>
+      <w:r>
+        <w:rPr>
+          <w:rFonts w:ascii="Courier New" w:eastAsia="Times New Roman" w:hAnsi="Courier New" w:cs="Courier New"/>
+          <w:color w:val="6AAB73"/>
+          <w:sz w:val="20"/>
+          <w:szCs w:val="20"/>
+          <w:lang w:val="es-419" w:eastAsia="es-419"/>
+        </w:rPr>
+        <w:t>"Ingrese carne: "</w:t>
+      </w:r>
+      <w:r>
+        <w:rPr>
+          <w:rFonts w:ascii="Courier New" w:eastAsia="Times New Roman" w:hAnsi="Courier New" w:cs="Courier New"/>
+          <w:color w:val="BCBEC4"/>
+          <w:sz w:val="20"/>
+          <w:szCs w:val="20"/>
+          <w:lang w:val="es-419" w:eastAsia="es-419"/>
+        </w:rPr>
+        <w:t>;</w:t>
+      </w:r>
+      <w:r>
+        <w:rPr>
+          <w:rFonts w:ascii="Courier New" w:eastAsia="Times New Roman" w:hAnsi="Courier New" w:cs="Courier New"/>
+          <w:color w:val="BCBEC4"/>
+          <w:sz w:val="20"/>
+          <w:szCs w:val="20"/>
+          <w:lang w:val="es-419" w:eastAsia="es-419"/>
+        </w:rPr>
+        <w:br/>
+        <w:t xml:space="preserve">    </w:t>
+      </w:r>
+      <w:proofErr w:type="spellStart"/>
+      <w:r>
+        <w:rPr>
+          <w:rFonts w:ascii="Courier New" w:eastAsia="Times New Roman" w:hAnsi="Courier New" w:cs="Courier New"/>
+          <w:color w:val="BCBEC4"/>
+          <w:sz w:val="20"/>
+          <w:szCs w:val="20"/>
+          <w:lang w:val="es-419" w:eastAsia="es-419"/>
+        </w:rPr>
+        <w:t>cin</w:t>
+      </w:r>
+      <w:proofErr w:type="spellEnd"/>
+      <w:r>
+        <w:rPr>
+          <w:rFonts w:ascii="Courier New" w:eastAsia="Times New Roman" w:hAnsi="Courier New" w:cs="Courier New"/>
+          <w:color w:val="BCBEC4"/>
+          <w:sz w:val="20"/>
+          <w:szCs w:val="20"/>
+          <w:lang w:val="es-419" w:eastAsia="es-419"/>
+        </w:rPr>
+        <w:t xml:space="preserve"> &gt;&gt; nuevo-&gt;carne;</w:t>
+      </w:r>
+      <w:r>
+        <w:rPr>
+          <w:rFonts w:ascii="Courier New" w:eastAsia="Times New Roman" w:hAnsi="Courier New" w:cs="Courier New"/>
+          <w:color w:val="BCBEC4"/>
+          <w:sz w:val="20"/>
+          <w:szCs w:val="20"/>
+          <w:lang w:val="es-419" w:eastAsia="es-419"/>
+        </w:rPr>
+        <w:br/>
+        <w:t xml:space="preserve">    </w:t>
+      </w:r>
+      <w:proofErr w:type="spellStart"/>
+      <w:r>
+        <w:rPr>
+          <w:rFonts w:ascii="Courier New" w:eastAsia="Times New Roman" w:hAnsi="Courier New" w:cs="Courier New"/>
+          <w:color w:val="BCBEC4"/>
+          <w:sz w:val="20"/>
+          <w:szCs w:val="20"/>
+          <w:lang w:val="es-419" w:eastAsia="es-419"/>
+        </w:rPr>
+        <w:t>cout</w:t>
+      </w:r>
+      <w:proofErr w:type="spellEnd"/>
+      <w:r>
+        <w:rPr>
+          <w:rFonts w:ascii="Courier New" w:eastAsia="Times New Roman" w:hAnsi="Courier New" w:cs="Courier New"/>
+          <w:color w:val="BCBEC4"/>
+          <w:sz w:val="20"/>
+          <w:szCs w:val="20"/>
+          <w:lang w:val="es-419" w:eastAsia="es-419"/>
+        </w:rPr>
+        <w:t xml:space="preserve"> &lt;&lt; </w:t>
+      </w:r>
+      <w:r>
+        <w:rPr>
+          <w:rFonts w:ascii="Courier New" w:eastAsia="Times New Roman" w:hAnsi="Courier New" w:cs="Courier New"/>
+          <w:color w:val="6AAB73"/>
+          <w:sz w:val="20"/>
+          <w:szCs w:val="20"/>
+          <w:lang w:val="es-419" w:eastAsia="es-419"/>
+        </w:rPr>
+        <w:t>"Ingrese nombre: "</w:t>
+      </w:r>
+      <w:r>
+        <w:rPr>
+          <w:rFonts w:ascii="Courier New" w:eastAsia="Times New Roman" w:hAnsi="Courier New" w:cs="Courier New"/>
+          <w:color w:val="BCBEC4"/>
+          <w:sz w:val="20"/>
+          <w:szCs w:val="20"/>
+          <w:lang w:val="es-419" w:eastAsia="es-419"/>
+        </w:rPr>
+        <w:t>;</w:t>
+      </w:r>
+      <w:r>
+        <w:rPr>
+          <w:rFonts w:ascii="Courier New" w:eastAsia="Times New Roman" w:hAnsi="Courier New" w:cs="Courier New"/>
+          <w:color w:val="BCBEC4"/>
+          <w:sz w:val="20"/>
+          <w:szCs w:val="20"/>
+          <w:lang w:val="es-419" w:eastAsia="es-419"/>
+        </w:rPr>
+        <w:br/>
+        <w:t xml:space="preserve">    </w:t>
+      </w:r>
+      <w:proofErr w:type="spellStart"/>
+      <w:r>
+        <w:rPr>
+          <w:rFonts w:ascii="Courier New" w:eastAsia="Times New Roman" w:hAnsi="Courier New" w:cs="Courier New"/>
+          <w:color w:val="BCBEC4"/>
+          <w:sz w:val="20"/>
+          <w:szCs w:val="20"/>
+          <w:lang w:val="es-419" w:eastAsia="es-419"/>
+        </w:rPr>
+        <w:t>cin</w:t>
+      </w:r>
+      <w:proofErr w:type="spellEnd"/>
+      <w:r>
+        <w:rPr>
+          <w:rFonts w:ascii="Courier New" w:eastAsia="Times New Roman" w:hAnsi="Courier New" w:cs="Courier New"/>
+          <w:color w:val="BCBEC4"/>
+          <w:sz w:val="20"/>
+          <w:szCs w:val="20"/>
+          <w:lang w:val="es-419" w:eastAsia="es-419"/>
+        </w:rPr>
+        <w:t xml:space="preserve"> &gt;&gt; nuevo-&gt;nombre;</w:t>
+      </w:r>
+      <w:r>
+        <w:rPr>
+          <w:rFonts w:ascii="Courier New" w:eastAsia="Times New Roman" w:hAnsi="Courier New" w:cs="Courier New"/>
+          <w:color w:val="BCBEC4"/>
+          <w:sz w:val="20"/>
+          <w:szCs w:val="20"/>
+          <w:lang w:val="es-419" w:eastAsia="es-419"/>
+        </w:rPr>
+        <w:br/>
+        <w:t xml:space="preserve">    </w:t>
+      </w:r>
+      <w:proofErr w:type="spellStart"/>
+      <w:r>
+        <w:rPr>
+          <w:rFonts w:ascii="Courier New" w:eastAsia="Times New Roman" w:hAnsi="Courier New" w:cs="Courier New"/>
+          <w:color w:val="BCBEC4"/>
+          <w:sz w:val="20"/>
+          <w:szCs w:val="20"/>
+          <w:lang w:val="es-419" w:eastAsia="es-419"/>
+        </w:rPr>
+        <w:t>cout</w:t>
+      </w:r>
+      <w:proofErr w:type="spellEnd"/>
+      <w:r>
+        <w:rPr>
+          <w:rFonts w:ascii="Courier New" w:eastAsia="Times New Roman" w:hAnsi="Courier New" w:cs="Courier New"/>
+          <w:color w:val="BCBEC4"/>
+          <w:sz w:val="20"/>
+          <w:szCs w:val="20"/>
+          <w:lang w:val="es-419" w:eastAsia="es-419"/>
+        </w:rPr>
+        <w:t xml:space="preserve"> &lt;&lt; </w:t>
+      </w:r>
+      <w:r>
+        <w:rPr>
+          <w:rFonts w:ascii="Courier New" w:eastAsia="Times New Roman" w:hAnsi="Courier New" w:cs="Courier New"/>
+          <w:color w:val="6AAB73"/>
+          <w:sz w:val="20"/>
+          <w:szCs w:val="20"/>
+          <w:lang w:val="es-419" w:eastAsia="es-419"/>
+        </w:rPr>
+        <w:t>"Ingrese apellido: "</w:t>
+      </w:r>
+      <w:r>
+        <w:rPr>
+          <w:rFonts w:ascii="Courier New" w:eastAsia="Times New Roman" w:hAnsi="Courier New" w:cs="Courier New"/>
+          <w:color w:val="BCBEC4"/>
+          <w:sz w:val="20"/>
+          <w:szCs w:val="20"/>
+          <w:lang w:val="es-419" w:eastAsia="es-419"/>
+        </w:rPr>
+        <w:t>;</w:t>
+      </w:r>
+      <w:r>
+        <w:rPr>
+          <w:rFonts w:ascii="Courier New" w:eastAsia="Times New Roman" w:hAnsi="Courier New" w:cs="Courier New"/>
+          <w:color w:val="BCBEC4"/>
+          <w:sz w:val="20"/>
+          <w:szCs w:val="20"/>
+          <w:lang w:val="es-419" w:eastAsia="es-419"/>
+        </w:rPr>
+        <w:br/>
+        <w:t xml:space="preserve">    </w:t>
+      </w:r>
+      <w:proofErr w:type="spellStart"/>
+      <w:r>
+        <w:rPr>
+          <w:rFonts w:ascii="Courier New" w:eastAsia="Times New Roman" w:hAnsi="Courier New" w:cs="Courier New"/>
+          <w:color w:val="BCBEC4"/>
+          <w:sz w:val="20"/>
+          <w:szCs w:val="20"/>
+          <w:lang w:val="es-419" w:eastAsia="es-419"/>
+        </w:rPr>
+        <w:t>cin</w:t>
+      </w:r>
+      <w:proofErr w:type="spellEnd"/>
+      <w:r>
+        <w:rPr>
+          <w:rFonts w:ascii="Courier New" w:eastAsia="Times New Roman" w:hAnsi="Courier New" w:cs="Courier New"/>
+          <w:color w:val="BCBEC4"/>
+          <w:sz w:val="20"/>
+          <w:szCs w:val="20"/>
+          <w:lang w:val="es-419" w:eastAsia="es-419"/>
+        </w:rPr>
+        <w:t xml:space="preserve"> &gt;&gt; nuevo-&gt;apellido;</w:t>
+      </w:r>
+      <w:r>
+        <w:rPr>
+          <w:rFonts w:ascii="Courier New" w:eastAsia="Times New Roman" w:hAnsi="Courier New" w:cs="Courier New"/>
+          <w:color w:val="BCBEC4"/>
+          <w:sz w:val="20"/>
+          <w:szCs w:val="20"/>
+          <w:lang w:val="es-419" w:eastAsia="es-419"/>
+        </w:rPr>
+        <w:br/>
+        <w:t xml:space="preserve">    </w:t>
+      </w:r>
+      <w:proofErr w:type="spellStart"/>
+      <w:r>
+        <w:rPr>
+          <w:rFonts w:ascii="Courier New" w:eastAsia="Times New Roman" w:hAnsi="Courier New" w:cs="Courier New"/>
+          <w:color w:val="BCBEC4"/>
+          <w:sz w:val="20"/>
+          <w:szCs w:val="20"/>
+          <w:lang w:val="es-419" w:eastAsia="es-419"/>
+        </w:rPr>
+        <w:t>cout</w:t>
+      </w:r>
+      <w:proofErr w:type="spellEnd"/>
+      <w:r>
+        <w:rPr>
+          <w:rFonts w:ascii="Courier New" w:eastAsia="Times New Roman" w:hAnsi="Courier New" w:cs="Courier New"/>
+          <w:color w:val="BCBEC4"/>
+          <w:sz w:val="20"/>
+          <w:szCs w:val="20"/>
+          <w:lang w:val="es-419" w:eastAsia="es-419"/>
+        </w:rPr>
+        <w:t xml:space="preserve"> &lt;&lt; </w:t>
+      </w:r>
+      <w:r>
+        <w:rPr>
+          <w:rFonts w:ascii="Courier New" w:eastAsia="Times New Roman" w:hAnsi="Courier New" w:cs="Courier New"/>
+          <w:color w:val="6AAB73"/>
+          <w:sz w:val="20"/>
+          <w:szCs w:val="20"/>
+          <w:lang w:val="es-419" w:eastAsia="es-419"/>
+        </w:rPr>
+        <w:t>"Ingrese carrera: "</w:t>
+      </w:r>
+      <w:r>
+        <w:rPr>
+          <w:rFonts w:ascii="Courier New" w:eastAsia="Times New Roman" w:hAnsi="Courier New" w:cs="Courier New"/>
+          <w:color w:val="BCBEC4"/>
+          <w:sz w:val="20"/>
+          <w:szCs w:val="20"/>
+          <w:lang w:val="es-419" w:eastAsia="es-419"/>
+        </w:rPr>
+        <w:t>;</w:t>
+      </w:r>
+      <w:r>
+        <w:rPr>
+          <w:rFonts w:ascii="Courier New" w:eastAsia="Times New Roman" w:hAnsi="Courier New" w:cs="Courier New"/>
+          <w:color w:val="BCBEC4"/>
+          <w:sz w:val="20"/>
+          <w:szCs w:val="20"/>
+          <w:lang w:val="es-419" w:eastAsia="es-419"/>
+        </w:rPr>
+        <w:br/>
+        <w:t xml:space="preserve">    </w:t>
+      </w:r>
+      <w:proofErr w:type="spellStart"/>
+      <w:r>
+        <w:rPr>
+          <w:rFonts w:ascii="Courier New" w:eastAsia="Times New Roman" w:hAnsi="Courier New" w:cs="Courier New"/>
+          <w:color w:val="BCBEC4"/>
+          <w:sz w:val="20"/>
+          <w:szCs w:val="20"/>
+          <w:lang w:val="es-419" w:eastAsia="es-419"/>
+        </w:rPr>
+        <w:t>cin</w:t>
+      </w:r>
+      <w:proofErr w:type="spellEnd"/>
+      <w:r>
+        <w:rPr>
+          <w:rFonts w:ascii="Courier New" w:eastAsia="Times New Roman" w:hAnsi="Courier New" w:cs="Courier New"/>
+          <w:color w:val="BCBEC4"/>
+          <w:sz w:val="20"/>
+          <w:szCs w:val="20"/>
+          <w:lang w:val="es-419" w:eastAsia="es-419"/>
+        </w:rPr>
+        <w:t xml:space="preserve"> &gt;&gt; nuevo-&gt;carrera;</w:t>
+      </w:r>
+      <w:r>
+        <w:rPr>
+          <w:rFonts w:ascii="Courier New" w:eastAsia="Times New Roman" w:hAnsi="Courier New" w:cs="Courier New"/>
+          <w:color w:val="BCBEC4"/>
+          <w:sz w:val="20"/>
+          <w:szCs w:val="20"/>
+          <w:lang w:val="es-419" w:eastAsia="es-419"/>
+        </w:rPr>
+        <w:br/>
+      </w:r>
+      <w:r>
+        <w:rPr>
+          <w:rFonts w:ascii="Courier New" w:eastAsia="Times New Roman" w:hAnsi="Courier New" w:cs="Courier New"/>
+          <w:color w:val="BCBEC4"/>
+          <w:sz w:val="20"/>
+          <w:szCs w:val="20"/>
+          <w:lang w:val="es-419" w:eastAsia="es-419"/>
+        </w:rPr>
+        <w:br/>
+        <w:t xml:space="preserve">    nuevo-&gt;siguiente = lista;</w:t>
+      </w:r>
+      <w:r>
+        <w:rPr>
+          <w:rFonts w:ascii="Courier New" w:eastAsia="Times New Roman" w:hAnsi="Courier New" w:cs="Courier New"/>
+          <w:color w:val="BCBEC4"/>
+          <w:sz w:val="20"/>
+          <w:szCs w:val="20"/>
+          <w:lang w:val="es-419" w:eastAsia="es-419"/>
+        </w:rPr>
+        <w:br/>
+        <w:t xml:space="preserve">    lista = nuevo;</w:t>
+      </w:r>
+      <w:r>
+        <w:rPr>
+          <w:rFonts w:ascii="Courier New" w:eastAsia="Times New Roman" w:hAnsi="Courier New" w:cs="Courier New"/>
+          <w:color w:val="BCBEC4"/>
+          <w:sz w:val="20"/>
+          <w:szCs w:val="20"/>
+          <w:lang w:val="es-419" w:eastAsia="es-419"/>
+        </w:rPr>
+        <w:br/>
+      </w:r>
+      <w:r>
+        <w:rPr>
+          <w:rFonts w:ascii="Courier New" w:eastAsia="Times New Roman" w:hAnsi="Courier New" w:cs="Courier New"/>
+          <w:color w:val="BCBEC4"/>
+          <w:sz w:val="20"/>
+          <w:szCs w:val="20"/>
+          <w:lang w:val="es-419" w:eastAsia="es-419"/>
+        </w:rPr>
+        <w:br/>
+        <w:t xml:space="preserve">    </w:t>
+      </w:r>
+      <w:proofErr w:type="spellStart"/>
+      <w:r>
+        <w:rPr>
+          <w:rFonts w:ascii="Courier New" w:eastAsia="Times New Roman" w:hAnsi="Courier New" w:cs="Courier New"/>
+          <w:color w:val="BCBEC4"/>
+          <w:sz w:val="20"/>
+          <w:szCs w:val="20"/>
+          <w:lang w:val="es-419" w:eastAsia="es-419"/>
+        </w:rPr>
+        <w:t>cout</w:t>
+      </w:r>
+      <w:proofErr w:type="spellEnd"/>
+      <w:r>
+        <w:rPr>
+          <w:rFonts w:ascii="Courier New" w:eastAsia="Times New Roman" w:hAnsi="Courier New" w:cs="Courier New"/>
+          <w:color w:val="BCBEC4"/>
+          <w:sz w:val="20"/>
+          <w:szCs w:val="20"/>
+          <w:lang w:val="es-419" w:eastAsia="es-419"/>
+        </w:rPr>
+        <w:t xml:space="preserve"> &lt;&lt; </w:t>
+      </w:r>
+      <w:r>
+        <w:rPr>
+          <w:rFonts w:ascii="Courier New" w:eastAsia="Times New Roman" w:hAnsi="Courier New" w:cs="Courier New"/>
+          <w:color w:val="6AAB73"/>
+          <w:sz w:val="20"/>
+          <w:szCs w:val="20"/>
+          <w:lang w:val="es-419" w:eastAsia="es-419"/>
+        </w:rPr>
+        <w:t>"Estudiante agregado al inicio</w:t>
+      </w:r>
+      <w:r>
+        <w:rPr>
+          <w:rFonts w:ascii="Courier New" w:eastAsia="Times New Roman" w:hAnsi="Courier New" w:cs="Courier New"/>
+          <w:color w:val="CF8E6D"/>
+          <w:sz w:val="20"/>
+          <w:szCs w:val="20"/>
+          <w:lang w:val="es-419" w:eastAsia="es-419"/>
+        </w:rPr>
+        <w:t>\n</w:t>
+      </w:r>
+      <w:r>
+        <w:rPr>
+          <w:rFonts w:ascii="Courier New" w:eastAsia="Times New Roman" w:hAnsi="Courier New" w:cs="Courier New"/>
+          <w:color w:val="6AAB73"/>
+          <w:sz w:val="20"/>
+          <w:szCs w:val="20"/>
+          <w:lang w:val="es-419" w:eastAsia="es-419"/>
+        </w:rPr>
+        <w:t>"</w:t>
+      </w:r>
+      <w:r>
+        <w:rPr>
+          <w:rFonts w:ascii="Courier New" w:eastAsia="Times New Roman" w:hAnsi="Courier New" w:cs="Courier New"/>
+          <w:color w:val="BCBEC4"/>
+          <w:sz w:val="20"/>
+          <w:szCs w:val="20"/>
+          <w:lang w:val="es-419" w:eastAsia="es-419"/>
+        </w:rPr>
+        <w:t>;</w:t>
+      </w:r>
+      <w:r>
+        <w:rPr>
+          <w:rFonts w:ascii="Courier New" w:eastAsia="Times New Roman" w:hAnsi="Courier New" w:cs="Courier New"/>
+          <w:color w:val="BCBEC4"/>
+          <w:sz w:val="20"/>
+          <w:szCs w:val="20"/>
+          <w:lang w:val="es-419" w:eastAsia="es-419"/>
+        </w:rPr>
+        <w:br/>
+        <w:t>}</w:t>
+      </w:r>
+      <w:r>
+        <w:rPr>
+          <w:rFonts w:ascii="Courier New" w:eastAsia="Times New Roman" w:hAnsi="Courier New" w:cs="Courier New"/>
+          <w:color w:val="BCBEC4"/>
+          <w:sz w:val="20"/>
+          <w:szCs w:val="20"/>
+          <w:lang w:val="es-419" w:eastAsia="es-419"/>
+        </w:rPr>
+        <w:br/>
+      </w:r>
+      <w:r>
+        <w:rPr>
+          <w:rFonts w:ascii="Courier New" w:eastAsia="Times New Roman" w:hAnsi="Courier New" w:cs="Courier New"/>
+          <w:color w:val="BCBEC4"/>
+          <w:sz w:val="20"/>
+          <w:szCs w:val="20"/>
+          <w:lang w:val="es-419" w:eastAsia="es-419"/>
+        </w:rPr>
+        <w:br/>
+      </w:r>
+      <w:proofErr w:type="spellStart"/>
+      <w:r>
+        <w:rPr>
+          <w:rFonts w:ascii="Courier New" w:eastAsia="Times New Roman" w:hAnsi="Courier New" w:cs="Courier New"/>
+          <w:color w:val="CF8E6D"/>
+          <w:sz w:val="20"/>
+          <w:szCs w:val="20"/>
+          <w:lang w:val="es-419" w:eastAsia="es-419"/>
+        </w:rPr>
+        <w:t>void</w:t>
+      </w:r>
+      <w:proofErr w:type="spellEnd"/>
+      <w:r>
+        <w:rPr>
+          <w:rFonts w:ascii="Courier New" w:eastAsia="Times New Roman" w:hAnsi="Courier New" w:cs="Courier New"/>
+          <w:color w:val="CF8E6D"/>
+          <w:sz w:val="20"/>
+          <w:szCs w:val="20"/>
+          <w:lang w:val="es-419" w:eastAsia="es-419"/>
+        </w:rPr>
+        <w:t xml:space="preserve"> </w:t>
+      </w:r>
+      <w:proofErr w:type="spellStart"/>
+      <w:r>
+        <w:rPr>
+          <w:rFonts w:ascii="Courier New" w:eastAsia="Times New Roman" w:hAnsi="Courier New" w:cs="Courier New"/>
+          <w:color w:val="BCBEC4"/>
+          <w:sz w:val="20"/>
+          <w:szCs w:val="20"/>
+          <w:lang w:val="es-419" w:eastAsia="es-419"/>
+        </w:rPr>
+        <w:t>insertarFinal</w:t>
+      </w:r>
+      <w:proofErr w:type="spellEnd"/>
+      <w:r>
+        <w:rPr>
+          <w:rFonts w:ascii="Courier New" w:eastAsia="Times New Roman" w:hAnsi="Courier New" w:cs="Courier New"/>
+          <w:color w:val="BCBEC4"/>
+          <w:sz w:val="20"/>
+          <w:szCs w:val="20"/>
+          <w:lang w:val="es-419" w:eastAsia="es-419"/>
+        </w:rPr>
+        <w:t>(Nodo*&amp; lista) {</w:t>
+      </w:r>
+      <w:r>
+        <w:rPr>
+          <w:rFonts w:ascii="Courier New" w:eastAsia="Times New Roman" w:hAnsi="Courier New" w:cs="Courier New"/>
+          <w:color w:val="BCBEC4"/>
+          <w:sz w:val="20"/>
+          <w:szCs w:val="20"/>
+          <w:lang w:val="es-419" w:eastAsia="es-419"/>
+        </w:rPr>
+        <w:br/>
+        <w:t xml:space="preserve">    Nodo* nuevo = </w:t>
+      </w:r>
+      <w:r>
+        <w:rPr>
+          <w:rFonts w:ascii="Courier New" w:eastAsia="Times New Roman" w:hAnsi="Courier New" w:cs="Courier New"/>
+          <w:color w:val="CF8E6D"/>
+          <w:sz w:val="20"/>
+          <w:szCs w:val="20"/>
+          <w:lang w:val="es-419" w:eastAsia="es-419"/>
+        </w:rPr>
+        <w:t xml:space="preserve">new </w:t>
+      </w:r>
+      <w:r>
+        <w:rPr>
+          <w:rFonts w:ascii="Courier New" w:eastAsia="Times New Roman" w:hAnsi="Courier New" w:cs="Courier New"/>
+          <w:color w:val="BCBEC4"/>
+          <w:sz w:val="20"/>
+          <w:szCs w:val="20"/>
+          <w:lang w:val="es-419" w:eastAsia="es-419"/>
+        </w:rPr>
+        <w:t>Nodo;</w:t>
+      </w:r>
+      <w:r>
+        <w:rPr>
+          <w:rFonts w:ascii="Courier New" w:eastAsia="Times New Roman" w:hAnsi="Courier New" w:cs="Courier New"/>
+          <w:color w:val="BCBEC4"/>
+          <w:sz w:val="20"/>
+          <w:szCs w:val="20"/>
+          <w:lang w:val="es-419" w:eastAsia="es-419"/>
+        </w:rPr>
+        <w:br/>
+      </w:r>
+      <w:r>
+        <w:rPr>
+          <w:rFonts w:ascii="Courier New" w:eastAsia="Times New Roman" w:hAnsi="Courier New" w:cs="Courier New"/>
+          <w:color w:val="BCBEC4"/>
+          <w:sz w:val="20"/>
+          <w:szCs w:val="20"/>
+          <w:lang w:val="es-419" w:eastAsia="es-419"/>
+        </w:rPr>
+        <w:br/>
+        <w:t xml:space="preserve">    </w:t>
+      </w:r>
+      <w:proofErr w:type="spellStart"/>
+      <w:r>
+        <w:rPr>
+          <w:rFonts w:ascii="Courier New" w:eastAsia="Times New Roman" w:hAnsi="Courier New" w:cs="Courier New"/>
+          <w:color w:val="BCBEC4"/>
+          <w:sz w:val="20"/>
+          <w:szCs w:val="20"/>
+          <w:lang w:val="es-419" w:eastAsia="es-419"/>
+        </w:rPr>
+        <w:t>cout</w:t>
+      </w:r>
+      <w:proofErr w:type="spellEnd"/>
+      <w:r>
+        <w:rPr>
+          <w:rFonts w:ascii="Courier New" w:eastAsia="Times New Roman" w:hAnsi="Courier New" w:cs="Courier New"/>
+          <w:color w:val="BCBEC4"/>
+          <w:sz w:val="20"/>
+          <w:szCs w:val="20"/>
+          <w:lang w:val="es-419" w:eastAsia="es-419"/>
+        </w:rPr>
+        <w:t xml:space="preserve"> &lt;&lt; </w:t>
+      </w:r>
+      <w:r>
+        <w:rPr>
+          <w:rFonts w:ascii="Courier New" w:eastAsia="Times New Roman" w:hAnsi="Courier New" w:cs="Courier New"/>
+          <w:color w:val="6AAB73"/>
+          <w:sz w:val="20"/>
+          <w:szCs w:val="20"/>
+          <w:lang w:val="es-419" w:eastAsia="es-419"/>
+        </w:rPr>
+        <w:t>"Ingrese carne: "</w:t>
+      </w:r>
+      <w:r>
+        <w:rPr>
+          <w:rFonts w:ascii="Courier New" w:eastAsia="Times New Roman" w:hAnsi="Courier New" w:cs="Courier New"/>
+          <w:color w:val="BCBEC4"/>
+          <w:sz w:val="20"/>
+          <w:szCs w:val="20"/>
+          <w:lang w:val="es-419" w:eastAsia="es-419"/>
+        </w:rPr>
+        <w:t>;</w:t>
+      </w:r>
+      <w:r>
+        <w:rPr>
+          <w:rFonts w:ascii="Courier New" w:eastAsia="Times New Roman" w:hAnsi="Courier New" w:cs="Courier New"/>
+          <w:color w:val="BCBEC4"/>
+          <w:sz w:val="20"/>
+          <w:szCs w:val="20"/>
+          <w:lang w:val="es-419" w:eastAsia="es-419"/>
+        </w:rPr>
+        <w:br/>
+        <w:t xml:space="preserve">    </w:t>
+      </w:r>
+      <w:proofErr w:type="spellStart"/>
+      <w:r>
+        <w:rPr>
+          <w:rFonts w:ascii="Courier New" w:eastAsia="Times New Roman" w:hAnsi="Courier New" w:cs="Courier New"/>
+          <w:color w:val="BCBEC4"/>
+          <w:sz w:val="20"/>
+          <w:szCs w:val="20"/>
+          <w:lang w:val="es-419" w:eastAsia="es-419"/>
+        </w:rPr>
+        <w:t>cin</w:t>
+      </w:r>
+      <w:proofErr w:type="spellEnd"/>
+      <w:r>
+        <w:rPr>
+          <w:rFonts w:ascii="Courier New" w:eastAsia="Times New Roman" w:hAnsi="Courier New" w:cs="Courier New"/>
+          <w:color w:val="BCBEC4"/>
+          <w:sz w:val="20"/>
+          <w:szCs w:val="20"/>
+          <w:lang w:val="es-419" w:eastAsia="es-419"/>
+        </w:rPr>
+        <w:t xml:space="preserve"> &gt;&gt; nuevo-&gt;carne;</w:t>
+      </w:r>
+      <w:r>
+        <w:rPr>
+          <w:rFonts w:ascii="Courier New" w:eastAsia="Times New Roman" w:hAnsi="Courier New" w:cs="Courier New"/>
+          <w:color w:val="BCBEC4"/>
+          <w:sz w:val="20"/>
+          <w:szCs w:val="20"/>
+          <w:lang w:val="es-419" w:eastAsia="es-419"/>
+        </w:rPr>
+        <w:br/>
+        <w:t xml:space="preserve">    </w:t>
+      </w:r>
+      <w:proofErr w:type="spellStart"/>
+      <w:r>
+        <w:rPr>
+          <w:rFonts w:ascii="Courier New" w:eastAsia="Times New Roman" w:hAnsi="Courier New" w:cs="Courier New"/>
+          <w:color w:val="BCBEC4"/>
+          <w:sz w:val="20"/>
+          <w:szCs w:val="20"/>
+          <w:lang w:val="es-419" w:eastAsia="es-419"/>
+        </w:rPr>
+        <w:t>cout</w:t>
+      </w:r>
+      <w:proofErr w:type="spellEnd"/>
+      <w:r>
+        <w:rPr>
+          <w:rFonts w:ascii="Courier New" w:eastAsia="Times New Roman" w:hAnsi="Courier New" w:cs="Courier New"/>
+          <w:color w:val="BCBEC4"/>
+          <w:sz w:val="20"/>
+          <w:szCs w:val="20"/>
+          <w:lang w:val="es-419" w:eastAsia="es-419"/>
+        </w:rPr>
+        <w:t xml:space="preserve"> &lt;&lt; </w:t>
+      </w:r>
+      <w:r>
+        <w:rPr>
+          <w:rFonts w:ascii="Courier New" w:eastAsia="Times New Roman" w:hAnsi="Courier New" w:cs="Courier New"/>
+          <w:color w:val="6AAB73"/>
+          <w:sz w:val="20"/>
+          <w:szCs w:val="20"/>
+          <w:lang w:val="es-419" w:eastAsia="es-419"/>
+        </w:rPr>
+        <w:t>"Ingrese nombre: "</w:t>
+      </w:r>
+      <w:r>
+        <w:rPr>
+          <w:rFonts w:ascii="Courier New" w:eastAsia="Times New Roman" w:hAnsi="Courier New" w:cs="Courier New"/>
+          <w:color w:val="BCBEC4"/>
+          <w:sz w:val="20"/>
+          <w:szCs w:val="20"/>
+          <w:lang w:val="es-419" w:eastAsia="es-419"/>
+        </w:rPr>
+        <w:t>;</w:t>
+      </w:r>
+      <w:r>
+        <w:rPr>
+          <w:rFonts w:ascii="Courier New" w:eastAsia="Times New Roman" w:hAnsi="Courier New" w:cs="Courier New"/>
+          <w:color w:val="BCBEC4"/>
+          <w:sz w:val="20"/>
+          <w:szCs w:val="20"/>
+          <w:lang w:val="es-419" w:eastAsia="es-419"/>
+        </w:rPr>
+        <w:br/>
+        <w:t xml:space="preserve">    </w:t>
+      </w:r>
+      <w:proofErr w:type="spellStart"/>
+      <w:r>
+        <w:rPr>
+          <w:rFonts w:ascii="Courier New" w:eastAsia="Times New Roman" w:hAnsi="Courier New" w:cs="Courier New"/>
+          <w:color w:val="BCBEC4"/>
+          <w:sz w:val="20"/>
+          <w:szCs w:val="20"/>
+          <w:lang w:val="es-419" w:eastAsia="es-419"/>
+        </w:rPr>
+        <w:t>cin</w:t>
+      </w:r>
+      <w:proofErr w:type="spellEnd"/>
+      <w:r>
+        <w:rPr>
+          <w:rFonts w:ascii="Courier New" w:eastAsia="Times New Roman" w:hAnsi="Courier New" w:cs="Courier New"/>
+          <w:color w:val="BCBEC4"/>
+          <w:sz w:val="20"/>
+          <w:szCs w:val="20"/>
+          <w:lang w:val="es-419" w:eastAsia="es-419"/>
+        </w:rPr>
+        <w:t xml:space="preserve"> &gt;&gt; nuevo-&gt;nombre;</w:t>
+      </w:r>
+      <w:r>
+        <w:rPr>
+          <w:rFonts w:ascii="Courier New" w:eastAsia="Times New Roman" w:hAnsi="Courier New" w:cs="Courier New"/>
+          <w:color w:val="BCBEC4"/>
+          <w:sz w:val="20"/>
+          <w:szCs w:val="20"/>
+          <w:lang w:val="es-419" w:eastAsia="es-419"/>
+        </w:rPr>
+        <w:br/>
+        <w:t xml:space="preserve">    </w:t>
+      </w:r>
+      <w:proofErr w:type="spellStart"/>
+      <w:r>
+        <w:rPr>
+          <w:rFonts w:ascii="Courier New" w:eastAsia="Times New Roman" w:hAnsi="Courier New" w:cs="Courier New"/>
+          <w:color w:val="BCBEC4"/>
+          <w:sz w:val="20"/>
+          <w:szCs w:val="20"/>
+          <w:lang w:val="es-419" w:eastAsia="es-419"/>
+        </w:rPr>
+        <w:t>cout</w:t>
+      </w:r>
+      <w:proofErr w:type="spellEnd"/>
+      <w:r>
+        <w:rPr>
+          <w:rFonts w:ascii="Courier New" w:eastAsia="Times New Roman" w:hAnsi="Courier New" w:cs="Courier New"/>
+          <w:color w:val="BCBEC4"/>
+          <w:sz w:val="20"/>
+          <w:szCs w:val="20"/>
+          <w:lang w:val="es-419" w:eastAsia="es-419"/>
+        </w:rPr>
+        <w:t xml:space="preserve"> &lt;&lt; </w:t>
+      </w:r>
+      <w:r>
+        <w:rPr>
+          <w:rFonts w:ascii="Courier New" w:eastAsia="Times New Roman" w:hAnsi="Courier New" w:cs="Courier New"/>
+          <w:color w:val="6AAB73"/>
+          <w:sz w:val="20"/>
+          <w:szCs w:val="20"/>
+          <w:lang w:val="es-419" w:eastAsia="es-419"/>
+        </w:rPr>
+        <w:t>"Ingrese apellido: "</w:t>
+      </w:r>
+      <w:r>
+        <w:rPr>
+          <w:rFonts w:ascii="Courier New" w:eastAsia="Times New Roman" w:hAnsi="Courier New" w:cs="Courier New"/>
+          <w:color w:val="BCBEC4"/>
+          <w:sz w:val="20"/>
+          <w:szCs w:val="20"/>
+          <w:lang w:val="es-419" w:eastAsia="es-419"/>
+        </w:rPr>
+        <w:t>;</w:t>
+      </w:r>
+      <w:r>
+        <w:rPr>
+          <w:rFonts w:ascii="Courier New" w:eastAsia="Times New Roman" w:hAnsi="Courier New" w:cs="Courier New"/>
+          <w:color w:val="BCBEC4"/>
+          <w:sz w:val="20"/>
+          <w:szCs w:val="20"/>
+          <w:lang w:val="es-419" w:eastAsia="es-419"/>
+        </w:rPr>
+        <w:br/>
+        <w:t xml:space="preserve">    </w:t>
+      </w:r>
+      <w:proofErr w:type="spellStart"/>
+      <w:r>
+        <w:rPr>
+          <w:rFonts w:ascii="Courier New" w:eastAsia="Times New Roman" w:hAnsi="Courier New" w:cs="Courier New"/>
+          <w:color w:val="BCBEC4"/>
+          <w:sz w:val="20"/>
+          <w:szCs w:val="20"/>
+          <w:lang w:val="es-419" w:eastAsia="es-419"/>
+        </w:rPr>
+        <w:t>cin</w:t>
+      </w:r>
+      <w:proofErr w:type="spellEnd"/>
+      <w:r>
+        <w:rPr>
+          <w:rFonts w:ascii="Courier New" w:eastAsia="Times New Roman" w:hAnsi="Courier New" w:cs="Courier New"/>
+          <w:color w:val="BCBEC4"/>
+          <w:sz w:val="20"/>
+          <w:szCs w:val="20"/>
+          <w:lang w:val="es-419" w:eastAsia="es-419"/>
+        </w:rPr>
+        <w:t xml:space="preserve"> &gt;&gt; nuevo-&gt;apellido;</w:t>
+      </w:r>
+      <w:r>
+        <w:rPr>
+          <w:rFonts w:ascii="Courier New" w:eastAsia="Times New Roman" w:hAnsi="Courier New" w:cs="Courier New"/>
+          <w:color w:val="BCBEC4"/>
+          <w:sz w:val="20"/>
+          <w:szCs w:val="20"/>
+          <w:lang w:val="es-419" w:eastAsia="es-419"/>
+        </w:rPr>
+        <w:br/>
+        <w:t xml:space="preserve">    </w:t>
+      </w:r>
+      <w:proofErr w:type="spellStart"/>
+      <w:r>
+        <w:rPr>
+          <w:rFonts w:ascii="Courier New" w:eastAsia="Times New Roman" w:hAnsi="Courier New" w:cs="Courier New"/>
+          <w:color w:val="BCBEC4"/>
+          <w:sz w:val="20"/>
+          <w:szCs w:val="20"/>
+          <w:lang w:val="es-419" w:eastAsia="es-419"/>
+        </w:rPr>
+        <w:t>cout</w:t>
+      </w:r>
+      <w:proofErr w:type="spellEnd"/>
+      <w:r>
+        <w:rPr>
+          <w:rFonts w:ascii="Courier New" w:eastAsia="Times New Roman" w:hAnsi="Courier New" w:cs="Courier New"/>
+          <w:color w:val="BCBEC4"/>
+          <w:sz w:val="20"/>
+          <w:szCs w:val="20"/>
+          <w:lang w:val="es-419" w:eastAsia="es-419"/>
+        </w:rPr>
+        <w:t xml:space="preserve"> &lt;&lt; </w:t>
+      </w:r>
+      <w:r>
+        <w:rPr>
+          <w:rFonts w:ascii="Courier New" w:eastAsia="Times New Roman" w:hAnsi="Courier New" w:cs="Courier New"/>
+          <w:color w:val="6AAB73"/>
+          <w:sz w:val="20"/>
+          <w:szCs w:val="20"/>
+          <w:lang w:val="es-419" w:eastAsia="es-419"/>
+        </w:rPr>
+        <w:t>"Ingrese carrera: "</w:t>
+      </w:r>
+      <w:r>
+        <w:rPr>
+          <w:rFonts w:ascii="Courier New" w:eastAsia="Times New Roman" w:hAnsi="Courier New" w:cs="Courier New"/>
+          <w:color w:val="BCBEC4"/>
+          <w:sz w:val="20"/>
+          <w:szCs w:val="20"/>
+          <w:lang w:val="es-419" w:eastAsia="es-419"/>
+        </w:rPr>
+        <w:t>;</w:t>
+      </w:r>
+      <w:r>
+        <w:rPr>
+          <w:rFonts w:ascii="Courier New" w:eastAsia="Times New Roman" w:hAnsi="Courier New" w:cs="Courier New"/>
+          <w:color w:val="BCBEC4"/>
+          <w:sz w:val="20"/>
+          <w:szCs w:val="20"/>
+          <w:lang w:val="es-419" w:eastAsia="es-419"/>
+        </w:rPr>
+        <w:br/>
+        <w:t xml:space="preserve">    </w:t>
+      </w:r>
+      <w:proofErr w:type="spellStart"/>
+      <w:r>
+        <w:rPr>
+          <w:rFonts w:ascii="Courier New" w:eastAsia="Times New Roman" w:hAnsi="Courier New" w:cs="Courier New"/>
+          <w:color w:val="BCBEC4"/>
+          <w:sz w:val="20"/>
+          <w:szCs w:val="20"/>
+          <w:lang w:val="es-419" w:eastAsia="es-419"/>
+        </w:rPr>
+        <w:t>cin</w:t>
+      </w:r>
+      <w:proofErr w:type="spellEnd"/>
+      <w:r>
+        <w:rPr>
+          <w:rFonts w:ascii="Courier New" w:eastAsia="Times New Roman" w:hAnsi="Courier New" w:cs="Courier New"/>
+          <w:color w:val="BCBEC4"/>
+          <w:sz w:val="20"/>
+          <w:szCs w:val="20"/>
+          <w:lang w:val="es-419" w:eastAsia="es-419"/>
+        </w:rPr>
+        <w:t xml:space="preserve"> &gt;&gt; nuevo-&gt;carrera;</w:t>
+      </w:r>
+      <w:r>
+        <w:rPr>
+          <w:rFonts w:ascii="Courier New" w:eastAsia="Times New Roman" w:hAnsi="Courier New" w:cs="Courier New"/>
+          <w:color w:val="BCBEC4"/>
+          <w:sz w:val="20"/>
+          <w:szCs w:val="20"/>
+          <w:lang w:val="es-419" w:eastAsia="es-419"/>
+        </w:rPr>
+        <w:br/>
+      </w:r>
+      <w:r>
+        <w:rPr>
+          <w:rFonts w:ascii="Courier New" w:eastAsia="Times New Roman" w:hAnsi="Courier New" w:cs="Courier New"/>
+          <w:color w:val="BCBEC4"/>
+          <w:sz w:val="20"/>
+          <w:szCs w:val="20"/>
+          <w:lang w:val="es-419" w:eastAsia="es-419"/>
+        </w:rPr>
+        <w:br/>
+        <w:t xml:space="preserve">    nuevo-&gt;siguiente = NULL;</w:t>
+      </w:r>
+      <w:r>
+        <w:rPr>
+          <w:rFonts w:ascii="Courier New" w:eastAsia="Times New Roman" w:hAnsi="Courier New" w:cs="Courier New"/>
+          <w:color w:val="BCBEC4"/>
+          <w:sz w:val="20"/>
+          <w:szCs w:val="20"/>
+          <w:lang w:val="es-419" w:eastAsia="es-419"/>
+        </w:rPr>
+        <w:br/>
+      </w:r>
+      <w:r>
+        <w:rPr>
+          <w:rFonts w:ascii="Courier New" w:eastAsia="Times New Roman" w:hAnsi="Courier New" w:cs="Courier New"/>
+          <w:color w:val="BCBEC4"/>
+          <w:sz w:val="20"/>
+          <w:szCs w:val="20"/>
+          <w:lang w:val="es-419" w:eastAsia="es-419"/>
+        </w:rPr>
+        <w:br/>
+        <w:t xml:space="preserve">    </w:t>
+      </w:r>
+      <w:proofErr w:type="spellStart"/>
+      <w:r>
+        <w:rPr>
+          <w:rFonts w:ascii="Courier New" w:eastAsia="Times New Roman" w:hAnsi="Courier New" w:cs="Courier New"/>
+          <w:color w:val="CF8E6D"/>
+          <w:sz w:val="20"/>
+          <w:szCs w:val="20"/>
+          <w:lang w:val="es-419" w:eastAsia="es-419"/>
+        </w:rPr>
+        <w:t>if</w:t>
+      </w:r>
+      <w:proofErr w:type="spellEnd"/>
+      <w:r>
+        <w:rPr>
+          <w:rFonts w:ascii="Courier New" w:eastAsia="Times New Roman" w:hAnsi="Courier New" w:cs="Courier New"/>
+          <w:color w:val="CF8E6D"/>
+          <w:sz w:val="20"/>
+          <w:szCs w:val="20"/>
+          <w:lang w:val="es-419" w:eastAsia="es-419"/>
+        </w:rPr>
+        <w:t xml:space="preserve"> </w:t>
+      </w:r>
+      <w:r>
+        <w:rPr>
+          <w:rFonts w:ascii="Courier New" w:eastAsia="Times New Roman" w:hAnsi="Courier New" w:cs="Courier New"/>
+          <w:color w:val="BCBEC4"/>
+          <w:sz w:val="20"/>
+          <w:szCs w:val="20"/>
+          <w:lang w:val="es-419" w:eastAsia="es-419"/>
+        </w:rPr>
+        <w:t>(lista == NULL) {</w:t>
+      </w:r>
+      <w:r>
+        <w:rPr>
+          <w:rFonts w:ascii="Courier New" w:eastAsia="Times New Roman" w:hAnsi="Courier New" w:cs="Courier New"/>
+          <w:color w:val="BCBEC4"/>
+          <w:sz w:val="20"/>
+          <w:szCs w:val="20"/>
+          <w:lang w:val="es-419" w:eastAsia="es-419"/>
+        </w:rPr>
+        <w:br/>
+        <w:t xml:space="preserve">        lista = nuevo;</w:t>
+      </w:r>
+      <w:r>
+        <w:rPr>
+          <w:rFonts w:ascii="Courier New" w:eastAsia="Times New Roman" w:hAnsi="Courier New" w:cs="Courier New"/>
+          <w:color w:val="BCBEC4"/>
+          <w:sz w:val="20"/>
+          <w:szCs w:val="20"/>
+          <w:lang w:val="es-419" w:eastAsia="es-419"/>
+        </w:rPr>
+        <w:br/>
+        <w:t xml:space="preserve">    } </w:t>
+      </w:r>
+      <w:proofErr w:type="spellStart"/>
+      <w:r>
+        <w:rPr>
+          <w:rFonts w:ascii="Courier New" w:eastAsia="Times New Roman" w:hAnsi="Courier New" w:cs="Courier New"/>
+          <w:color w:val="CF8E6D"/>
+          <w:sz w:val="20"/>
+          <w:szCs w:val="20"/>
+          <w:lang w:val="es-419" w:eastAsia="es-419"/>
+        </w:rPr>
+        <w:t>else</w:t>
+      </w:r>
+      <w:proofErr w:type="spellEnd"/>
+      <w:r>
+        <w:rPr>
+          <w:rFonts w:ascii="Courier New" w:eastAsia="Times New Roman" w:hAnsi="Courier New" w:cs="Courier New"/>
+          <w:color w:val="CF8E6D"/>
+          <w:sz w:val="20"/>
+          <w:szCs w:val="20"/>
+          <w:lang w:val="es-419" w:eastAsia="es-419"/>
+        </w:rPr>
+        <w:t xml:space="preserve"> </w:t>
+      </w:r>
+      <w:r>
+        <w:rPr>
+          <w:rFonts w:ascii="Courier New" w:eastAsia="Times New Roman" w:hAnsi="Courier New" w:cs="Courier New"/>
+          <w:color w:val="BCBEC4"/>
+          <w:sz w:val="20"/>
+          <w:szCs w:val="20"/>
+          <w:lang w:val="es-419" w:eastAsia="es-419"/>
+        </w:rPr>
+        <w:t>{</w:t>
+      </w:r>
+      <w:r>
+        <w:rPr>
+          <w:rFonts w:ascii="Courier New" w:eastAsia="Times New Roman" w:hAnsi="Courier New" w:cs="Courier New"/>
+          <w:color w:val="BCBEC4"/>
+          <w:sz w:val="20"/>
+          <w:szCs w:val="20"/>
+          <w:lang w:val="es-419" w:eastAsia="es-419"/>
+        </w:rPr>
+        <w:br/>
+        <w:t xml:space="preserve">        Nodo* </w:t>
+      </w:r>
+      <w:proofErr w:type="spellStart"/>
+      <w:r>
+        <w:rPr>
+          <w:rFonts w:ascii="Courier New" w:eastAsia="Times New Roman" w:hAnsi="Courier New" w:cs="Courier New"/>
+          <w:color w:val="BCBEC4"/>
+          <w:sz w:val="20"/>
+          <w:szCs w:val="20"/>
+          <w:lang w:val="es-419" w:eastAsia="es-419"/>
+        </w:rPr>
+        <w:t>aux</w:t>
+      </w:r>
+      <w:proofErr w:type="spellEnd"/>
+      <w:r>
+        <w:rPr>
+          <w:rFonts w:ascii="Courier New" w:eastAsia="Times New Roman" w:hAnsi="Courier New" w:cs="Courier New"/>
+          <w:color w:val="BCBEC4"/>
+          <w:sz w:val="20"/>
+          <w:szCs w:val="20"/>
+          <w:lang w:val="es-419" w:eastAsia="es-419"/>
+        </w:rPr>
+        <w:t xml:space="preserve"> = lista;</w:t>
+      </w:r>
+      <w:r>
+        <w:rPr>
+          <w:rFonts w:ascii="Courier New" w:eastAsia="Times New Roman" w:hAnsi="Courier New" w:cs="Courier New"/>
+          <w:color w:val="BCBEC4"/>
+          <w:sz w:val="20"/>
+          <w:szCs w:val="20"/>
+          <w:lang w:val="es-419" w:eastAsia="es-419"/>
+        </w:rPr>
+        <w:br/>
+        <w:t xml:space="preserve">        </w:t>
+      </w:r>
+      <w:proofErr w:type="spellStart"/>
+      <w:r>
+        <w:rPr>
+          <w:rFonts w:ascii="Courier New" w:eastAsia="Times New Roman" w:hAnsi="Courier New" w:cs="Courier New"/>
+          <w:color w:val="CF8E6D"/>
+          <w:sz w:val="20"/>
+          <w:szCs w:val="20"/>
+          <w:lang w:val="es-419" w:eastAsia="es-419"/>
+        </w:rPr>
+        <w:t>while</w:t>
+      </w:r>
+      <w:proofErr w:type="spellEnd"/>
+      <w:r>
+        <w:rPr>
+          <w:rFonts w:ascii="Courier New" w:eastAsia="Times New Roman" w:hAnsi="Courier New" w:cs="Courier New"/>
+          <w:color w:val="CF8E6D"/>
+          <w:sz w:val="20"/>
+          <w:szCs w:val="20"/>
+          <w:lang w:val="es-419" w:eastAsia="es-419"/>
+        </w:rPr>
+        <w:t xml:space="preserve"> </w:t>
+      </w:r>
+      <w:r>
+        <w:rPr>
+          <w:rFonts w:ascii="Courier New" w:eastAsia="Times New Roman" w:hAnsi="Courier New" w:cs="Courier New"/>
+          <w:color w:val="BCBEC4"/>
+          <w:sz w:val="20"/>
+          <w:szCs w:val="20"/>
+          <w:lang w:val="es-419" w:eastAsia="es-419"/>
+        </w:rPr>
+        <w:t>(</w:t>
+      </w:r>
+      <w:proofErr w:type="spellStart"/>
+      <w:r>
+        <w:rPr>
+          <w:rFonts w:ascii="Courier New" w:eastAsia="Times New Roman" w:hAnsi="Courier New" w:cs="Courier New"/>
+          <w:color w:val="BCBEC4"/>
+          <w:sz w:val="20"/>
+          <w:szCs w:val="20"/>
+          <w:lang w:val="es-419" w:eastAsia="es-419"/>
+        </w:rPr>
+        <w:t>aux</w:t>
+      </w:r>
+      <w:proofErr w:type="spellEnd"/>
+      <w:r>
+        <w:rPr>
+          <w:rFonts w:ascii="Courier New" w:eastAsia="Times New Roman" w:hAnsi="Courier New" w:cs="Courier New"/>
+          <w:color w:val="BCBEC4"/>
+          <w:sz w:val="20"/>
+          <w:szCs w:val="20"/>
+          <w:lang w:val="es-419" w:eastAsia="es-419"/>
+        </w:rPr>
+        <w:t>-&gt;siguiente != NULL) {</w:t>
+      </w:r>
+      <w:r>
+        <w:rPr>
+          <w:rFonts w:ascii="Courier New" w:eastAsia="Times New Roman" w:hAnsi="Courier New" w:cs="Courier New"/>
+          <w:color w:val="BCBEC4"/>
+          <w:sz w:val="20"/>
+          <w:szCs w:val="20"/>
+          <w:lang w:val="es-419" w:eastAsia="es-419"/>
+        </w:rPr>
+        <w:br/>
+        <w:t xml:space="preserve">            </w:t>
+      </w:r>
+      <w:proofErr w:type="spellStart"/>
+      <w:r>
+        <w:rPr>
+          <w:rFonts w:ascii="Courier New" w:eastAsia="Times New Roman" w:hAnsi="Courier New" w:cs="Courier New"/>
+          <w:color w:val="BCBEC4"/>
+          <w:sz w:val="20"/>
+          <w:szCs w:val="20"/>
+          <w:lang w:val="es-419" w:eastAsia="es-419"/>
+        </w:rPr>
+        <w:t>aux</w:t>
+      </w:r>
+      <w:proofErr w:type="spellEnd"/>
+      <w:r>
+        <w:rPr>
+          <w:rFonts w:ascii="Courier New" w:eastAsia="Times New Roman" w:hAnsi="Courier New" w:cs="Courier New"/>
+          <w:color w:val="BCBEC4"/>
+          <w:sz w:val="20"/>
+          <w:szCs w:val="20"/>
+          <w:lang w:val="es-419" w:eastAsia="es-419"/>
+        </w:rPr>
+        <w:t xml:space="preserve"> = </w:t>
+      </w:r>
+      <w:proofErr w:type="spellStart"/>
+      <w:r>
+        <w:rPr>
+          <w:rFonts w:ascii="Courier New" w:eastAsia="Times New Roman" w:hAnsi="Courier New" w:cs="Courier New"/>
+          <w:color w:val="BCBEC4"/>
+          <w:sz w:val="20"/>
+          <w:szCs w:val="20"/>
+          <w:lang w:val="es-419" w:eastAsia="es-419"/>
+        </w:rPr>
+        <w:t>aux</w:t>
+      </w:r>
+      <w:proofErr w:type="spellEnd"/>
+      <w:r>
+        <w:rPr>
+          <w:rFonts w:ascii="Courier New" w:eastAsia="Times New Roman" w:hAnsi="Courier New" w:cs="Courier New"/>
+          <w:color w:val="BCBEC4"/>
+          <w:sz w:val="20"/>
+          <w:szCs w:val="20"/>
+          <w:lang w:val="es-419" w:eastAsia="es-419"/>
+        </w:rPr>
+        <w:t>-&gt;siguiente;</w:t>
+      </w:r>
+      <w:r>
+        <w:rPr>
+          <w:rFonts w:ascii="Courier New" w:eastAsia="Times New Roman" w:hAnsi="Courier New" w:cs="Courier New"/>
+          <w:color w:val="BCBEC4"/>
+          <w:sz w:val="20"/>
+          <w:szCs w:val="20"/>
+          <w:lang w:val="es-419" w:eastAsia="es-419"/>
+        </w:rPr>
+        <w:br/>
+        <w:t xml:space="preserve">        }</w:t>
+      </w:r>
+      <w:r>
+        <w:rPr>
+          <w:rFonts w:ascii="Courier New" w:eastAsia="Times New Roman" w:hAnsi="Courier New" w:cs="Courier New"/>
+          <w:color w:val="BCBEC4"/>
+          <w:sz w:val="20"/>
+          <w:szCs w:val="20"/>
+          <w:lang w:val="es-419" w:eastAsia="es-419"/>
+        </w:rPr>
+        <w:br/>
+        <w:t xml:space="preserve">        </w:t>
+      </w:r>
+      <w:proofErr w:type="spellStart"/>
+      <w:r>
+        <w:rPr>
+          <w:rFonts w:ascii="Courier New" w:eastAsia="Times New Roman" w:hAnsi="Courier New" w:cs="Courier New"/>
+          <w:color w:val="BCBEC4"/>
+          <w:sz w:val="20"/>
+          <w:szCs w:val="20"/>
+          <w:lang w:val="es-419" w:eastAsia="es-419"/>
+        </w:rPr>
+        <w:t>aux</w:t>
+      </w:r>
+      <w:proofErr w:type="spellEnd"/>
+      <w:r>
+        <w:rPr>
+          <w:rFonts w:ascii="Courier New" w:eastAsia="Times New Roman" w:hAnsi="Courier New" w:cs="Courier New"/>
+          <w:color w:val="BCBEC4"/>
+          <w:sz w:val="20"/>
+          <w:szCs w:val="20"/>
+          <w:lang w:val="es-419" w:eastAsia="es-419"/>
+        </w:rPr>
+        <w:t>-&gt;siguiente = nuevo;</w:t>
+      </w:r>
+      <w:r>
+        <w:rPr>
+          <w:rFonts w:ascii="Courier New" w:eastAsia="Times New Roman" w:hAnsi="Courier New" w:cs="Courier New"/>
+          <w:color w:val="BCBEC4"/>
+          <w:sz w:val="20"/>
+          <w:szCs w:val="20"/>
+          <w:lang w:val="es-419" w:eastAsia="es-419"/>
+        </w:rPr>
+        <w:br/>
+        <w:t xml:space="preserve">    }</w:t>
+      </w:r>
+      <w:r>
+        <w:rPr>
+          <w:rFonts w:ascii="Courier New" w:eastAsia="Times New Roman" w:hAnsi="Courier New" w:cs="Courier New"/>
+          <w:color w:val="BCBEC4"/>
+          <w:sz w:val="20"/>
+          <w:szCs w:val="20"/>
+          <w:lang w:val="es-419" w:eastAsia="es-419"/>
+        </w:rPr>
+        <w:br/>
+      </w:r>
+      <w:r>
+        <w:rPr>
+          <w:rFonts w:ascii="Courier New" w:eastAsia="Times New Roman" w:hAnsi="Courier New" w:cs="Courier New"/>
+          <w:color w:val="BCBEC4"/>
+          <w:sz w:val="20"/>
+          <w:szCs w:val="20"/>
+          <w:lang w:val="es-419" w:eastAsia="es-419"/>
+        </w:rPr>
+        <w:br/>
+        <w:t xml:space="preserve">    </w:t>
+      </w:r>
+      <w:proofErr w:type="spellStart"/>
+      <w:r>
+        <w:rPr>
+          <w:rFonts w:ascii="Courier New" w:eastAsia="Times New Roman" w:hAnsi="Courier New" w:cs="Courier New"/>
+          <w:color w:val="BCBEC4"/>
+          <w:sz w:val="20"/>
+          <w:szCs w:val="20"/>
+          <w:lang w:val="es-419" w:eastAsia="es-419"/>
+        </w:rPr>
+        <w:t>cout</w:t>
+      </w:r>
+      <w:proofErr w:type="spellEnd"/>
+      <w:r>
+        <w:rPr>
+          <w:rFonts w:ascii="Courier New" w:eastAsia="Times New Roman" w:hAnsi="Courier New" w:cs="Courier New"/>
+          <w:color w:val="BCBEC4"/>
+          <w:sz w:val="20"/>
+          <w:szCs w:val="20"/>
+          <w:lang w:val="es-419" w:eastAsia="es-419"/>
+        </w:rPr>
+        <w:t xml:space="preserve"> &lt;&lt; </w:t>
+      </w:r>
+      <w:r>
+        <w:rPr>
+          <w:rFonts w:ascii="Courier New" w:eastAsia="Times New Roman" w:hAnsi="Courier New" w:cs="Courier New"/>
+          <w:color w:val="6AAB73"/>
+          <w:sz w:val="20"/>
+          <w:szCs w:val="20"/>
+          <w:lang w:val="es-419" w:eastAsia="es-419"/>
+        </w:rPr>
+        <w:t>"Estudiante agregado al final</w:t>
+      </w:r>
+      <w:r>
+        <w:rPr>
+          <w:rFonts w:ascii="Courier New" w:eastAsia="Times New Roman" w:hAnsi="Courier New" w:cs="Courier New"/>
+          <w:color w:val="CF8E6D"/>
+          <w:sz w:val="20"/>
+          <w:szCs w:val="20"/>
+          <w:lang w:val="es-419" w:eastAsia="es-419"/>
+        </w:rPr>
+        <w:t>\n</w:t>
+      </w:r>
+      <w:r>
+        <w:rPr>
+          <w:rFonts w:ascii="Courier New" w:eastAsia="Times New Roman" w:hAnsi="Courier New" w:cs="Courier New"/>
+          <w:color w:val="6AAB73"/>
+          <w:sz w:val="20"/>
+          <w:szCs w:val="20"/>
+          <w:lang w:val="es-419" w:eastAsia="es-419"/>
+        </w:rPr>
+        <w:t>"</w:t>
+      </w:r>
+      <w:r>
+        <w:rPr>
+          <w:rFonts w:ascii="Courier New" w:eastAsia="Times New Roman" w:hAnsi="Courier New" w:cs="Courier New"/>
+          <w:color w:val="BCBEC4"/>
+          <w:sz w:val="20"/>
+          <w:szCs w:val="20"/>
+          <w:lang w:val="es-419" w:eastAsia="es-419"/>
+        </w:rPr>
+        <w:t>;</w:t>
+      </w:r>
+      <w:r>
+        <w:rPr>
+          <w:rFonts w:ascii="Courier New" w:eastAsia="Times New Roman" w:hAnsi="Courier New" w:cs="Courier New"/>
+          <w:color w:val="BCBEC4"/>
+          <w:sz w:val="20"/>
+          <w:szCs w:val="20"/>
+          <w:lang w:val="es-419" w:eastAsia="es-419"/>
+        </w:rPr>
+        <w:br/>
+        <w:t>}</w:t>
+      </w:r>
+      <w:r>
+        <w:rPr>
+          <w:rFonts w:ascii="Courier New" w:eastAsia="Times New Roman" w:hAnsi="Courier New" w:cs="Courier New"/>
+          <w:color w:val="BCBEC4"/>
+          <w:sz w:val="20"/>
+          <w:szCs w:val="20"/>
+          <w:lang w:val="es-419" w:eastAsia="es-419"/>
+        </w:rPr>
+        <w:br/>
+      </w:r>
+      <w:r>
+        <w:rPr>
+          <w:rFonts w:ascii="Courier New" w:eastAsia="Times New Roman" w:hAnsi="Courier New" w:cs="Courier New"/>
+          <w:color w:val="BCBEC4"/>
+          <w:sz w:val="20"/>
+          <w:szCs w:val="20"/>
+          <w:lang w:val="es-419" w:eastAsia="es-419"/>
+        </w:rPr>
+        <w:br/>
+      </w:r>
+      <w:proofErr w:type="spellStart"/>
+      <w:r>
+        <w:rPr>
+          <w:rFonts w:ascii="Courier New" w:eastAsia="Times New Roman" w:hAnsi="Courier New" w:cs="Courier New"/>
+          <w:color w:val="CF8E6D"/>
+          <w:sz w:val="20"/>
+          <w:szCs w:val="20"/>
+          <w:lang w:val="es-419" w:eastAsia="es-419"/>
+        </w:rPr>
+        <w:t>void</w:t>
+      </w:r>
+      <w:proofErr w:type="spellEnd"/>
+      <w:r>
+        <w:rPr>
+          <w:rFonts w:ascii="Courier New" w:eastAsia="Times New Roman" w:hAnsi="Courier New" w:cs="Courier New"/>
+          <w:color w:val="CF8E6D"/>
+          <w:sz w:val="20"/>
+          <w:szCs w:val="20"/>
+          <w:lang w:val="es-419" w:eastAsia="es-419"/>
+        </w:rPr>
+        <w:t xml:space="preserve"> </w:t>
+      </w:r>
+      <w:r>
+        <w:rPr>
+          <w:rFonts w:ascii="Courier New" w:eastAsia="Times New Roman" w:hAnsi="Courier New" w:cs="Courier New"/>
+          <w:color w:val="BCBEC4"/>
+          <w:sz w:val="20"/>
+          <w:szCs w:val="20"/>
+          <w:lang w:val="es-419" w:eastAsia="es-419"/>
+        </w:rPr>
+        <w:t>mostrar(Nodo* lista) {</w:t>
+      </w:r>
+      <w:r>
+        <w:rPr>
+          <w:rFonts w:ascii="Courier New" w:eastAsia="Times New Roman" w:hAnsi="Courier New" w:cs="Courier New"/>
+          <w:color w:val="BCBEC4"/>
+          <w:sz w:val="20"/>
+          <w:szCs w:val="20"/>
+          <w:lang w:val="es-419" w:eastAsia="es-419"/>
+        </w:rPr>
+        <w:br/>
+        <w:t xml:space="preserve">    </w:t>
+      </w:r>
+      <w:proofErr w:type="spellStart"/>
+      <w:r>
+        <w:rPr>
+          <w:rFonts w:ascii="Courier New" w:eastAsia="Times New Roman" w:hAnsi="Courier New" w:cs="Courier New"/>
+          <w:color w:val="CF8E6D"/>
+          <w:sz w:val="20"/>
+          <w:szCs w:val="20"/>
+          <w:lang w:val="es-419" w:eastAsia="es-419"/>
+        </w:rPr>
+        <w:t>if</w:t>
+      </w:r>
+      <w:proofErr w:type="spellEnd"/>
+      <w:r>
+        <w:rPr>
+          <w:rFonts w:ascii="Courier New" w:eastAsia="Times New Roman" w:hAnsi="Courier New" w:cs="Courier New"/>
+          <w:color w:val="CF8E6D"/>
+          <w:sz w:val="20"/>
+          <w:szCs w:val="20"/>
+          <w:lang w:val="es-419" w:eastAsia="es-419"/>
+        </w:rPr>
+        <w:t xml:space="preserve"> </w:t>
+      </w:r>
+      <w:r>
+        <w:rPr>
+          <w:rFonts w:ascii="Courier New" w:eastAsia="Times New Roman" w:hAnsi="Courier New" w:cs="Courier New"/>
+          <w:color w:val="BCBEC4"/>
+          <w:sz w:val="20"/>
+          <w:szCs w:val="20"/>
+          <w:lang w:val="es-419" w:eastAsia="es-419"/>
+        </w:rPr>
+        <w:t>(lista == NULL) {</w:t>
+      </w:r>
+      <w:r>
+        <w:rPr>
+          <w:rFonts w:ascii="Courier New" w:eastAsia="Times New Roman" w:hAnsi="Courier New" w:cs="Courier New"/>
+          <w:color w:val="BCBEC4"/>
+          <w:sz w:val="20"/>
+          <w:szCs w:val="20"/>
+          <w:lang w:val="es-419" w:eastAsia="es-419"/>
+        </w:rPr>
+        <w:br/>
+        <w:t xml:space="preserve">        </w:t>
+      </w:r>
+      <w:proofErr w:type="spellStart"/>
+      <w:r>
+        <w:rPr>
+          <w:rFonts w:ascii="Courier New" w:eastAsia="Times New Roman" w:hAnsi="Courier New" w:cs="Courier New"/>
+          <w:color w:val="BCBEC4"/>
+          <w:sz w:val="20"/>
+          <w:szCs w:val="20"/>
+          <w:lang w:val="es-419" w:eastAsia="es-419"/>
+        </w:rPr>
+        <w:t>cout</w:t>
+      </w:r>
+      <w:proofErr w:type="spellEnd"/>
+      <w:r>
+        <w:rPr>
+          <w:rFonts w:ascii="Courier New" w:eastAsia="Times New Roman" w:hAnsi="Courier New" w:cs="Courier New"/>
+          <w:color w:val="BCBEC4"/>
+          <w:sz w:val="20"/>
+          <w:szCs w:val="20"/>
+          <w:lang w:val="es-419" w:eastAsia="es-419"/>
+        </w:rPr>
+        <w:t xml:space="preserve"> &lt;&lt; </w:t>
+      </w:r>
+      <w:r>
+        <w:rPr>
+          <w:rFonts w:ascii="Courier New" w:eastAsia="Times New Roman" w:hAnsi="Courier New" w:cs="Courier New"/>
+          <w:color w:val="6AAB73"/>
+          <w:sz w:val="20"/>
+          <w:szCs w:val="20"/>
+          <w:lang w:val="es-419" w:eastAsia="es-419"/>
+        </w:rPr>
+        <w:t xml:space="preserve">"Lista </w:t>
+      </w:r>
+      <w:proofErr w:type="spellStart"/>
+      <w:r>
+        <w:rPr>
+          <w:rFonts w:ascii="Courier New" w:eastAsia="Times New Roman" w:hAnsi="Courier New" w:cs="Courier New"/>
+          <w:color w:val="6AAB73"/>
+          <w:sz w:val="20"/>
+          <w:szCs w:val="20"/>
+          <w:lang w:val="es-419" w:eastAsia="es-419"/>
+        </w:rPr>
+        <w:t>vacia</w:t>
+      </w:r>
+      <w:proofErr w:type="spellEnd"/>
+      <w:r>
+        <w:rPr>
+          <w:rFonts w:ascii="Courier New" w:eastAsia="Times New Roman" w:hAnsi="Courier New" w:cs="Courier New"/>
+          <w:color w:val="CF8E6D"/>
+          <w:sz w:val="20"/>
+          <w:szCs w:val="20"/>
+          <w:lang w:val="es-419" w:eastAsia="es-419"/>
+        </w:rPr>
+        <w:t>\n</w:t>
+      </w:r>
+      <w:r>
+        <w:rPr>
+          <w:rFonts w:ascii="Courier New" w:eastAsia="Times New Roman" w:hAnsi="Courier New" w:cs="Courier New"/>
+          <w:color w:val="6AAB73"/>
+          <w:sz w:val="20"/>
+          <w:szCs w:val="20"/>
+          <w:lang w:val="es-419" w:eastAsia="es-419"/>
+        </w:rPr>
+        <w:t>"</w:t>
+      </w:r>
+      <w:r>
+        <w:rPr>
+          <w:rFonts w:ascii="Courier New" w:eastAsia="Times New Roman" w:hAnsi="Courier New" w:cs="Courier New"/>
+          <w:color w:val="BCBEC4"/>
+          <w:sz w:val="20"/>
+          <w:szCs w:val="20"/>
+          <w:lang w:val="es-419" w:eastAsia="es-419"/>
+        </w:rPr>
+        <w:t>;</w:t>
+      </w:r>
+      <w:r>
+        <w:rPr>
+          <w:rFonts w:ascii="Courier New" w:eastAsia="Times New Roman" w:hAnsi="Courier New" w:cs="Courier New"/>
+          <w:color w:val="BCBEC4"/>
+          <w:sz w:val="20"/>
+          <w:szCs w:val="20"/>
+          <w:lang w:val="es-419" w:eastAsia="es-419"/>
+        </w:rPr>
+        <w:br/>
+      </w:r>
+      <w:r>
+        <w:rPr>
+          <w:rFonts w:ascii="Courier New" w:eastAsia="Times New Roman" w:hAnsi="Courier New" w:cs="Courier New"/>
+          <w:color w:val="BCBEC4"/>
+          <w:sz w:val="20"/>
+          <w:szCs w:val="20"/>
+          <w:lang w:val="es-419" w:eastAsia="es-419"/>
+        </w:rPr>
+        <w:lastRenderedPageBreak/>
+        <w:t xml:space="preserve">        </w:t>
+      </w:r>
+      <w:proofErr w:type="spellStart"/>
+      <w:r>
+        <w:rPr>
+          <w:rFonts w:ascii="Courier New" w:eastAsia="Times New Roman" w:hAnsi="Courier New" w:cs="Courier New"/>
+          <w:color w:val="CF8E6D"/>
+          <w:sz w:val="20"/>
+          <w:szCs w:val="20"/>
+          <w:lang w:val="es-419" w:eastAsia="es-419"/>
+        </w:rPr>
+        <w:t>return</w:t>
+      </w:r>
+      <w:proofErr w:type="spellEnd"/>
+      <w:r>
+        <w:rPr>
+          <w:rFonts w:ascii="Courier New" w:eastAsia="Times New Roman" w:hAnsi="Courier New" w:cs="Courier New"/>
+          <w:color w:val="BCBEC4"/>
+          <w:sz w:val="20"/>
+          <w:szCs w:val="20"/>
+          <w:lang w:val="es-419" w:eastAsia="es-419"/>
+        </w:rPr>
+        <w:t>;</w:t>
+      </w:r>
+      <w:r>
+        <w:rPr>
+          <w:rFonts w:ascii="Courier New" w:eastAsia="Times New Roman" w:hAnsi="Courier New" w:cs="Courier New"/>
+          <w:color w:val="BCBEC4"/>
+          <w:sz w:val="20"/>
+          <w:szCs w:val="20"/>
+          <w:lang w:val="es-419" w:eastAsia="es-419"/>
+        </w:rPr>
+        <w:br/>
+        <w:t xml:space="preserve">    }</w:t>
+      </w:r>
+      <w:r>
+        <w:rPr>
+          <w:rFonts w:ascii="Courier New" w:eastAsia="Times New Roman" w:hAnsi="Courier New" w:cs="Courier New"/>
+          <w:color w:val="BCBEC4"/>
+          <w:sz w:val="20"/>
+          <w:szCs w:val="20"/>
+          <w:lang w:val="es-419" w:eastAsia="es-419"/>
+        </w:rPr>
+        <w:br/>
+      </w:r>
+      <w:r>
+        <w:rPr>
+          <w:rFonts w:ascii="Courier New" w:eastAsia="Times New Roman" w:hAnsi="Courier New" w:cs="Courier New"/>
+          <w:color w:val="BCBEC4"/>
+          <w:sz w:val="20"/>
+          <w:szCs w:val="20"/>
+          <w:lang w:val="es-419" w:eastAsia="es-419"/>
+        </w:rPr>
+        <w:br/>
+        <w:t xml:space="preserve">    Nodo* </w:t>
+      </w:r>
+      <w:proofErr w:type="spellStart"/>
+      <w:r>
+        <w:rPr>
+          <w:rFonts w:ascii="Courier New" w:eastAsia="Times New Roman" w:hAnsi="Courier New" w:cs="Courier New"/>
+          <w:color w:val="BCBEC4"/>
+          <w:sz w:val="20"/>
+          <w:szCs w:val="20"/>
+          <w:lang w:val="es-419" w:eastAsia="es-419"/>
+        </w:rPr>
+        <w:t>aux</w:t>
+      </w:r>
+      <w:proofErr w:type="spellEnd"/>
+      <w:r>
+        <w:rPr>
+          <w:rFonts w:ascii="Courier New" w:eastAsia="Times New Roman" w:hAnsi="Courier New" w:cs="Courier New"/>
+          <w:color w:val="BCBEC4"/>
+          <w:sz w:val="20"/>
+          <w:szCs w:val="20"/>
+          <w:lang w:val="es-419" w:eastAsia="es-419"/>
+        </w:rPr>
+        <w:t xml:space="preserve"> = lista;</w:t>
+      </w:r>
+      <w:r>
+        <w:rPr>
+          <w:rFonts w:ascii="Courier New" w:eastAsia="Times New Roman" w:hAnsi="Courier New" w:cs="Courier New"/>
+          <w:color w:val="BCBEC4"/>
+          <w:sz w:val="20"/>
+          <w:szCs w:val="20"/>
+          <w:lang w:val="es-419" w:eastAsia="es-419"/>
+        </w:rPr>
+        <w:br/>
+      </w:r>
+      <w:r>
+        <w:rPr>
+          <w:rFonts w:ascii="Courier New" w:eastAsia="Times New Roman" w:hAnsi="Courier New" w:cs="Courier New"/>
+          <w:color w:val="BCBEC4"/>
+          <w:sz w:val="20"/>
+          <w:szCs w:val="20"/>
+          <w:lang w:val="es-419" w:eastAsia="es-419"/>
+        </w:rPr>
+        <w:br/>
+        <w:t xml:space="preserve">    </w:t>
+      </w:r>
+      <w:proofErr w:type="spellStart"/>
+      <w:r>
+        <w:rPr>
+          <w:rFonts w:ascii="Courier New" w:eastAsia="Times New Roman" w:hAnsi="Courier New" w:cs="Courier New"/>
+          <w:color w:val="CF8E6D"/>
+          <w:sz w:val="20"/>
+          <w:szCs w:val="20"/>
+          <w:lang w:val="es-419" w:eastAsia="es-419"/>
+        </w:rPr>
+        <w:t>while</w:t>
+      </w:r>
+      <w:proofErr w:type="spellEnd"/>
+      <w:r>
+        <w:rPr>
+          <w:rFonts w:ascii="Courier New" w:eastAsia="Times New Roman" w:hAnsi="Courier New" w:cs="Courier New"/>
+          <w:color w:val="CF8E6D"/>
+          <w:sz w:val="20"/>
+          <w:szCs w:val="20"/>
+          <w:lang w:val="es-419" w:eastAsia="es-419"/>
+        </w:rPr>
+        <w:t xml:space="preserve"> </w:t>
+      </w:r>
+      <w:r>
+        <w:rPr>
+          <w:rFonts w:ascii="Courier New" w:eastAsia="Times New Roman" w:hAnsi="Courier New" w:cs="Courier New"/>
+          <w:color w:val="BCBEC4"/>
+          <w:sz w:val="20"/>
+          <w:szCs w:val="20"/>
+          <w:lang w:val="es-419" w:eastAsia="es-419"/>
+        </w:rPr>
+        <w:t>(</w:t>
+      </w:r>
+      <w:proofErr w:type="spellStart"/>
+      <w:r>
+        <w:rPr>
+          <w:rFonts w:ascii="Courier New" w:eastAsia="Times New Roman" w:hAnsi="Courier New" w:cs="Courier New"/>
+          <w:color w:val="BCBEC4"/>
+          <w:sz w:val="20"/>
+          <w:szCs w:val="20"/>
+          <w:lang w:val="es-419" w:eastAsia="es-419"/>
+        </w:rPr>
+        <w:t>aux</w:t>
+      </w:r>
+      <w:proofErr w:type="spellEnd"/>
+      <w:r>
+        <w:rPr>
+          <w:rFonts w:ascii="Courier New" w:eastAsia="Times New Roman" w:hAnsi="Courier New" w:cs="Courier New"/>
+          <w:color w:val="BCBEC4"/>
+          <w:sz w:val="20"/>
+          <w:szCs w:val="20"/>
+          <w:lang w:val="es-419" w:eastAsia="es-419"/>
+        </w:rPr>
+        <w:t xml:space="preserve"> != NULL) {</w:t>
+      </w:r>
+      <w:r>
+        <w:rPr>
+          <w:rFonts w:ascii="Courier New" w:eastAsia="Times New Roman" w:hAnsi="Courier New" w:cs="Courier New"/>
+          <w:color w:val="BCBEC4"/>
+          <w:sz w:val="20"/>
+          <w:szCs w:val="20"/>
+          <w:lang w:val="es-419" w:eastAsia="es-419"/>
+        </w:rPr>
+        <w:br/>
+        <w:t xml:space="preserve">        </w:t>
+      </w:r>
+      <w:proofErr w:type="spellStart"/>
+      <w:r>
+        <w:rPr>
+          <w:rFonts w:ascii="Courier New" w:eastAsia="Times New Roman" w:hAnsi="Courier New" w:cs="Courier New"/>
+          <w:color w:val="BCBEC4"/>
+          <w:sz w:val="20"/>
+          <w:szCs w:val="20"/>
+          <w:lang w:val="es-419" w:eastAsia="es-419"/>
+        </w:rPr>
+        <w:t>cout</w:t>
+      </w:r>
+      <w:proofErr w:type="spellEnd"/>
+      <w:r>
+        <w:rPr>
+          <w:rFonts w:ascii="Courier New" w:eastAsia="Times New Roman" w:hAnsi="Courier New" w:cs="Courier New"/>
+          <w:color w:val="BCBEC4"/>
+          <w:sz w:val="20"/>
+          <w:szCs w:val="20"/>
+          <w:lang w:val="es-419" w:eastAsia="es-419"/>
+        </w:rPr>
+        <w:t xml:space="preserve"> &lt;&lt; </w:t>
+      </w:r>
+      <w:r>
+        <w:rPr>
+          <w:rFonts w:ascii="Courier New" w:eastAsia="Times New Roman" w:hAnsi="Courier New" w:cs="Courier New"/>
+          <w:color w:val="6AAB73"/>
+          <w:sz w:val="20"/>
+          <w:szCs w:val="20"/>
+          <w:lang w:val="es-419" w:eastAsia="es-419"/>
+        </w:rPr>
+        <w:t>"</w:t>
+      </w:r>
+      <w:r>
+        <w:rPr>
+          <w:rFonts w:ascii="Courier New" w:eastAsia="Times New Roman" w:hAnsi="Courier New" w:cs="Courier New"/>
+          <w:color w:val="CF8E6D"/>
+          <w:sz w:val="20"/>
+          <w:szCs w:val="20"/>
+          <w:lang w:val="es-419" w:eastAsia="es-419"/>
+        </w:rPr>
+        <w:t>\</w:t>
+      </w:r>
+      <w:proofErr w:type="spellStart"/>
+      <w:r>
+        <w:rPr>
+          <w:rFonts w:ascii="Courier New" w:eastAsia="Times New Roman" w:hAnsi="Courier New" w:cs="Courier New"/>
+          <w:color w:val="CF8E6D"/>
+          <w:sz w:val="20"/>
+          <w:szCs w:val="20"/>
+          <w:lang w:val="es-419" w:eastAsia="es-419"/>
+        </w:rPr>
+        <w:t>n</w:t>
+      </w:r>
+      <w:r>
+        <w:rPr>
+          <w:rFonts w:ascii="Courier New" w:eastAsia="Times New Roman" w:hAnsi="Courier New" w:cs="Courier New"/>
+          <w:color w:val="6AAB73"/>
+          <w:sz w:val="20"/>
+          <w:szCs w:val="20"/>
+          <w:lang w:val="es-419" w:eastAsia="es-419"/>
+        </w:rPr>
+        <w:t>Carné</w:t>
+      </w:r>
+      <w:proofErr w:type="spellEnd"/>
+      <w:r>
+        <w:rPr>
+          <w:rFonts w:ascii="Courier New" w:eastAsia="Times New Roman" w:hAnsi="Courier New" w:cs="Courier New"/>
+          <w:color w:val="6AAB73"/>
+          <w:sz w:val="20"/>
+          <w:szCs w:val="20"/>
+          <w:lang w:val="es-419" w:eastAsia="es-419"/>
+        </w:rPr>
+        <w:t xml:space="preserve">: " </w:t>
+      </w:r>
+      <w:r>
+        <w:rPr>
+          <w:rFonts w:ascii="Courier New" w:eastAsia="Times New Roman" w:hAnsi="Courier New" w:cs="Courier New"/>
+          <w:color w:val="BCBEC4"/>
+          <w:sz w:val="20"/>
+          <w:szCs w:val="20"/>
+          <w:lang w:val="es-419" w:eastAsia="es-419"/>
+        </w:rPr>
+        <w:t xml:space="preserve">&lt;&lt; </w:t>
+      </w:r>
+      <w:proofErr w:type="spellStart"/>
+      <w:r>
+        <w:rPr>
+          <w:rFonts w:ascii="Courier New" w:eastAsia="Times New Roman" w:hAnsi="Courier New" w:cs="Courier New"/>
+          <w:color w:val="BCBEC4"/>
+          <w:sz w:val="20"/>
+          <w:szCs w:val="20"/>
+          <w:lang w:val="es-419" w:eastAsia="es-419"/>
+        </w:rPr>
+        <w:t>aux</w:t>
+      </w:r>
+      <w:proofErr w:type="spellEnd"/>
+      <w:r>
+        <w:rPr>
+          <w:rFonts w:ascii="Courier New" w:eastAsia="Times New Roman" w:hAnsi="Courier New" w:cs="Courier New"/>
+          <w:color w:val="BCBEC4"/>
+          <w:sz w:val="20"/>
+          <w:szCs w:val="20"/>
+          <w:lang w:val="es-419" w:eastAsia="es-419"/>
+        </w:rPr>
+        <w:t xml:space="preserve">-&gt;carne &lt;&lt; </w:t>
+      </w:r>
+      <w:proofErr w:type="spellStart"/>
+      <w:r>
+        <w:rPr>
+          <w:rFonts w:ascii="Courier New" w:eastAsia="Times New Roman" w:hAnsi="Courier New" w:cs="Courier New"/>
+          <w:color w:val="BCBEC4"/>
+          <w:sz w:val="20"/>
+          <w:szCs w:val="20"/>
+          <w:lang w:val="es-419" w:eastAsia="es-419"/>
+        </w:rPr>
+        <w:t>endl</w:t>
+      </w:r>
+      <w:proofErr w:type="spellEnd"/>
+      <w:r>
+        <w:rPr>
+          <w:rFonts w:ascii="Courier New" w:eastAsia="Times New Roman" w:hAnsi="Courier New" w:cs="Courier New"/>
+          <w:color w:val="BCBEC4"/>
+          <w:sz w:val="20"/>
+          <w:szCs w:val="20"/>
+          <w:lang w:val="es-419" w:eastAsia="es-419"/>
+        </w:rPr>
+        <w:t>;</w:t>
+      </w:r>
+      <w:r>
+        <w:rPr>
+          <w:rFonts w:ascii="Courier New" w:eastAsia="Times New Roman" w:hAnsi="Courier New" w:cs="Courier New"/>
+          <w:color w:val="BCBEC4"/>
+          <w:sz w:val="20"/>
+          <w:szCs w:val="20"/>
+          <w:lang w:val="es-419" w:eastAsia="es-419"/>
+        </w:rPr>
+        <w:br/>
+        <w:t xml:space="preserve">        </w:t>
+      </w:r>
+      <w:proofErr w:type="spellStart"/>
+      <w:r>
+        <w:rPr>
+          <w:rFonts w:ascii="Courier New" w:eastAsia="Times New Roman" w:hAnsi="Courier New" w:cs="Courier New"/>
+          <w:color w:val="BCBEC4"/>
+          <w:sz w:val="20"/>
+          <w:szCs w:val="20"/>
+          <w:lang w:val="es-419" w:eastAsia="es-419"/>
+        </w:rPr>
+        <w:t>cout</w:t>
+      </w:r>
+      <w:proofErr w:type="spellEnd"/>
+      <w:r>
+        <w:rPr>
+          <w:rFonts w:ascii="Courier New" w:eastAsia="Times New Roman" w:hAnsi="Courier New" w:cs="Courier New"/>
+          <w:color w:val="BCBEC4"/>
+          <w:sz w:val="20"/>
+          <w:szCs w:val="20"/>
+          <w:lang w:val="es-419" w:eastAsia="es-419"/>
+        </w:rPr>
+        <w:t xml:space="preserve"> &lt;&lt; </w:t>
+      </w:r>
+      <w:r>
+        <w:rPr>
+          <w:rFonts w:ascii="Courier New" w:eastAsia="Times New Roman" w:hAnsi="Courier New" w:cs="Courier New"/>
+          <w:color w:val="6AAB73"/>
+          <w:sz w:val="20"/>
+          <w:szCs w:val="20"/>
+          <w:lang w:val="es-419" w:eastAsia="es-419"/>
+        </w:rPr>
+        <w:t xml:space="preserve">"Nombre: " </w:t>
+      </w:r>
+      <w:r>
+        <w:rPr>
+          <w:rFonts w:ascii="Courier New" w:eastAsia="Times New Roman" w:hAnsi="Courier New" w:cs="Courier New"/>
+          <w:color w:val="BCBEC4"/>
+          <w:sz w:val="20"/>
+          <w:szCs w:val="20"/>
+          <w:lang w:val="es-419" w:eastAsia="es-419"/>
+        </w:rPr>
+        <w:t xml:space="preserve">&lt;&lt; </w:t>
+      </w:r>
+      <w:proofErr w:type="spellStart"/>
+      <w:r>
+        <w:rPr>
+          <w:rFonts w:ascii="Courier New" w:eastAsia="Times New Roman" w:hAnsi="Courier New" w:cs="Courier New"/>
+          <w:color w:val="BCBEC4"/>
+          <w:sz w:val="20"/>
+          <w:szCs w:val="20"/>
+          <w:lang w:val="es-419" w:eastAsia="es-419"/>
+        </w:rPr>
+        <w:t>aux</w:t>
+      </w:r>
+      <w:proofErr w:type="spellEnd"/>
+      <w:r>
+        <w:rPr>
+          <w:rFonts w:ascii="Courier New" w:eastAsia="Times New Roman" w:hAnsi="Courier New" w:cs="Courier New"/>
+          <w:color w:val="BCBEC4"/>
+          <w:sz w:val="20"/>
+          <w:szCs w:val="20"/>
+          <w:lang w:val="es-419" w:eastAsia="es-419"/>
+        </w:rPr>
+        <w:t xml:space="preserve">-&gt;nombre &lt;&lt; </w:t>
+      </w:r>
+      <w:proofErr w:type="spellStart"/>
+      <w:r>
+        <w:rPr>
+          <w:rFonts w:ascii="Courier New" w:eastAsia="Times New Roman" w:hAnsi="Courier New" w:cs="Courier New"/>
+          <w:color w:val="BCBEC4"/>
+          <w:sz w:val="20"/>
+          <w:szCs w:val="20"/>
+          <w:lang w:val="es-419" w:eastAsia="es-419"/>
+        </w:rPr>
+        <w:t>endl</w:t>
+      </w:r>
+      <w:proofErr w:type="spellEnd"/>
+      <w:r>
+        <w:rPr>
+          <w:rFonts w:ascii="Courier New" w:eastAsia="Times New Roman" w:hAnsi="Courier New" w:cs="Courier New"/>
+          <w:color w:val="BCBEC4"/>
+          <w:sz w:val="20"/>
+          <w:szCs w:val="20"/>
+          <w:lang w:val="es-419" w:eastAsia="es-419"/>
+        </w:rPr>
+        <w:t>;</w:t>
+      </w:r>
+      <w:r>
+        <w:rPr>
+          <w:rFonts w:ascii="Courier New" w:eastAsia="Times New Roman" w:hAnsi="Courier New" w:cs="Courier New"/>
+          <w:color w:val="BCBEC4"/>
+          <w:sz w:val="20"/>
+          <w:szCs w:val="20"/>
+          <w:lang w:val="es-419" w:eastAsia="es-419"/>
+        </w:rPr>
+        <w:br/>
+        <w:t xml:space="preserve">        </w:t>
+      </w:r>
+      <w:proofErr w:type="spellStart"/>
+      <w:r>
+        <w:rPr>
+          <w:rFonts w:ascii="Courier New" w:eastAsia="Times New Roman" w:hAnsi="Courier New" w:cs="Courier New"/>
+          <w:color w:val="BCBEC4"/>
+          <w:sz w:val="20"/>
+          <w:szCs w:val="20"/>
+          <w:lang w:val="es-419" w:eastAsia="es-419"/>
+        </w:rPr>
+        <w:t>cout</w:t>
+      </w:r>
+      <w:proofErr w:type="spellEnd"/>
+      <w:r>
+        <w:rPr>
+          <w:rFonts w:ascii="Courier New" w:eastAsia="Times New Roman" w:hAnsi="Courier New" w:cs="Courier New"/>
+          <w:color w:val="BCBEC4"/>
+          <w:sz w:val="20"/>
+          <w:szCs w:val="20"/>
+          <w:lang w:val="es-419" w:eastAsia="es-419"/>
+        </w:rPr>
+        <w:t xml:space="preserve"> &lt;&lt; </w:t>
+      </w:r>
+      <w:r>
+        <w:rPr>
+          <w:rFonts w:ascii="Courier New" w:eastAsia="Times New Roman" w:hAnsi="Courier New" w:cs="Courier New"/>
+          <w:color w:val="6AAB73"/>
+          <w:sz w:val="20"/>
+          <w:szCs w:val="20"/>
+          <w:lang w:val="es-419" w:eastAsia="es-419"/>
+        </w:rPr>
+        <w:t xml:space="preserve">"Apellido: " </w:t>
+      </w:r>
+      <w:r>
+        <w:rPr>
+          <w:rFonts w:ascii="Courier New" w:eastAsia="Times New Roman" w:hAnsi="Courier New" w:cs="Courier New"/>
+          <w:color w:val="BCBEC4"/>
+          <w:sz w:val="20"/>
+          <w:szCs w:val="20"/>
+          <w:lang w:val="es-419" w:eastAsia="es-419"/>
+        </w:rPr>
+        <w:t xml:space="preserve">&lt;&lt; </w:t>
+      </w:r>
+      <w:proofErr w:type="spellStart"/>
+      <w:r>
+        <w:rPr>
+          <w:rFonts w:ascii="Courier New" w:eastAsia="Times New Roman" w:hAnsi="Courier New" w:cs="Courier New"/>
+          <w:color w:val="BCBEC4"/>
+          <w:sz w:val="20"/>
+          <w:szCs w:val="20"/>
+          <w:lang w:val="es-419" w:eastAsia="es-419"/>
+        </w:rPr>
+        <w:t>aux</w:t>
+      </w:r>
+      <w:proofErr w:type="spellEnd"/>
+      <w:r>
+        <w:rPr>
+          <w:rFonts w:ascii="Courier New" w:eastAsia="Times New Roman" w:hAnsi="Courier New" w:cs="Courier New"/>
+          <w:color w:val="BCBEC4"/>
+          <w:sz w:val="20"/>
+          <w:szCs w:val="20"/>
+          <w:lang w:val="es-419" w:eastAsia="es-419"/>
+        </w:rPr>
+        <w:t xml:space="preserve">-&gt;apellido &lt;&lt; </w:t>
+      </w:r>
+      <w:proofErr w:type="spellStart"/>
+      <w:r>
+        <w:rPr>
+          <w:rFonts w:ascii="Courier New" w:eastAsia="Times New Roman" w:hAnsi="Courier New" w:cs="Courier New"/>
+          <w:color w:val="BCBEC4"/>
+          <w:sz w:val="20"/>
+          <w:szCs w:val="20"/>
+          <w:lang w:val="es-419" w:eastAsia="es-419"/>
+        </w:rPr>
+        <w:t>endl</w:t>
+      </w:r>
+      <w:proofErr w:type="spellEnd"/>
+      <w:r>
+        <w:rPr>
+          <w:rFonts w:ascii="Courier New" w:eastAsia="Times New Roman" w:hAnsi="Courier New" w:cs="Courier New"/>
+          <w:color w:val="BCBEC4"/>
+          <w:sz w:val="20"/>
+          <w:szCs w:val="20"/>
+          <w:lang w:val="es-419" w:eastAsia="es-419"/>
+        </w:rPr>
+        <w:t>;</w:t>
+      </w:r>
+      <w:r>
+        <w:rPr>
+          <w:rFonts w:ascii="Courier New" w:eastAsia="Times New Roman" w:hAnsi="Courier New" w:cs="Courier New"/>
+          <w:color w:val="BCBEC4"/>
+          <w:sz w:val="20"/>
+          <w:szCs w:val="20"/>
+          <w:lang w:val="es-419" w:eastAsia="es-419"/>
+        </w:rPr>
+        <w:br/>
+        <w:t xml:space="preserve">        </w:t>
+      </w:r>
+      <w:proofErr w:type="spellStart"/>
+      <w:r>
+        <w:rPr>
+          <w:rFonts w:ascii="Courier New" w:eastAsia="Times New Roman" w:hAnsi="Courier New" w:cs="Courier New"/>
+          <w:color w:val="BCBEC4"/>
+          <w:sz w:val="20"/>
+          <w:szCs w:val="20"/>
+          <w:lang w:val="es-419" w:eastAsia="es-419"/>
+        </w:rPr>
+        <w:t>cout</w:t>
+      </w:r>
+      <w:proofErr w:type="spellEnd"/>
+      <w:r>
+        <w:rPr>
+          <w:rFonts w:ascii="Courier New" w:eastAsia="Times New Roman" w:hAnsi="Courier New" w:cs="Courier New"/>
+          <w:color w:val="BCBEC4"/>
+          <w:sz w:val="20"/>
+          <w:szCs w:val="20"/>
+          <w:lang w:val="es-419" w:eastAsia="es-419"/>
+        </w:rPr>
+        <w:t xml:space="preserve"> &lt;&lt; </w:t>
+      </w:r>
+      <w:r>
+        <w:rPr>
+          <w:rFonts w:ascii="Courier New" w:eastAsia="Times New Roman" w:hAnsi="Courier New" w:cs="Courier New"/>
+          <w:color w:val="6AAB73"/>
+          <w:sz w:val="20"/>
+          <w:szCs w:val="20"/>
+          <w:lang w:val="es-419" w:eastAsia="es-419"/>
+        </w:rPr>
+        <w:t xml:space="preserve">"Carrera: " </w:t>
+      </w:r>
+      <w:r>
+        <w:rPr>
+          <w:rFonts w:ascii="Courier New" w:eastAsia="Times New Roman" w:hAnsi="Courier New" w:cs="Courier New"/>
+          <w:color w:val="BCBEC4"/>
+          <w:sz w:val="20"/>
+          <w:szCs w:val="20"/>
+          <w:lang w:val="es-419" w:eastAsia="es-419"/>
+        </w:rPr>
+        <w:t xml:space="preserve">&lt;&lt; </w:t>
+      </w:r>
+      <w:proofErr w:type="spellStart"/>
+      <w:r>
+        <w:rPr>
+          <w:rFonts w:ascii="Courier New" w:eastAsia="Times New Roman" w:hAnsi="Courier New" w:cs="Courier New"/>
+          <w:color w:val="BCBEC4"/>
+          <w:sz w:val="20"/>
+          <w:szCs w:val="20"/>
+          <w:lang w:val="es-419" w:eastAsia="es-419"/>
+        </w:rPr>
+        <w:t>aux</w:t>
+      </w:r>
+      <w:proofErr w:type="spellEnd"/>
+      <w:r>
+        <w:rPr>
+          <w:rFonts w:ascii="Courier New" w:eastAsia="Times New Roman" w:hAnsi="Courier New" w:cs="Courier New"/>
+          <w:color w:val="BCBEC4"/>
+          <w:sz w:val="20"/>
+          <w:szCs w:val="20"/>
+          <w:lang w:val="es-419" w:eastAsia="es-419"/>
+        </w:rPr>
+        <w:t xml:space="preserve">-&gt;carrera &lt;&lt; </w:t>
+      </w:r>
+      <w:proofErr w:type="spellStart"/>
+      <w:r>
+        <w:rPr>
+          <w:rFonts w:ascii="Courier New" w:eastAsia="Times New Roman" w:hAnsi="Courier New" w:cs="Courier New"/>
+          <w:color w:val="BCBEC4"/>
+          <w:sz w:val="20"/>
+          <w:szCs w:val="20"/>
+          <w:lang w:val="es-419" w:eastAsia="es-419"/>
+        </w:rPr>
+        <w:t>endl</w:t>
+      </w:r>
+      <w:proofErr w:type="spellEnd"/>
+      <w:r>
+        <w:rPr>
+          <w:rFonts w:ascii="Courier New" w:eastAsia="Times New Roman" w:hAnsi="Courier New" w:cs="Courier New"/>
+          <w:color w:val="BCBEC4"/>
+          <w:sz w:val="20"/>
+          <w:szCs w:val="20"/>
+          <w:lang w:val="es-419" w:eastAsia="es-419"/>
+        </w:rPr>
+        <w:t>;</w:t>
+      </w:r>
+      <w:r>
+        <w:rPr>
+          <w:rFonts w:ascii="Courier New" w:eastAsia="Times New Roman" w:hAnsi="Courier New" w:cs="Courier New"/>
+          <w:color w:val="BCBEC4"/>
+          <w:sz w:val="20"/>
+          <w:szCs w:val="20"/>
+          <w:lang w:val="es-419" w:eastAsia="es-419"/>
+        </w:rPr>
+        <w:br/>
+        <w:t xml:space="preserve">        </w:t>
+      </w:r>
+      <w:proofErr w:type="spellStart"/>
+      <w:r>
+        <w:rPr>
+          <w:rFonts w:ascii="Courier New" w:eastAsia="Times New Roman" w:hAnsi="Courier New" w:cs="Courier New"/>
+          <w:color w:val="BCBEC4"/>
+          <w:sz w:val="20"/>
+          <w:szCs w:val="20"/>
+          <w:lang w:val="es-419" w:eastAsia="es-419"/>
+        </w:rPr>
+        <w:t>cout</w:t>
+      </w:r>
+      <w:proofErr w:type="spellEnd"/>
+      <w:r>
+        <w:rPr>
+          <w:rFonts w:ascii="Courier New" w:eastAsia="Times New Roman" w:hAnsi="Courier New" w:cs="Courier New"/>
+          <w:color w:val="BCBEC4"/>
+          <w:sz w:val="20"/>
+          <w:szCs w:val="20"/>
+          <w:lang w:val="es-419" w:eastAsia="es-419"/>
+        </w:rPr>
+        <w:t xml:space="preserve"> &lt;&lt; </w:t>
+      </w:r>
+      <w:r>
+        <w:rPr>
+          <w:rFonts w:ascii="Courier New" w:eastAsia="Times New Roman" w:hAnsi="Courier New" w:cs="Courier New"/>
+          <w:color w:val="6AAB73"/>
+          <w:sz w:val="20"/>
+          <w:szCs w:val="20"/>
+          <w:lang w:val="es-419" w:eastAsia="es-419"/>
+        </w:rPr>
+        <w:t>"-----------------------------</w:t>
+      </w:r>
+      <w:r>
+        <w:rPr>
+          <w:rFonts w:ascii="Courier New" w:eastAsia="Times New Roman" w:hAnsi="Courier New" w:cs="Courier New"/>
+          <w:color w:val="CF8E6D"/>
+          <w:sz w:val="20"/>
+          <w:szCs w:val="20"/>
+          <w:lang w:val="es-419" w:eastAsia="es-419"/>
+        </w:rPr>
+        <w:t>\n</w:t>
+      </w:r>
+      <w:r>
+        <w:rPr>
+          <w:rFonts w:ascii="Courier New" w:eastAsia="Times New Roman" w:hAnsi="Courier New" w:cs="Courier New"/>
+          <w:color w:val="6AAB73"/>
+          <w:sz w:val="20"/>
+          <w:szCs w:val="20"/>
+          <w:lang w:val="es-419" w:eastAsia="es-419"/>
+        </w:rPr>
+        <w:t>"</w:t>
+      </w:r>
+      <w:r>
+        <w:rPr>
+          <w:rFonts w:ascii="Courier New" w:eastAsia="Times New Roman" w:hAnsi="Courier New" w:cs="Courier New"/>
+          <w:color w:val="BCBEC4"/>
+          <w:sz w:val="20"/>
+          <w:szCs w:val="20"/>
+          <w:lang w:val="es-419" w:eastAsia="es-419"/>
+        </w:rPr>
+        <w:t>;</w:t>
+      </w:r>
+      <w:r>
+        <w:rPr>
+          <w:rFonts w:ascii="Courier New" w:eastAsia="Times New Roman" w:hAnsi="Courier New" w:cs="Courier New"/>
+          <w:color w:val="BCBEC4"/>
+          <w:sz w:val="20"/>
+          <w:szCs w:val="20"/>
+          <w:lang w:val="es-419" w:eastAsia="es-419"/>
+        </w:rPr>
+        <w:br/>
+      </w:r>
+      <w:r>
+        <w:rPr>
+          <w:rFonts w:ascii="Courier New" w:eastAsia="Times New Roman" w:hAnsi="Courier New" w:cs="Courier New"/>
+          <w:color w:val="BCBEC4"/>
+          <w:sz w:val="20"/>
+          <w:szCs w:val="20"/>
+          <w:lang w:val="es-419" w:eastAsia="es-419"/>
+        </w:rPr>
+        <w:br/>
+        <w:t xml:space="preserve">        </w:t>
+      </w:r>
+      <w:proofErr w:type="spellStart"/>
+      <w:r>
+        <w:rPr>
+          <w:rFonts w:ascii="Courier New" w:eastAsia="Times New Roman" w:hAnsi="Courier New" w:cs="Courier New"/>
+          <w:color w:val="BCBEC4"/>
+          <w:sz w:val="20"/>
+          <w:szCs w:val="20"/>
+          <w:lang w:val="es-419" w:eastAsia="es-419"/>
+        </w:rPr>
+        <w:t>aux</w:t>
+      </w:r>
+      <w:proofErr w:type="spellEnd"/>
+      <w:r>
+        <w:rPr>
+          <w:rFonts w:ascii="Courier New" w:eastAsia="Times New Roman" w:hAnsi="Courier New" w:cs="Courier New"/>
+          <w:color w:val="BCBEC4"/>
+          <w:sz w:val="20"/>
+          <w:szCs w:val="20"/>
+          <w:lang w:val="es-419" w:eastAsia="es-419"/>
+        </w:rPr>
+        <w:t xml:space="preserve"> = </w:t>
+      </w:r>
+      <w:proofErr w:type="spellStart"/>
+      <w:r>
+        <w:rPr>
+          <w:rFonts w:ascii="Courier New" w:eastAsia="Times New Roman" w:hAnsi="Courier New" w:cs="Courier New"/>
+          <w:color w:val="BCBEC4"/>
+          <w:sz w:val="20"/>
+          <w:szCs w:val="20"/>
+          <w:lang w:val="es-419" w:eastAsia="es-419"/>
+        </w:rPr>
+        <w:t>aux</w:t>
+      </w:r>
+      <w:proofErr w:type="spellEnd"/>
+      <w:r>
+        <w:rPr>
+          <w:rFonts w:ascii="Courier New" w:eastAsia="Times New Roman" w:hAnsi="Courier New" w:cs="Courier New"/>
+          <w:color w:val="BCBEC4"/>
+          <w:sz w:val="20"/>
+          <w:szCs w:val="20"/>
+          <w:lang w:val="es-419" w:eastAsia="es-419"/>
+        </w:rPr>
+        <w:t>-&gt;siguiente;</w:t>
+      </w:r>
+      <w:r>
+        <w:rPr>
+          <w:rFonts w:ascii="Courier New" w:eastAsia="Times New Roman" w:hAnsi="Courier New" w:cs="Courier New"/>
+          <w:color w:val="BCBEC4"/>
+          <w:sz w:val="20"/>
+          <w:szCs w:val="20"/>
+          <w:lang w:val="es-419" w:eastAsia="es-419"/>
+        </w:rPr>
+        <w:br/>
+        <w:t xml:space="preserve">    }</w:t>
+      </w:r>
+      <w:r>
+        <w:rPr>
+          <w:rFonts w:ascii="Courier New" w:eastAsia="Times New Roman" w:hAnsi="Courier New" w:cs="Courier New"/>
+          <w:color w:val="BCBEC4"/>
+          <w:sz w:val="20"/>
+          <w:szCs w:val="20"/>
+          <w:lang w:val="es-419" w:eastAsia="es-419"/>
+        </w:rPr>
+        <w:br/>
+        <w:t>}</w:t>
+      </w:r>
+      <w:r>
+        <w:rPr>
+          <w:rFonts w:ascii="Courier New" w:eastAsia="Times New Roman" w:hAnsi="Courier New" w:cs="Courier New"/>
+          <w:color w:val="BCBEC4"/>
+          <w:sz w:val="20"/>
+          <w:szCs w:val="20"/>
+          <w:lang w:val="es-419" w:eastAsia="es-419"/>
+        </w:rPr>
+        <w:br/>
+      </w:r>
+      <w:r>
+        <w:rPr>
+          <w:rFonts w:ascii="Courier New" w:eastAsia="Times New Roman" w:hAnsi="Courier New" w:cs="Courier New"/>
+          <w:color w:val="BCBEC4"/>
+          <w:sz w:val="20"/>
+          <w:szCs w:val="20"/>
+          <w:lang w:val="es-419" w:eastAsia="es-419"/>
+        </w:rPr>
+        <w:br/>
+      </w:r>
+      <w:proofErr w:type="spellStart"/>
+      <w:r>
+        <w:rPr>
+          <w:rFonts w:ascii="Courier New" w:eastAsia="Times New Roman" w:hAnsi="Courier New" w:cs="Courier New"/>
+          <w:color w:val="CF8E6D"/>
+          <w:sz w:val="20"/>
+          <w:szCs w:val="20"/>
+          <w:lang w:val="es-419" w:eastAsia="es-419"/>
+        </w:rPr>
+        <w:t>void</w:t>
+      </w:r>
+      <w:proofErr w:type="spellEnd"/>
+      <w:r>
+        <w:rPr>
+          <w:rFonts w:ascii="Courier New" w:eastAsia="Times New Roman" w:hAnsi="Courier New" w:cs="Courier New"/>
+          <w:color w:val="CF8E6D"/>
+          <w:sz w:val="20"/>
+          <w:szCs w:val="20"/>
+          <w:lang w:val="es-419" w:eastAsia="es-419"/>
+        </w:rPr>
+        <w:t xml:space="preserve"> </w:t>
+      </w:r>
+      <w:r>
+        <w:rPr>
+          <w:rFonts w:ascii="Courier New" w:eastAsia="Times New Roman" w:hAnsi="Courier New" w:cs="Courier New"/>
+          <w:color w:val="BCBEC4"/>
+          <w:sz w:val="20"/>
+          <w:szCs w:val="20"/>
+          <w:lang w:val="es-419" w:eastAsia="es-419"/>
+        </w:rPr>
+        <w:t xml:space="preserve">buscar(Nodo* lista, </w:t>
+      </w:r>
+      <w:proofErr w:type="spellStart"/>
+      <w:r>
+        <w:rPr>
+          <w:rFonts w:ascii="Courier New" w:eastAsia="Times New Roman" w:hAnsi="Courier New" w:cs="Courier New"/>
+          <w:color w:val="CF8E6D"/>
+          <w:sz w:val="20"/>
+          <w:szCs w:val="20"/>
+          <w:lang w:val="es-419" w:eastAsia="es-419"/>
+        </w:rPr>
+        <w:t>int</w:t>
+      </w:r>
+      <w:proofErr w:type="spellEnd"/>
+      <w:r>
+        <w:rPr>
+          <w:rFonts w:ascii="Courier New" w:eastAsia="Times New Roman" w:hAnsi="Courier New" w:cs="Courier New"/>
+          <w:color w:val="CF8E6D"/>
+          <w:sz w:val="20"/>
+          <w:szCs w:val="20"/>
+          <w:lang w:val="es-419" w:eastAsia="es-419"/>
+        </w:rPr>
+        <w:t xml:space="preserve"> </w:t>
+      </w:r>
+      <w:r>
+        <w:rPr>
+          <w:rFonts w:ascii="Courier New" w:eastAsia="Times New Roman" w:hAnsi="Courier New" w:cs="Courier New"/>
+          <w:color w:val="BCBEC4"/>
+          <w:sz w:val="20"/>
+          <w:szCs w:val="20"/>
+          <w:lang w:val="es-419" w:eastAsia="es-419"/>
+        </w:rPr>
+        <w:t>carne) {</w:t>
+      </w:r>
+      <w:r>
+        <w:rPr>
+          <w:rFonts w:ascii="Courier New" w:eastAsia="Times New Roman" w:hAnsi="Courier New" w:cs="Courier New"/>
+          <w:color w:val="BCBEC4"/>
+          <w:sz w:val="20"/>
+          <w:szCs w:val="20"/>
+          <w:lang w:val="es-419" w:eastAsia="es-419"/>
+        </w:rPr>
+        <w:br/>
+        <w:t xml:space="preserve">    </w:t>
+      </w:r>
+      <w:proofErr w:type="spellStart"/>
+      <w:r>
+        <w:rPr>
+          <w:rFonts w:ascii="Courier New" w:eastAsia="Times New Roman" w:hAnsi="Courier New" w:cs="Courier New"/>
+          <w:color w:val="CF8E6D"/>
+          <w:sz w:val="20"/>
+          <w:szCs w:val="20"/>
+          <w:lang w:val="es-419" w:eastAsia="es-419"/>
+        </w:rPr>
+        <w:t>if</w:t>
+      </w:r>
+      <w:proofErr w:type="spellEnd"/>
+      <w:r>
+        <w:rPr>
+          <w:rFonts w:ascii="Courier New" w:eastAsia="Times New Roman" w:hAnsi="Courier New" w:cs="Courier New"/>
+          <w:color w:val="CF8E6D"/>
+          <w:sz w:val="20"/>
+          <w:szCs w:val="20"/>
+          <w:lang w:val="es-419" w:eastAsia="es-419"/>
+        </w:rPr>
+        <w:t xml:space="preserve"> </w:t>
+      </w:r>
+      <w:r>
+        <w:rPr>
+          <w:rFonts w:ascii="Courier New" w:eastAsia="Times New Roman" w:hAnsi="Courier New" w:cs="Courier New"/>
+          <w:color w:val="BCBEC4"/>
+          <w:sz w:val="20"/>
+          <w:szCs w:val="20"/>
+          <w:lang w:val="es-419" w:eastAsia="es-419"/>
+        </w:rPr>
+        <w:t>(lista == NULL) {</w:t>
+      </w:r>
+      <w:r>
+        <w:rPr>
+          <w:rFonts w:ascii="Courier New" w:eastAsia="Times New Roman" w:hAnsi="Courier New" w:cs="Courier New"/>
+          <w:color w:val="BCBEC4"/>
+          <w:sz w:val="20"/>
+          <w:szCs w:val="20"/>
+          <w:lang w:val="es-419" w:eastAsia="es-419"/>
+        </w:rPr>
+        <w:br/>
+        <w:t xml:space="preserve">        </w:t>
+      </w:r>
+      <w:proofErr w:type="spellStart"/>
+      <w:r>
+        <w:rPr>
+          <w:rFonts w:ascii="Courier New" w:eastAsia="Times New Roman" w:hAnsi="Courier New" w:cs="Courier New"/>
+          <w:color w:val="BCBEC4"/>
+          <w:sz w:val="20"/>
+          <w:szCs w:val="20"/>
+          <w:lang w:val="es-419" w:eastAsia="es-419"/>
+        </w:rPr>
+        <w:t>cout</w:t>
+      </w:r>
+      <w:proofErr w:type="spellEnd"/>
+      <w:r>
+        <w:rPr>
+          <w:rFonts w:ascii="Courier New" w:eastAsia="Times New Roman" w:hAnsi="Courier New" w:cs="Courier New"/>
+          <w:color w:val="BCBEC4"/>
+          <w:sz w:val="20"/>
+          <w:szCs w:val="20"/>
+          <w:lang w:val="es-419" w:eastAsia="es-419"/>
+        </w:rPr>
+        <w:t xml:space="preserve"> &lt;&lt; </w:t>
+      </w:r>
+      <w:r>
+        <w:rPr>
+          <w:rFonts w:ascii="Courier New" w:eastAsia="Times New Roman" w:hAnsi="Courier New" w:cs="Courier New"/>
+          <w:color w:val="6AAB73"/>
+          <w:sz w:val="20"/>
+          <w:szCs w:val="20"/>
+          <w:lang w:val="es-419" w:eastAsia="es-419"/>
+        </w:rPr>
+        <w:t xml:space="preserve">"Lista </w:t>
+      </w:r>
+      <w:proofErr w:type="spellStart"/>
+      <w:r>
+        <w:rPr>
+          <w:rFonts w:ascii="Courier New" w:eastAsia="Times New Roman" w:hAnsi="Courier New" w:cs="Courier New"/>
+          <w:color w:val="6AAB73"/>
+          <w:sz w:val="20"/>
+          <w:szCs w:val="20"/>
+          <w:lang w:val="es-419" w:eastAsia="es-419"/>
+        </w:rPr>
+        <w:t>vacia</w:t>
+      </w:r>
+      <w:proofErr w:type="spellEnd"/>
+      <w:r>
+        <w:rPr>
+          <w:rFonts w:ascii="Courier New" w:eastAsia="Times New Roman" w:hAnsi="Courier New" w:cs="Courier New"/>
+          <w:color w:val="CF8E6D"/>
+          <w:sz w:val="20"/>
+          <w:szCs w:val="20"/>
+          <w:lang w:val="es-419" w:eastAsia="es-419"/>
+        </w:rPr>
+        <w:t>\n</w:t>
+      </w:r>
+      <w:r>
+        <w:rPr>
+          <w:rFonts w:ascii="Courier New" w:eastAsia="Times New Roman" w:hAnsi="Courier New" w:cs="Courier New"/>
+          <w:color w:val="6AAB73"/>
+          <w:sz w:val="20"/>
+          <w:szCs w:val="20"/>
+          <w:lang w:val="es-419" w:eastAsia="es-419"/>
+        </w:rPr>
+        <w:t>"</w:t>
+      </w:r>
+      <w:r>
+        <w:rPr>
+          <w:rFonts w:ascii="Courier New" w:eastAsia="Times New Roman" w:hAnsi="Courier New" w:cs="Courier New"/>
+          <w:color w:val="BCBEC4"/>
+          <w:sz w:val="20"/>
+          <w:szCs w:val="20"/>
+          <w:lang w:val="es-419" w:eastAsia="es-419"/>
+        </w:rPr>
+        <w:t>;</w:t>
+      </w:r>
+      <w:r>
+        <w:rPr>
+          <w:rFonts w:ascii="Courier New" w:eastAsia="Times New Roman" w:hAnsi="Courier New" w:cs="Courier New"/>
+          <w:color w:val="BCBEC4"/>
+          <w:sz w:val="20"/>
+          <w:szCs w:val="20"/>
+          <w:lang w:val="es-419" w:eastAsia="es-419"/>
+        </w:rPr>
+        <w:br/>
+        <w:t xml:space="preserve">        </w:t>
+      </w:r>
+      <w:proofErr w:type="spellStart"/>
+      <w:r>
+        <w:rPr>
+          <w:rFonts w:ascii="Courier New" w:eastAsia="Times New Roman" w:hAnsi="Courier New" w:cs="Courier New"/>
+          <w:color w:val="CF8E6D"/>
+          <w:sz w:val="20"/>
+          <w:szCs w:val="20"/>
+          <w:lang w:val="es-419" w:eastAsia="es-419"/>
+        </w:rPr>
+        <w:t>return</w:t>
+      </w:r>
+      <w:proofErr w:type="spellEnd"/>
+      <w:r>
+        <w:rPr>
+          <w:rFonts w:ascii="Courier New" w:eastAsia="Times New Roman" w:hAnsi="Courier New" w:cs="Courier New"/>
+          <w:color w:val="BCBEC4"/>
+          <w:sz w:val="20"/>
+          <w:szCs w:val="20"/>
+          <w:lang w:val="es-419" w:eastAsia="es-419"/>
+        </w:rPr>
+        <w:t>;</w:t>
+      </w:r>
+      <w:r>
+        <w:rPr>
+          <w:rFonts w:ascii="Courier New" w:eastAsia="Times New Roman" w:hAnsi="Courier New" w:cs="Courier New"/>
+          <w:color w:val="BCBEC4"/>
+          <w:sz w:val="20"/>
+          <w:szCs w:val="20"/>
+          <w:lang w:val="es-419" w:eastAsia="es-419"/>
+        </w:rPr>
+        <w:br/>
+        <w:t xml:space="preserve">    }</w:t>
+      </w:r>
+      <w:r>
+        <w:rPr>
+          <w:rFonts w:ascii="Courier New" w:eastAsia="Times New Roman" w:hAnsi="Courier New" w:cs="Courier New"/>
+          <w:color w:val="BCBEC4"/>
+          <w:sz w:val="20"/>
+          <w:szCs w:val="20"/>
+          <w:lang w:val="es-419" w:eastAsia="es-419"/>
+        </w:rPr>
+        <w:br/>
+      </w:r>
+      <w:r>
+        <w:rPr>
+          <w:rFonts w:ascii="Courier New" w:eastAsia="Times New Roman" w:hAnsi="Courier New" w:cs="Courier New"/>
+          <w:color w:val="BCBEC4"/>
+          <w:sz w:val="20"/>
+          <w:szCs w:val="20"/>
+          <w:lang w:val="es-419" w:eastAsia="es-419"/>
+        </w:rPr>
+        <w:br/>
+        <w:t xml:space="preserve">    Nodo* </w:t>
+      </w:r>
+      <w:proofErr w:type="spellStart"/>
+      <w:r>
+        <w:rPr>
+          <w:rFonts w:ascii="Courier New" w:eastAsia="Times New Roman" w:hAnsi="Courier New" w:cs="Courier New"/>
+          <w:color w:val="BCBEC4"/>
+          <w:sz w:val="20"/>
+          <w:szCs w:val="20"/>
+          <w:lang w:val="es-419" w:eastAsia="es-419"/>
+        </w:rPr>
+        <w:t>aux</w:t>
+      </w:r>
+      <w:proofErr w:type="spellEnd"/>
+      <w:r>
+        <w:rPr>
+          <w:rFonts w:ascii="Courier New" w:eastAsia="Times New Roman" w:hAnsi="Courier New" w:cs="Courier New"/>
+          <w:color w:val="BCBEC4"/>
+          <w:sz w:val="20"/>
+          <w:szCs w:val="20"/>
+          <w:lang w:val="es-419" w:eastAsia="es-419"/>
+        </w:rPr>
+        <w:t xml:space="preserve"> = lista;</w:t>
+      </w:r>
+      <w:r>
+        <w:rPr>
+          <w:rFonts w:ascii="Courier New" w:eastAsia="Times New Roman" w:hAnsi="Courier New" w:cs="Courier New"/>
+          <w:color w:val="BCBEC4"/>
+          <w:sz w:val="20"/>
+          <w:szCs w:val="20"/>
+          <w:lang w:val="es-419" w:eastAsia="es-419"/>
+        </w:rPr>
+        <w:br/>
+        <w:t xml:space="preserve">    </w:t>
+      </w:r>
+      <w:proofErr w:type="spellStart"/>
+      <w:r>
+        <w:rPr>
+          <w:rFonts w:ascii="Courier New" w:eastAsia="Times New Roman" w:hAnsi="Courier New" w:cs="Courier New"/>
+          <w:color w:val="CF8E6D"/>
+          <w:sz w:val="20"/>
+          <w:szCs w:val="20"/>
+          <w:lang w:val="es-419" w:eastAsia="es-419"/>
+        </w:rPr>
+        <w:t>bool</w:t>
+      </w:r>
+      <w:proofErr w:type="spellEnd"/>
+      <w:r>
+        <w:rPr>
+          <w:rFonts w:ascii="Courier New" w:eastAsia="Times New Roman" w:hAnsi="Courier New" w:cs="Courier New"/>
+          <w:color w:val="CF8E6D"/>
+          <w:sz w:val="20"/>
+          <w:szCs w:val="20"/>
+          <w:lang w:val="es-419" w:eastAsia="es-419"/>
+        </w:rPr>
+        <w:t xml:space="preserve"> </w:t>
+      </w:r>
+      <w:r>
+        <w:rPr>
+          <w:rFonts w:ascii="Courier New" w:eastAsia="Times New Roman" w:hAnsi="Courier New" w:cs="Courier New"/>
+          <w:color w:val="BCBEC4"/>
+          <w:sz w:val="20"/>
+          <w:szCs w:val="20"/>
+          <w:lang w:val="es-419" w:eastAsia="es-419"/>
+        </w:rPr>
+        <w:t xml:space="preserve">encontrado = </w:t>
+      </w:r>
+      <w:r>
+        <w:rPr>
+          <w:rFonts w:ascii="Courier New" w:eastAsia="Times New Roman" w:hAnsi="Courier New" w:cs="Courier New"/>
+          <w:color w:val="CF8E6D"/>
+          <w:sz w:val="20"/>
+          <w:szCs w:val="20"/>
+          <w:lang w:val="es-419" w:eastAsia="es-419"/>
+        </w:rPr>
+        <w:t>false</w:t>
+      </w:r>
+      <w:r>
+        <w:rPr>
+          <w:rFonts w:ascii="Courier New" w:eastAsia="Times New Roman" w:hAnsi="Courier New" w:cs="Courier New"/>
+          <w:color w:val="BCBEC4"/>
+          <w:sz w:val="20"/>
+          <w:szCs w:val="20"/>
+          <w:lang w:val="es-419" w:eastAsia="es-419"/>
+        </w:rPr>
+        <w:t>;</w:t>
+      </w:r>
+      <w:r>
+        <w:rPr>
+          <w:rFonts w:ascii="Courier New" w:eastAsia="Times New Roman" w:hAnsi="Courier New" w:cs="Courier New"/>
+          <w:color w:val="BCBEC4"/>
+          <w:sz w:val="20"/>
+          <w:szCs w:val="20"/>
+          <w:lang w:val="es-419" w:eastAsia="es-419"/>
+        </w:rPr>
+        <w:br/>
+      </w:r>
+      <w:r>
+        <w:rPr>
+          <w:rFonts w:ascii="Courier New" w:eastAsia="Times New Roman" w:hAnsi="Courier New" w:cs="Courier New"/>
+          <w:color w:val="BCBEC4"/>
+          <w:sz w:val="20"/>
+          <w:szCs w:val="20"/>
+          <w:lang w:val="es-419" w:eastAsia="es-419"/>
+        </w:rPr>
+        <w:br/>
+        <w:t xml:space="preserve">    </w:t>
+      </w:r>
+      <w:proofErr w:type="spellStart"/>
+      <w:r>
+        <w:rPr>
+          <w:rFonts w:ascii="Courier New" w:eastAsia="Times New Roman" w:hAnsi="Courier New" w:cs="Courier New"/>
+          <w:color w:val="CF8E6D"/>
+          <w:sz w:val="20"/>
+          <w:szCs w:val="20"/>
+          <w:lang w:val="es-419" w:eastAsia="es-419"/>
+        </w:rPr>
+        <w:t>while</w:t>
+      </w:r>
+      <w:proofErr w:type="spellEnd"/>
+      <w:r>
+        <w:rPr>
+          <w:rFonts w:ascii="Courier New" w:eastAsia="Times New Roman" w:hAnsi="Courier New" w:cs="Courier New"/>
+          <w:color w:val="CF8E6D"/>
+          <w:sz w:val="20"/>
+          <w:szCs w:val="20"/>
+          <w:lang w:val="es-419" w:eastAsia="es-419"/>
+        </w:rPr>
+        <w:t xml:space="preserve"> </w:t>
+      </w:r>
+      <w:r>
+        <w:rPr>
+          <w:rFonts w:ascii="Courier New" w:eastAsia="Times New Roman" w:hAnsi="Courier New" w:cs="Courier New"/>
+          <w:color w:val="BCBEC4"/>
+          <w:sz w:val="20"/>
+          <w:szCs w:val="20"/>
+          <w:lang w:val="es-419" w:eastAsia="es-419"/>
+        </w:rPr>
+        <w:t>(</w:t>
+      </w:r>
+      <w:proofErr w:type="spellStart"/>
+      <w:r>
+        <w:rPr>
+          <w:rFonts w:ascii="Courier New" w:eastAsia="Times New Roman" w:hAnsi="Courier New" w:cs="Courier New"/>
+          <w:color w:val="BCBEC4"/>
+          <w:sz w:val="20"/>
+          <w:szCs w:val="20"/>
+          <w:lang w:val="es-419" w:eastAsia="es-419"/>
+        </w:rPr>
+        <w:t>aux</w:t>
+      </w:r>
+      <w:proofErr w:type="spellEnd"/>
+      <w:r>
+        <w:rPr>
+          <w:rFonts w:ascii="Courier New" w:eastAsia="Times New Roman" w:hAnsi="Courier New" w:cs="Courier New"/>
+          <w:color w:val="BCBEC4"/>
+          <w:sz w:val="20"/>
+          <w:szCs w:val="20"/>
+          <w:lang w:val="es-419" w:eastAsia="es-419"/>
+        </w:rPr>
+        <w:t xml:space="preserve"> != NULL) {</w:t>
+      </w:r>
+      <w:r>
+        <w:rPr>
+          <w:rFonts w:ascii="Courier New" w:eastAsia="Times New Roman" w:hAnsi="Courier New" w:cs="Courier New"/>
+          <w:color w:val="BCBEC4"/>
+          <w:sz w:val="20"/>
+          <w:szCs w:val="20"/>
+          <w:lang w:val="es-419" w:eastAsia="es-419"/>
+        </w:rPr>
+        <w:br/>
+        <w:t xml:space="preserve">        </w:t>
+      </w:r>
+      <w:proofErr w:type="spellStart"/>
+      <w:r>
+        <w:rPr>
+          <w:rFonts w:ascii="Courier New" w:eastAsia="Times New Roman" w:hAnsi="Courier New" w:cs="Courier New"/>
+          <w:color w:val="CF8E6D"/>
+          <w:sz w:val="20"/>
+          <w:szCs w:val="20"/>
+          <w:lang w:val="es-419" w:eastAsia="es-419"/>
+        </w:rPr>
+        <w:t>if</w:t>
+      </w:r>
+      <w:proofErr w:type="spellEnd"/>
+      <w:r>
+        <w:rPr>
+          <w:rFonts w:ascii="Courier New" w:eastAsia="Times New Roman" w:hAnsi="Courier New" w:cs="Courier New"/>
+          <w:color w:val="CF8E6D"/>
+          <w:sz w:val="20"/>
+          <w:szCs w:val="20"/>
+          <w:lang w:val="es-419" w:eastAsia="es-419"/>
+        </w:rPr>
+        <w:t xml:space="preserve"> </w:t>
+      </w:r>
+      <w:r>
+        <w:rPr>
+          <w:rFonts w:ascii="Courier New" w:eastAsia="Times New Roman" w:hAnsi="Courier New" w:cs="Courier New"/>
+          <w:color w:val="BCBEC4"/>
+          <w:sz w:val="20"/>
+          <w:szCs w:val="20"/>
+          <w:lang w:val="es-419" w:eastAsia="es-419"/>
+        </w:rPr>
+        <w:t>(</w:t>
+      </w:r>
+      <w:proofErr w:type="spellStart"/>
+      <w:r>
+        <w:rPr>
+          <w:rFonts w:ascii="Courier New" w:eastAsia="Times New Roman" w:hAnsi="Courier New" w:cs="Courier New"/>
+          <w:color w:val="BCBEC4"/>
+          <w:sz w:val="20"/>
+          <w:szCs w:val="20"/>
+          <w:lang w:val="es-419" w:eastAsia="es-419"/>
+        </w:rPr>
+        <w:t>aux</w:t>
+      </w:r>
+      <w:proofErr w:type="spellEnd"/>
+      <w:r>
+        <w:rPr>
+          <w:rFonts w:ascii="Courier New" w:eastAsia="Times New Roman" w:hAnsi="Courier New" w:cs="Courier New"/>
+          <w:color w:val="BCBEC4"/>
+          <w:sz w:val="20"/>
+          <w:szCs w:val="20"/>
+          <w:lang w:val="es-419" w:eastAsia="es-419"/>
+        </w:rPr>
+        <w:t>-&gt;carne == carne) {</w:t>
+      </w:r>
+      <w:r>
+        <w:rPr>
+          <w:rFonts w:ascii="Courier New" w:eastAsia="Times New Roman" w:hAnsi="Courier New" w:cs="Courier New"/>
+          <w:color w:val="BCBEC4"/>
+          <w:sz w:val="20"/>
+          <w:szCs w:val="20"/>
+          <w:lang w:val="es-419" w:eastAsia="es-419"/>
+        </w:rPr>
+        <w:br/>
+        <w:t xml:space="preserve">            </w:t>
+      </w:r>
+      <w:proofErr w:type="spellStart"/>
+      <w:r>
+        <w:rPr>
+          <w:rFonts w:ascii="Courier New" w:eastAsia="Times New Roman" w:hAnsi="Courier New" w:cs="Courier New"/>
+          <w:color w:val="BCBEC4"/>
+          <w:sz w:val="20"/>
+          <w:szCs w:val="20"/>
+          <w:lang w:val="es-419" w:eastAsia="es-419"/>
+        </w:rPr>
+        <w:t>cout</w:t>
+      </w:r>
+      <w:proofErr w:type="spellEnd"/>
+      <w:r>
+        <w:rPr>
+          <w:rFonts w:ascii="Courier New" w:eastAsia="Times New Roman" w:hAnsi="Courier New" w:cs="Courier New"/>
+          <w:color w:val="BCBEC4"/>
+          <w:sz w:val="20"/>
+          <w:szCs w:val="20"/>
+          <w:lang w:val="es-419" w:eastAsia="es-419"/>
+        </w:rPr>
+        <w:t xml:space="preserve"> &lt;&lt; </w:t>
+      </w:r>
+      <w:r>
+        <w:rPr>
+          <w:rFonts w:ascii="Courier New" w:eastAsia="Times New Roman" w:hAnsi="Courier New" w:cs="Courier New"/>
+          <w:color w:val="6AAB73"/>
+          <w:sz w:val="20"/>
+          <w:szCs w:val="20"/>
+          <w:lang w:val="es-419" w:eastAsia="es-419"/>
+        </w:rPr>
+        <w:t>"</w:t>
+      </w:r>
+      <w:r>
+        <w:rPr>
+          <w:rFonts w:ascii="Courier New" w:eastAsia="Times New Roman" w:hAnsi="Courier New" w:cs="Courier New"/>
+          <w:color w:val="CF8E6D"/>
+          <w:sz w:val="20"/>
+          <w:szCs w:val="20"/>
+          <w:lang w:val="es-419" w:eastAsia="es-419"/>
+        </w:rPr>
+        <w:t>\</w:t>
+      </w:r>
+      <w:proofErr w:type="spellStart"/>
+      <w:r>
+        <w:rPr>
+          <w:rFonts w:ascii="Courier New" w:eastAsia="Times New Roman" w:hAnsi="Courier New" w:cs="Courier New"/>
+          <w:color w:val="CF8E6D"/>
+          <w:sz w:val="20"/>
+          <w:szCs w:val="20"/>
+          <w:lang w:val="es-419" w:eastAsia="es-419"/>
+        </w:rPr>
+        <w:t>n</w:t>
+      </w:r>
+      <w:r>
+        <w:rPr>
+          <w:rFonts w:ascii="Courier New" w:eastAsia="Times New Roman" w:hAnsi="Courier New" w:cs="Courier New"/>
+          <w:color w:val="6AAB73"/>
+          <w:sz w:val="20"/>
+          <w:szCs w:val="20"/>
+          <w:lang w:val="es-419" w:eastAsia="es-419"/>
+        </w:rPr>
+        <w:t>Estudiante</w:t>
+      </w:r>
+      <w:proofErr w:type="spellEnd"/>
+      <w:r>
+        <w:rPr>
+          <w:rFonts w:ascii="Courier New" w:eastAsia="Times New Roman" w:hAnsi="Courier New" w:cs="Courier New"/>
+          <w:color w:val="6AAB73"/>
+          <w:sz w:val="20"/>
+          <w:szCs w:val="20"/>
+          <w:lang w:val="es-419" w:eastAsia="es-419"/>
+        </w:rPr>
+        <w:t xml:space="preserve"> encontrado:</w:t>
+      </w:r>
+      <w:r>
+        <w:rPr>
+          <w:rFonts w:ascii="Courier New" w:eastAsia="Times New Roman" w:hAnsi="Courier New" w:cs="Courier New"/>
+          <w:color w:val="CF8E6D"/>
+          <w:sz w:val="20"/>
+          <w:szCs w:val="20"/>
+          <w:lang w:val="es-419" w:eastAsia="es-419"/>
+        </w:rPr>
+        <w:t>\n</w:t>
+      </w:r>
+      <w:r>
+        <w:rPr>
+          <w:rFonts w:ascii="Courier New" w:eastAsia="Times New Roman" w:hAnsi="Courier New" w:cs="Courier New"/>
+          <w:color w:val="6AAB73"/>
+          <w:sz w:val="20"/>
+          <w:szCs w:val="20"/>
+          <w:lang w:val="es-419" w:eastAsia="es-419"/>
+        </w:rPr>
+        <w:t>"</w:t>
+      </w:r>
+      <w:r>
+        <w:rPr>
+          <w:rFonts w:ascii="Courier New" w:eastAsia="Times New Roman" w:hAnsi="Courier New" w:cs="Courier New"/>
+          <w:color w:val="BCBEC4"/>
+          <w:sz w:val="20"/>
+          <w:szCs w:val="20"/>
+          <w:lang w:val="es-419" w:eastAsia="es-419"/>
+        </w:rPr>
+        <w:t>;</w:t>
+      </w:r>
+      <w:r>
+        <w:rPr>
+          <w:rFonts w:ascii="Courier New" w:eastAsia="Times New Roman" w:hAnsi="Courier New" w:cs="Courier New"/>
+          <w:color w:val="BCBEC4"/>
+          <w:sz w:val="20"/>
+          <w:szCs w:val="20"/>
+          <w:lang w:val="es-419" w:eastAsia="es-419"/>
+        </w:rPr>
+        <w:br/>
+        <w:t xml:space="preserve">            </w:t>
+      </w:r>
+      <w:proofErr w:type="spellStart"/>
+      <w:r>
+        <w:rPr>
+          <w:rFonts w:ascii="Courier New" w:eastAsia="Times New Roman" w:hAnsi="Courier New" w:cs="Courier New"/>
+          <w:color w:val="BCBEC4"/>
+          <w:sz w:val="20"/>
+          <w:szCs w:val="20"/>
+          <w:lang w:val="es-419" w:eastAsia="es-419"/>
+        </w:rPr>
+        <w:t>cout</w:t>
+      </w:r>
+      <w:proofErr w:type="spellEnd"/>
+      <w:r>
+        <w:rPr>
+          <w:rFonts w:ascii="Courier New" w:eastAsia="Times New Roman" w:hAnsi="Courier New" w:cs="Courier New"/>
+          <w:color w:val="BCBEC4"/>
+          <w:sz w:val="20"/>
+          <w:szCs w:val="20"/>
+          <w:lang w:val="es-419" w:eastAsia="es-419"/>
+        </w:rPr>
+        <w:t xml:space="preserve"> &lt;&lt; </w:t>
+      </w:r>
+      <w:r>
+        <w:rPr>
+          <w:rFonts w:ascii="Courier New" w:eastAsia="Times New Roman" w:hAnsi="Courier New" w:cs="Courier New"/>
+          <w:color w:val="6AAB73"/>
+          <w:sz w:val="20"/>
+          <w:szCs w:val="20"/>
+          <w:lang w:val="es-419" w:eastAsia="es-419"/>
+        </w:rPr>
+        <w:t xml:space="preserve">"Nombre: " </w:t>
+      </w:r>
+      <w:r>
+        <w:rPr>
+          <w:rFonts w:ascii="Courier New" w:eastAsia="Times New Roman" w:hAnsi="Courier New" w:cs="Courier New"/>
+          <w:color w:val="BCBEC4"/>
+          <w:sz w:val="20"/>
+          <w:szCs w:val="20"/>
+          <w:lang w:val="es-419" w:eastAsia="es-419"/>
+        </w:rPr>
+        <w:t xml:space="preserve">&lt;&lt; </w:t>
+      </w:r>
+      <w:proofErr w:type="spellStart"/>
+      <w:r>
+        <w:rPr>
+          <w:rFonts w:ascii="Courier New" w:eastAsia="Times New Roman" w:hAnsi="Courier New" w:cs="Courier New"/>
+          <w:color w:val="BCBEC4"/>
+          <w:sz w:val="20"/>
+          <w:szCs w:val="20"/>
+          <w:lang w:val="es-419" w:eastAsia="es-419"/>
+        </w:rPr>
+        <w:t>aux</w:t>
+      </w:r>
+      <w:proofErr w:type="spellEnd"/>
+      <w:r>
+        <w:rPr>
+          <w:rFonts w:ascii="Courier New" w:eastAsia="Times New Roman" w:hAnsi="Courier New" w:cs="Courier New"/>
+          <w:color w:val="BCBEC4"/>
+          <w:sz w:val="20"/>
+          <w:szCs w:val="20"/>
+          <w:lang w:val="es-419" w:eastAsia="es-419"/>
+        </w:rPr>
+        <w:t xml:space="preserve">-&gt;nombre &lt;&lt; </w:t>
+      </w:r>
+      <w:proofErr w:type="spellStart"/>
+      <w:r>
+        <w:rPr>
+          <w:rFonts w:ascii="Courier New" w:eastAsia="Times New Roman" w:hAnsi="Courier New" w:cs="Courier New"/>
+          <w:color w:val="BCBEC4"/>
+          <w:sz w:val="20"/>
+          <w:szCs w:val="20"/>
+          <w:lang w:val="es-419" w:eastAsia="es-419"/>
+        </w:rPr>
+        <w:t>endl</w:t>
+      </w:r>
+      <w:proofErr w:type="spellEnd"/>
+      <w:r>
+        <w:rPr>
+          <w:rFonts w:ascii="Courier New" w:eastAsia="Times New Roman" w:hAnsi="Courier New" w:cs="Courier New"/>
+          <w:color w:val="BCBEC4"/>
+          <w:sz w:val="20"/>
+          <w:szCs w:val="20"/>
+          <w:lang w:val="es-419" w:eastAsia="es-419"/>
+        </w:rPr>
+        <w:t>;</w:t>
+      </w:r>
+      <w:r>
+        <w:rPr>
+          <w:rFonts w:ascii="Courier New" w:eastAsia="Times New Roman" w:hAnsi="Courier New" w:cs="Courier New"/>
+          <w:color w:val="BCBEC4"/>
+          <w:sz w:val="20"/>
+          <w:szCs w:val="20"/>
+          <w:lang w:val="es-419" w:eastAsia="es-419"/>
+        </w:rPr>
+        <w:br/>
+        <w:t xml:space="preserve">            </w:t>
+      </w:r>
+      <w:proofErr w:type="spellStart"/>
+      <w:r>
+        <w:rPr>
+          <w:rFonts w:ascii="Courier New" w:eastAsia="Times New Roman" w:hAnsi="Courier New" w:cs="Courier New"/>
+          <w:color w:val="BCBEC4"/>
+          <w:sz w:val="20"/>
+          <w:szCs w:val="20"/>
+          <w:lang w:val="es-419" w:eastAsia="es-419"/>
+        </w:rPr>
+        <w:t>cout</w:t>
+      </w:r>
+      <w:proofErr w:type="spellEnd"/>
+      <w:r>
+        <w:rPr>
+          <w:rFonts w:ascii="Courier New" w:eastAsia="Times New Roman" w:hAnsi="Courier New" w:cs="Courier New"/>
+          <w:color w:val="BCBEC4"/>
+          <w:sz w:val="20"/>
+          <w:szCs w:val="20"/>
+          <w:lang w:val="es-419" w:eastAsia="es-419"/>
+        </w:rPr>
+        <w:t xml:space="preserve"> &lt;&lt; </w:t>
+      </w:r>
+      <w:r>
+        <w:rPr>
+          <w:rFonts w:ascii="Courier New" w:eastAsia="Times New Roman" w:hAnsi="Courier New" w:cs="Courier New"/>
+          <w:color w:val="6AAB73"/>
+          <w:sz w:val="20"/>
+          <w:szCs w:val="20"/>
+          <w:lang w:val="es-419" w:eastAsia="es-419"/>
+        </w:rPr>
+        <w:t xml:space="preserve">"Apellido: " </w:t>
+      </w:r>
+      <w:r>
+        <w:rPr>
+          <w:rFonts w:ascii="Courier New" w:eastAsia="Times New Roman" w:hAnsi="Courier New" w:cs="Courier New"/>
+          <w:color w:val="BCBEC4"/>
+          <w:sz w:val="20"/>
+          <w:szCs w:val="20"/>
+          <w:lang w:val="es-419" w:eastAsia="es-419"/>
+        </w:rPr>
+        <w:t xml:space="preserve">&lt;&lt; </w:t>
+      </w:r>
+      <w:proofErr w:type="spellStart"/>
+      <w:r>
+        <w:rPr>
+          <w:rFonts w:ascii="Courier New" w:eastAsia="Times New Roman" w:hAnsi="Courier New" w:cs="Courier New"/>
+          <w:color w:val="BCBEC4"/>
+          <w:sz w:val="20"/>
+          <w:szCs w:val="20"/>
+          <w:lang w:val="es-419" w:eastAsia="es-419"/>
+        </w:rPr>
+        <w:t>aux</w:t>
+      </w:r>
+      <w:proofErr w:type="spellEnd"/>
+      <w:r>
+        <w:rPr>
+          <w:rFonts w:ascii="Courier New" w:eastAsia="Times New Roman" w:hAnsi="Courier New" w:cs="Courier New"/>
+          <w:color w:val="BCBEC4"/>
+          <w:sz w:val="20"/>
+          <w:szCs w:val="20"/>
+          <w:lang w:val="es-419" w:eastAsia="es-419"/>
+        </w:rPr>
+        <w:t xml:space="preserve">-&gt;apellido &lt;&lt; </w:t>
+      </w:r>
+      <w:proofErr w:type="spellStart"/>
+      <w:r>
+        <w:rPr>
+          <w:rFonts w:ascii="Courier New" w:eastAsia="Times New Roman" w:hAnsi="Courier New" w:cs="Courier New"/>
+          <w:color w:val="BCBEC4"/>
+          <w:sz w:val="20"/>
+          <w:szCs w:val="20"/>
+          <w:lang w:val="es-419" w:eastAsia="es-419"/>
+        </w:rPr>
+        <w:t>endl</w:t>
+      </w:r>
+      <w:proofErr w:type="spellEnd"/>
+      <w:r>
+        <w:rPr>
+          <w:rFonts w:ascii="Courier New" w:eastAsia="Times New Roman" w:hAnsi="Courier New" w:cs="Courier New"/>
+          <w:color w:val="BCBEC4"/>
+          <w:sz w:val="20"/>
+          <w:szCs w:val="20"/>
+          <w:lang w:val="es-419" w:eastAsia="es-419"/>
+        </w:rPr>
+        <w:t>;</w:t>
+      </w:r>
+      <w:r>
+        <w:rPr>
+          <w:rFonts w:ascii="Courier New" w:eastAsia="Times New Roman" w:hAnsi="Courier New" w:cs="Courier New"/>
+          <w:color w:val="BCBEC4"/>
+          <w:sz w:val="20"/>
+          <w:szCs w:val="20"/>
+          <w:lang w:val="es-419" w:eastAsia="es-419"/>
+        </w:rPr>
+        <w:br/>
+        <w:t xml:space="preserve">            </w:t>
+      </w:r>
+      <w:proofErr w:type="spellStart"/>
+      <w:r>
+        <w:rPr>
+          <w:rFonts w:ascii="Courier New" w:eastAsia="Times New Roman" w:hAnsi="Courier New" w:cs="Courier New"/>
+          <w:color w:val="BCBEC4"/>
+          <w:sz w:val="20"/>
+          <w:szCs w:val="20"/>
+          <w:lang w:val="es-419" w:eastAsia="es-419"/>
+        </w:rPr>
+        <w:t>cout</w:t>
+      </w:r>
+      <w:proofErr w:type="spellEnd"/>
+      <w:r>
+        <w:rPr>
+          <w:rFonts w:ascii="Courier New" w:eastAsia="Times New Roman" w:hAnsi="Courier New" w:cs="Courier New"/>
+          <w:color w:val="BCBEC4"/>
+          <w:sz w:val="20"/>
+          <w:szCs w:val="20"/>
+          <w:lang w:val="es-419" w:eastAsia="es-419"/>
+        </w:rPr>
+        <w:t xml:space="preserve"> &lt;&lt; </w:t>
+      </w:r>
+      <w:r>
+        <w:rPr>
+          <w:rFonts w:ascii="Courier New" w:eastAsia="Times New Roman" w:hAnsi="Courier New" w:cs="Courier New"/>
+          <w:color w:val="6AAB73"/>
+          <w:sz w:val="20"/>
+          <w:szCs w:val="20"/>
+          <w:lang w:val="es-419" w:eastAsia="es-419"/>
+        </w:rPr>
+        <w:t xml:space="preserve">"Carrera: " </w:t>
+      </w:r>
+      <w:r>
+        <w:rPr>
+          <w:rFonts w:ascii="Courier New" w:eastAsia="Times New Roman" w:hAnsi="Courier New" w:cs="Courier New"/>
+          <w:color w:val="BCBEC4"/>
+          <w:sz w:val="20"/>
+          <w:szCs w:val="20"/>
+          <w:lang w:val="es-419" w:eastAsia="es-419"/>
+        </w:rPr>
+        <w:t xml:space="preserve">&lt;&lt; </w:t>
+      </w:r>
+      <w:proofErr w:type="spellStart"/>
+      <w:r>
+        <w:rPr>
+          <w:rFonts w:ascii="Courier New" w:eastAsia="Times New Roman" w:hAnsi="Courier New" w:cs="Courier New"/>
+          <w:color w:val="BCBEC4"/>
+          <w:sz w:val="20"/>
+          <w:szCs w:val="20"/>
+          <w:lang w:val="es-419" w:eastAsia="es-419"/>
+        </w:rPr>
+        <w:t>aux</w:t>
+      </w:r>
+      <w:proofErr w:type="spellEnd"/>
+      <w:r>
+        <w:rPr>
+          <w:rFonts w:ascii="Courier New" w:eastAsia="Times New Roman" w:hAnsi="Courier New" w:cs="Courier New"/>
+          <w:color w:val="BCBEC4"/>
+          <w:sz w:val="20"/>
+          <w:szCs w:val="20"/>
+          <w:lang w:val="es-419" w:eastAsia="es-419"/>
+        </w:rPr>
+        <w:t xml:space="preserve">-&gt;carrera &lt;&lt; </w:t>
+      </w:r>
+      <w:proofErr w:type="spellStart"/>
+      <w:r>
+        <w:rPr>
+          <w:rFonts w:ascii="Courier New" w:eastAsia="Times New Roman" w:hAnsi="Courier New" w:cs="Courier New"/>
+          <w:color w:val="BCBEC4"/>
+          <w:sz w:val="20"/>
+          <w:szCs w:val="20"/>
+          <w:lang w:val="es-419" w:eastAsia="es-419"/>
+        </w:rPr>
+        <w:t>endl</w:t>
+      </w:r>
+      <w:proofErr w:type="spellEnd"/>
+      <w:r>
+        <w:rPr>
+          <w:rFonts w:ascii="Courier New" w:eastAsia="Times New Roman" w:hAnsi="Courier New" w:cs="Courier New"/>
+          <w:color w:val="BCBEC4"/>
+          <w:sz w:val="20"/>
+          <w:szCs w:val="20"/>
+          <w:lang w:val="es-419" w:eastAsia="es-419"/>
+        </w:rPr>
+        <w:t>;</w:t>
+      </w:r>
+      <w:r>
+        <w:rPr>
+          <w:rFonts w:ascii="Courier New" w:eastAsia="Times New Roman" w:hAnsi="Courier New" w:cs="Courier New"/>
+          <w:color w:val="BCBEC4"/>
+          <w:sz w:val="20"/>
+          <w:szCs w:val="20"/>
+          <w:lang w:val="es-419" w:eastAsia="es-419"/>
+        </w:rPr>
+        <w:br/>
+        <w:t xml:space="preserve">            encontrado = </w:t>
+      </w:r>
+      <w:r>
+        <w:rPr>
+          <w:rFonts w:ascii="Courier New" w:eastAsia="Times New Roman" w:hAnsi="Courier New" w:cs="Courier New"/>
+          <w:color w:val="CF8E6D"/>
+          <w:sz w:val="20"/>
+          <w:szCs w:val="20"/>
+          <w:lang w:val="es-419" w:eastAsia="es-419"/>
+        </w:rPr>
+        <w:t>true</w:t>
+      </w:r>
+      <w:r>
+        <w:rPr>
+          <w:rFonts w:ascii="Courier New" w:eastAsia="Times New Roman" w:hAnsi="Courier New" w:cs="Courier New"/>
+          <w:color w:val="BCBEC4"/>
+          <w:sz w:val="20"/>
+          <w:szCs w:val="20"/>
+          <w:lang w:val="es-419" w:eastAsia="es-419"/>
+        </w:rPr>
+        <w:t>;</w:t>
+      </w:r>
+      <w:r>
+        <w:rPr>
+          <w:rFonts w:ascii="Courier New" w:eastAsia="Times New Roman" w:hAnsi="Courier New" w:cs="Courier New"/>
+          <w:color w:val="BCBEC4"/>
+          <w:sz w:val="20"/>
+          <w:szCs w:val="20"/>
+          <w:lang w:val="es-419" w:eastAsia="es-419"/>
+        </w:rPr>
+        <w:br/>
+        <w:t xml:space="preserve">            </w:t>
+      </w:r>
+      <w:r>
+        <w:rPr>
+          <w:rFonts w:ascii="Courier New" w:eastAsia="Times New Roman" w:hAnsi="Courier New" w:cs="Courier New"/>
+          <w:color w:val="CF8E6D"/>
+          <w:sz w:val="20"/>
+          <w:szCs w:val="20"/>
+          <w:lang w:val="es-419" w:eastAsia="es-419"/>
+        </w:rPr>
+        <w:t>break</w:t>
+      </w:r>
+      <w:r>
+        <w:rPr>
+          <w:rFonts w:ascii="Courier New" w:eastAsia="Times New Roman" w:hAnsi="Courier New" w:cs="Courier New"/>
+          <w:color w:val="BCBEC4"/>
+          <w:sz w:val="20"/>
+          <w:szCs w:val="20"/>
+          <w:lang w:val="es-419" w:eastAsia="es-419"/>
+        </w:rPr>
+        <w:t>;</w:t>
+      </w:r>
+      <w:r>
+        <w:rPr>
+          <w:rFonts w:ascii="Courier New" w:eastAsia="Times New Roman" w:hAnsi="Courier New" w:cs="Courier New"/>
+          <w:color w:val="BCBEC4"/>
+          <w:sz w:val="20"/>
+          <w:szCs w:val="20"/>
+          <w:lang w:val="es-419" w:eastAsia="es-419"/>
+        </w:rPr>
+        <w:br/>
+        <w:t xml:space="preserve">        }</w:t>
+      </w:r>
+      <w:r>
+        <w:rPr>
+          <w:rFonts w:ascii="Courier New" w:eastAsia="Times New Roman" w:hAnsi="Courier New" w:cs="Courier New"/>
+          <w:color w:val="BCBEC4"/>
+          <w:sz w:val="20"/>
+          <w:szCs w:val="20"/>
+          <w:lang w:val="es-419" w:eastAsia="es-419"/>
+        </w:rPr>
+        <w:br/>
+        <w:t xml:space="preserve">        </w:t>
+      </w:r>
+      <w:proofErr w:type="spellStart"/>
+      <w:r>
+        <w:rPr>
+          <w:rFonts w:ascii="Courier New" w:eastAsia="Times New Roman" w:hAnsi="Courier New" w:cs="Courier New"/>
+          <w:color w:val="BCBEC4"/>
+          <w:sz w:val="20"/>
+          <w:szCs w:val="20"/>
+          <w:lang w:val="es-419" w:eastAsia="es-419"/>
+        </w:rPr>
+        <w:t>aux</w:t>
+      </w:r>
+      <w:proofErr w:type="spellEnd"/>
+      <w:r>
+        <w:rPr>
+          <w:rFonts w:ascii="Courier New" w:eastAsia="Times New Roman" w:hAnsi="Courier New" w:cs="Courier New"/>
+          <w:color w:val="BCBEC4"/>
+          <w:sz w:val="20"/>
+          <w:szCs w:val="20"/>
+          <w:lang w:val="es-419" w:eastAsia="es-419"/>
+        </w:rPr>
+        <w:t xml:space="preserve"> = </w:t>
+      </w:r>
+      <w:proofErr w:type="spellStart"/>
+      <w:r>
+        <w:rPr>
+          <w:rFonts w:ascii="Courier New" w:eastAsia="Times New Roman" w:hAnsi="Courier New" w:cs="Courier New"/>
+          <w:color w:val="BCBEC4"/>
+          <w:sz w:val="20"/>
+          <w:szCs w:val="20"/>
+          <w:lang w:val="es-419" w:eastAsia="es-419"/>
+        </w:rPr>
+        <w:t>aux</w:t>
+      </w:r>
+      <w:proofErr w:type="spellEnd"/>
+      <w:r>
+        <w:rPr>
+          <w:rFonts w:ascii="Courier New" w:eastAsia="Times New Roman" w:hAnsi="Courier New" w:cs="Courier New"/>
+          <w:color w:val="BCBEC4"/>
+          <w:sz w:val="20"/>
+          <w:szCs w:val="20"/>
+          <w:lang w:val="es-419" w:eastAsia="es-419"/>
+        </w:rPr>
+        <w:t>-&gt;siguiente;</w:t>
+      </w:r>
+      <w:r>
+        <w:rPr>
+          <w:rFonts w:ascii="Courier New" w:eastAsia="Times New Roman" w:hAnsi="Courier New" w:cs="Courier New"/>
+          <w:color w:val="BCBEC4"/>
+          <w:sz w:val="20"/>
+          <w:szCs w:val="20"/>
+          <w:lang w:val="es-419" w:eastAsia="es-419"/>
+        </w:rPr>
+        <w:br/>
+        <w:t xml:space="preserve">    }</w:t>
+      </w:r>
+      <w:r>
+        <w:rPr>
+          <w:rFonts w:ascii="Courier New" w:eastAsia="Times New Roman" w:hAnsi="Courier New" w:cs="Courier New"/>
+          <w:color w:val="BCBEC4"/>
+          <w:sz w:val="20"/>
+          <w:szCs w:val="20"/>
+          <w:lang w:val="es-419" w:eastAsia="es-419"/>
+        </w:rPr>
+        <w:br/>
+      </w:r>
+      <w:r>
+        <w:rPr>
+          <w:rFonts w:ascii="Courier New" w:eastAsia="Times New Roman" w:hAnsi="Courier New" w:cs="Courier New"/>
+          <w:color w:val="BCBEC4"/>
+          <w:sz w:val="20"/>
+          <w:szCs w:val="20"/>
+          <w:lang w:val="es-419" w:eastAsia="es-419"/>
+        </w:rPr>
+        <w:br/>
+        <w:t xml:space="preserve">    </w:t>
+      </w:r>
+      <w:proofErr w:type="spellStart"/>
+      <w:r>
+        <w:rPr>
+          <w:rFonts w:ascii="Courier New" w:eastAsia="Times New Roman" w:hAnsi="Courier New" w:cs="Courier New"/>
+          <w:color w:val="CF8E6D"/>
+          <w:sz w:val="20"/>
+          <w:szCs w:val="20"/>
+          <w:lang w:val="es-419" w:eastAsia="es-419"/>
+        </w:rPr>
+        <w:t>if</w:t>
+      </w:r>
+      <w:proofErr w:type="spellEnd"/>
+      <w:r>
+        <w:rPr>
+          <w:rFonts w:ascii="Courier New" w:eastAsia="Times New Roman" w:hAnsi="Courier New" w:cs="Courier New"/>
+          <w:color w:val="CF8E6D"/>
+          <w:sz w:val="20"/>
+          <w:szCs w:val="20"/>
+          <w:lang w:val="es-419" w:eastAsia="es-419"/>
+        </w:rPr>
+        <w:t xml:space="preserve"> </w:t>
+      </w:r>
+      <w:r>
+        <w:rPr>
+          <w:rFonts w:ascii="Courier New" w:eastAsia="Times New Roman" w:hAnsi="Courier New" w:cs="Courier New"/>
+          <w:color w:val="BCBEC4"/>
+          <w:sz w:val="20"/>
+          <w:szCs w:val="20"/>
+          <w:lang w:val="es-419" w:eastAsia="es-419"/>
+        </w:rPr>
+        <w:t>(!encontrado) {</w:t>
+      </w:r>
+      <w:r>
+        <w:rPr>
+          <w:rFonts w:ascii="Courier New" w:eastAsia="Times New Roman" w:hAnsi="Courier New" w:cs="Courier New"/>
+          <w:color w:val="BCBEC4"/>
+          <w:sz w:val="20"/>
+          <w:szCs w:val="20"/>
+          <w:lang w:val="es-419" w:eastAsia="es-419"/>
+        </w:rPr>
+        <w:br/>
+        <w:t xml:space="preserve">        </w:t>
+      </w:r>
+      <w:proofErr w:type="spellStart"/>
+      <w:r>
+        <w:rPr>
+          <w:rFonts w:ascii="Courier New" w:eastAsia="Times New Roman" w:hAnsi="Courier New" w:cs="Courier New"/>
+          <w:color w:val="BCBEC4"/>
+          <w:sz w:val="20"/>
+          <w:szCs w:val="20"/>
+          <w:lang w:val="es-419" w:eastAsia="es-419"/>
+        </w:rPr>
+        <w:t>cout</w:t>
+      </w:r>
+      <w:proofErr w:type="spellEnd"/>
+      <w:r>
+        <w:rPr>
+          <w:rFonts w:ascii="Courier New" w:eastAsia="Times New Roman" w:hAnsi="Courier New" w:cs="Courier New"/>
+          <w:color w:val="BCBEC4"/>
+          <w:sz w:val="20"/>
+          <w:szCs w:val="20"/>
+          <w:lang w:val="es-419" w:eastAsia="es-419"/>
+        </w:rPr>
+        <w:t xml:space="preserve"> &lt;&lt; </w:t>
+      </w:r>
+      <w:r>
+        <w:rPr>
+          <w:rFonts w:ascii="Courier New" w:eastAsia="Times New Roman" w:hAnsi="Courier New" w:cs="Courier New"/>
+          <w:color w:val="6AAB73"/>
+          <w:sz w:val="20"/>
+          <w:szCs w:val="20"/>
+          <w:lang w:val="es-419" w:eastAsia="es-419"/>
+        </w:rPr>
+        <w:t>"Estudiante no encontrado</w:t>
+      </w:r>
+      <w:r>
+        <w:rPr>
+          <w:rFonts w:ascii="Courier New" w:eastAsia="Times New Roman" w:hAnsi="Courier New" w:cs="Courier New"/>
+          <w:color w:val="CF8E6D"/>
+          <w:sz w:val="20"/>
+          <w:szCs w:val="20"/>
+          <w:lang w:val="es-419" w:eastAsia="es-419"/>
+        </w:rPr>
+        <w:t>\n</w:t>
+      </w:r>
+      <w:r>
+        <w:rPr>
+          <w:rFonts w:ascii="Courier New" w:eastAsia="Times New Roman" w:hAnsi="Courier New" w:cs="Courier New"/>
+          <w:color w:val="6AAB73"/>
+          <w:sz w:val="20"/>
+          <w:szCs w:val="20"/>
+          <w:lang w:val="es-419" w:eastAsia="es-419"/>
+        </w:rPr>
+        <w:t>"</w:t>
+      </w:r>
+      <w:r>
+        <w:rPr>
+          <w:rFonts w:ascii="Courier New" w:eastAsia="Times New Roman" w:hAnsi="Courier New" w:cs="Courier New"/>
+          <w:color w:val="BCBEC4"/>
+          <w:sz w:val="20"/>
+          <w:szCs w:val="20"/>
+          <w:lang w:val="es-419" w:eastAsia="es-419"/>
+        </w:rPr>
+        <w:t>;</w:t>
+      </w:r>
+      <w:r>
+        <w:rPr>
+          <w:rFonts w:ascii="Courier New" w:eastAsia="Times New Roman" w:hAnsi="Courier New" w:cs="Courier New"/>
+          <w:color w:val="BCBEC4"/>
+          <w:sz w:val="20"/>
+          <w:szCs w:val="20"/>
+          <w:lang w:val="es-419" w:eastAsia="es-419"/>
+        </w:rPr>
+        <w:br/>
+        <w:t xml:space="preserve">    }</w:t>
+      </w:r>
+      <w:r>
+        <w:rPr>
+          <w:rFonts w:ascii="Courier New" w:eastAsia="Times New Roman" w:hAnsi="Courier New" w:cs="Courier New"/>
+          <w:color w:val="BCBEC4"/>
+          <w:sz w:val="20"/>
+          <w:szCs w:val="20"/>
+          <w:lang w:val="es-419" w:eastAsia="es-419"/>
+        </w:rPr>
+        <w:br/>
+        <w:t>}</w:t>
+      </w:r>
+      <w:r>
+        <w:rPr>
+          <w:rFonts w:ascii="Courier New" w:eastAsia="Times New Roman" w:hAnsi="Courier New" w:cs="Courier New"/>
+          <w:color w:val="BCBEC4"/>
+          <w:sz w:val="20"/>
+          <w:szCs w:val="20"/>
+          <w:lang w:val="es-419" w:eastAsia="es-419"/>
+        </w:rPr>
+        <w:br/>
+      </w:r>
+      <w:r>
+        <w:rPr>
+          <w:rFonts w:ascii="Courier New" w:eastAsia="Times New Roman" w:hAnsi="Courier New" w:cs="Courier New"/>
+          <w:color w:val="BCBEC4"/>
+          <w:sz w:val="20"/>
+          <w:szCs w:val="20"/>
+          <w:lang w:val="es-419" w:eastAsia="es-419"/>
+        </w:rPr>
+        <w:br/>
+      </w:r>
+      <w:proofErr w:type="spellStart"/>
+      <w:r>
+        <w:rPr>
+          <w:rFonts w:ascii="Courier New" w:eastAsia="Times New Roman" w:hAnsi="Courier New" w:cs="Courier New"/>
+          <w:color w:val="CF8E6D"/>
+          <w:sz w:val="20"/>
+          <w:szCs w:val="20"/>
+          <w:lang w:val="es-419" w:eastAsia="es-419"/>
+        </w:rPr>
+        <w:t>void</w:t>
+      </w:r>
+      <w:proofErr w:type="spellEnd"/>
+      <w:r>
+        <w:rPr>
+          <w:rFonts w:ascii="Courier New" w:eastAsia="Times New Roman" w:hAnsi="Courier New" w:cs="Courier New"/>
+          <w:color w:val="CF8E6D"/>
+          <w:sz w:val="20"/>
+          <w:szCs w:val="20"/>
+          <w:lang w:val="es-419" w:eastAsia="es-419"/>
+        </w:rPr>
+        <w:t xml:space="preserve"> </w:t>
+      </w:r>
+      <w:r>
+        <w:rPr>
+          <w:rFonts w:ascii="Courier New" w:eastAsia="Times New Roman" w:hAnsi="Courier New" w:cs="Courier New"/>
+          <w:color w:val="BCBEC4"/>
+          <w:sz w:val="20"/>
+          <w:szCs w:val="20"/>
+          <w:lang w:val="es-419" w:eastAsia="es-419"/>
+        </w:rPr>
+        <w:t xml:space="preserve">eliminar(Nodo*&amp; lista, </w:t>
+      </w:r>
+      <w:proofErr w:type="spellStart"/>
+      <w:r>
+        <w:rPr>
+          <w:rFonts w:ascii="Courier New" w:eastAsia="Times New Roman" w:hAnsi="Courier New" w:cs="Courier New"/>
+          <w:color w:val="CF8E6D"/>
+          <w:sz w:val="20"/>
+          <w:szCs w:val="20"/>
+          <w:lang w:val="es-419" w:eastAsia="es-419"/>
+        </w:rPr>
+        <w:t>int</w:t>
+      </w:r>
+      <w:proofErr w:type="spellEnd"/>
+      <w:r>
+        <w:rPr>
+          <w:rFonts w:ascii="Courier New" w:eastAsia="Times New Roman" w:hAnsi="Courier New" w:cs="Courier New"/>
+          <w:color w:val="CF8E6D"/>
+          <w:sz w:val="20"/>
+          <w:szCs w:val="20"/>
+          <w:lang w:val="es-419" w:eastAsia="es-419"/>
+        </w:rPr>
+        <w:t xml:space="preserve"> </w:t>
+      </w:r>
+      <w:r>
+        <w:rPr>
+          <w:rFonts w:ascii="Courier New" w:eastAsia="Times New Roman" w:hAnsi="Courier New" w:cs="Courier New"/>
+          <w:color w:val="BCBEC4"/>
+          <w:sz w:val="20"/>
+          <w:szCs w:val="20"/>
+          <w:lang w:val="es-419" w:eastAsia="es-419"/>
+        </w:rPr>
+        <w:t>carne) {</w:t>
+      </w:r>
+      <w:r>
+        <w:rPr>
+          <w:rFonts w:ascii="Courier New" w:eastAsia="Times New Roman" w:hAnsi="Courier New" w:cs="Courier New"/>
+          <w:color w:val="BCBEC4"/>
+          <w:sz w:val="20"/>
+          <w:szCs w:val="20"/>
+          <w:lang w:val="es-419" w:eastAsia="es-419"/>
+        </w:rPr>
+        <w:br/>
+        <w:t xml:space="preserve">    </w:t>
+      </w:r>
+      <w:proofErr w:type="spellStart"/>
+      <w:r>
+        <w:rPr>
+          <w:rFonts w:ascii="Courier New" w:eastAsia="Times New Roman" w:hAnsi="Courier New" w:cs="Courier New"/>
+          <w:color w:val="CF8E6D"/>
+          <w:sz w:val="20"/>
+          <w:szCs w:val="20"/>
+          <w:lang w:val="es-419" w:eastAsia="es-419"/>
+        </w:rPr>
+        <w:t>if</w:t>
+      </w:r>
+      <w:proofErr w:type="spellEnd"/>
+      <w:r>
+        <w:rPr>
+          <w:rFonts w:ascii="Courier New" w:eastAsia="Times New Roman" w:hAnsi="Courier New" w:cs="Courier New"/>
+          <w:color w:val="CF8E6D"/>
+          <w:sz w:val="20"/>
+          <w:szCs w:val="20"/>
+          <w:lang w:val="es-419" w:eastAsia="es-419"/>
+        </w:rPr>
+        <w:t xml:space="preserve"> </w:t>
+      </w:r>
+      <w:r>
+        <w:rPr>
+          <w:rFonts w:ascii="Courier New" w:eastAsia="Times New Roman" w:hAnsi="Courier New" w:cs="Courier New"/>
+          <w:color w:val="BCBEC4"/>
+          <w:sz w:val="20"/>
+          <w:szCs w:val="20"/>
+          <w:lang w:val="es-419" w:eastAsia="es-419"/>
+        </w:rPr>
+        <w:t>(lista == NULL) {</w:t>
+      </w:r>
+      <w:r>
+        <w:rPr>
+          <w:rFonts w:ascii="Courier New" w:eastAsia="Times New Roman" w:hAnsi="Courier New" w:cs="Courier New"/>
+          <w:color w:val="BCBEC4"/>
+          <w:sz w:val="20"/>
+          <w:szCs w:val="20"/>
+          <w:lang w:val="es-419" w:eastAsia="es-419"/>
+        </w:rPr>
+        <w:br/>
+        <w:t xml:space="preserve">        </w:t>
+      </w:r>
+      <w:proofErr w:type="spellStart"/>
+      <w:r>
+        <w:rPr>
+          <w:rFonts w:ascii="Courier New" w:eastAsia="Times New Roman" w:hAnsi="Courier New" w:cs="Courier New"/>
+          <w:color w:val="BCBEC4"/>
+          <w:sz w:val="20"/>
+          <w:szCs w:val="20"/>
+          <w:lang w:val="es-419" w:eastAsia="es-419"/>
+        </w:rPr>
+        <w:t>cout</w:t>
+      </w:r>
+      <w:proofErr w:type="spellEnd"/>
+      <w:r>
+        <w:rPr>
+          <w:rFonts w:ascii="Courier New" w:eastAsia="Times New Roman" w:hAnsi="Courier New" w:cs="Courier New"/>
+          <w:color w:val="BCBEC4"/>
+          <w:sz w:val="20"/>
+          <w:szCs w:val="20"/>
+          <w:lang w:val="es-419" w:eastAsia="es-419"/>
+        </w:rPr>
+        <w:t xml:space="preserve"> &lt;&lt; </w:t>
+      </w:r>
+      <w:r>
+        <w:rPr>
+          <w:rFonts w:ascii="Courier New" w:eastAsia="Times New Roman" w:hAnsi="Courier New" w:cs="Courier New"/>
+          <w:color w:val="6AAB73"/>
+          <w:sz w:val="20"/>
+          <w:szCs w:val="20"/>
+          <w:lang w:val="es-419" w:eastAsia="es-419"/>
+        </w:rPr>
+        <w:t xml:space="preserve">"Lista </w:t>
+      </w:r>
+      <w:proofErr w:type="spellStart"/>
+      <w:r>
+        <w:rPr>
+          <w:rFonts w:ascii="Courier New" w:eastAsia="Times New Roman" w:hAnsi="Courier New" w:cs="Courier New"/>
+          <w:color w:val="6AAB73"/>
+          <w:sz w:val="20"/>
+          <w:szCs w:val="20"/>
+          <w:lang w:val="es-419" w:eastAsia="es-419"/>
+        </w:rPr>
+        <w:t>vacia</w:t>
+      </w:r>
+      <w:proofErr w:type="spellEnd"/>
+      <w:r>
+        <w:rPr>
+          <w:rFonts w:ascii="Courier New" w:eastAsia="Times New Roman" w:hAnsi="Courier New" w:cs="Courier New"/>
+          <w:color w:val="CF8E6D"/>
+          <w:sz w:val="20"/>
+          <w:szCs w:val="20"/>
+          <w:lang w:val="es-419" w:eastAsia="es-419"/>
+        </w:rPr>
+        <w:t>\n</w:t>
+      </w:r>
+      <w:r>
+        <w:rPr>
+          <w:rFonts w:ascii="Courier New" w:eastAsia="Times New Roman" w:hAnsi="Courier New" w:cs="Courier New"/>
+          <w:color w:val="6AAB73"/>
+          <w:sz w:val="20"/>
+          <w:szCs w:val="20"/>
+          <w:lang w:val="es-419" w:eastAsia="es-419"/>
+        </w:rPr>
+        <w:t>"</w:t>
+      </w:r>
+      <w:r>
+        <w:rPr>
+          <w:rFonts w:ascii="Courier New" w:eastAsia="Times New Roman" w:hAnsi="Courier New" w:cs="Courier New"/>
+          <w:color w:val="BCBEC4"/>
+          <w:sz w:val="20"/>
+          <w:szCs w:val="20"/>
+          <w:lang w:val="es-419" w:eastAsia="es-419"/>
+        </w:rPr>
+        <w:t>;</w:t>
+      </w:r>
+      <w:r>
+        <w:rPr>
+          <w:rFonts w:ascii="Courier New" w:eastAsia="Times New Roman" w:hAnsi="Courier New" w:cs="Courier New"/>
+          <w:color w:val="BCBEC4"/>
+          <w:sz w:val="20"/>
+          <w:szCs w:val="20"/>
+          <w:lang w:val="es-419" w:eastAsia="es-419"/>
+        </w:rPr>
+        <w:br/>
+        <w:t xml:space="preserve">        </w:t>
+      </w:r>
+      <w:proofErr w:type="spellStart"/>
+      <w:r>
+        <w:rPr>
+          <w:rFonts w:ascii="Courier New" w:eastAsia="Times New Roman" w:hAnsi="Courier New" w:cs="Courier New"/>
+          <w:color w:val="CF8E6D"/>
+          <w:sz w:val="20"/>
+          <w:szCs w:val="20"/>
+          <w:lang w:val="es-419" w:eastAsia="es-419"/>
+        </w:rPr>
+        <w:t>return</w:t>
+      </w:r>
+      <w:proofErr w:type="spellEnd"/>
+      <w:r>
+        <w:rPr>
+          <w:rFonts w:ascii="Courier New" w:eastAsia="Times New Roman" w:hAnsi="Courier New" w:cs="Courier New"/>
+          <w:color w:val="BCBEC4"/>
+          <w:sz w:val="20"/>
+          <w:szCs w:val="20"/>
+          <w:lang w:val="es-419" w:eastAsia="es-419"/>
+        </w:rPr>
+        <w:t>;</w:t>
+      </w:r>
+      <w:r>
+        <w:rPr>
+          <w:rFonts w:ascii="Courier New" w:eastAsia="Times New Roman" w:hAnsi="Courier New" w:cs="Courier New"/>
+          <w:color w:val="BCBEC4"/>
+          <w:sz w:val="20"/>
+          <w:szCs w:val="20"/>
+          <w:lang w:val="es-419" w:eastAsia="es-419"/>
+        </w:rPr>
+        <w:br/>
+        <w:t xml:space="preserve">    }</w:t>
+      </w:r>
+      <w:r>
+        <w:rPr>
+          <w:rFonts w:ascii="Courier New" w:eastAsia="Times New Roman" w:hAnsi="Courier New" w:cs="Courier New"/>
+          <w:color w:val="BCBEC4"/>
+          <w:sz w:val="20"/>
+          <w:szCs w:val="20"/>
+          <w:lang w:val="es-419" w:eastAsia="es-419"/>
+        </w:rPr>
+        <w:br/>
+      </w:r>
+      <w:r>
+        <w:rPr>
+          <w:rFonts w:ascii="Courier New" w:eastAsia="Times New Roman" w:hAnsi="Courier New" w:cs="Courier New"/>
+          <w:color w:val="BCBEC4"/>
+          <w:sz w:val="20"/>
+          <w:szCs w:val="20"/>
+          <w:lang w:val="es-419" w:eastAsia="es-419"/>
+        </w:rPr>
+        <w:br/>
+        <w:t xml:space="preserve">    Nodo* </w:t>
+      </w:r>
+      <w:proofErr w:type="spellStart"/>
+      <w:r>
+        <w:rPr>
+          <w:rFonts w:ascii="Courier New" w:eastAsia="Times New Roman" w:hAnsi="Courier New" w:cs="Courier New"/>
+          <w:color w:val="BCBEC4"/>
+          <w:sz w:val="20"/>
+          <w:szCs w:val="20"/>
+          <w:lang w:val="es-419" w:eastAsia="es-419"/>
+        </w:rPr>
+        <w:t>aux</w:t>
+      </w:r>
+      <w:proofErr w:type="spellEnd"/>
+      <w:r>
+        <w:rPr>
+          <w:rFonts w:ascii="Courier New" w:eastAsia="Times New Roman" w:hAnsi="Courier New" w:cs="Courier New"/>
+          <w:color w:val="BCBEC4"/>
+          <w:sz w:val="20"/>
+          <w:szCs w:val="20"/>
+          <w:lang w:val="es-419" w:eastAsia="es-419"/>
+        </w:rPr>
+        <w:t xml:space="preserve"> = lista;</w:t>
+      </w:r>
+      <w:r>
+        <w:rPr>
+          <w:rFonts w:ascii="Courier New" w:eastAsia="Times New Roman" w:hAnsi="Courier New" w:cs="Courier New"/>
+          <w:color w:val="BCBEC4"/>
+          <w:sz w:val="20"/>
+          <w:szCs w:val="20"/>
+          <w:lang w:val="es-419" w:eastAsia="es-419"/>
+        </w:rPr>
+        <w:br/>
+        <w:t xml:space="preserve">    Nodo* anterior = NULL;</w:t>
+      </w:r>
+      <w:r>
+        <w:rPr>
+          <w:rFonts w:ascii="Courier New" w:eastAsia="Times New Roman" w:hAnsi="Courier New" w:cs="Courier New"/>
+          <w:color w:val="BCBEC4"/>
+          <w:sz w:val="20"/>
+          <w:szCs w:val="20"/>
+          <w:lang w:val="es-419" w:eastAsia="es-419"/>
+        </w:rPr>
+        <w:br/>
+      </w:r>
+      <w:r>
+        <w:rPr>
+          <w:rFonts w:ascii="Courier New" w:eastAsia="Times New Roman" w:hAnsi="Courier New" w:cs="Courier New"/>
+          <w:color w:val="BCBEC4"/>
+          <w:sz w:val="20"/>
+          <w:szCs w:val="20"/>
+          <w:lang w:val="es-419" w:eastAsia="es-419"/>
+        </w:rPr>
+        <w:br/>
+        <w:t xml:space="preserve">    </w:t>
+      </w:r>
+      <w:proofErr w:type="spellStart"/>
+      <w:r>
+        <w:rPr>
+          <w:rFonts w:ascii="Courier New" w:eastAsia="Times New Roman" w:hAnsi="Courier New" w:cs="Courier New"/>
+          <w:color w:val="CF8E6D"/>
+          <w:sz w:val="20"/>
+          <w:szCs w:val="20"/>
+          <w:lang w:val="es-419" w:eastAsia="es-419"/>
+        </w:rPr>
+        <w:t>while</w:t>
+      </w:r>
+      <w:proofErr w:type="spellEnd"/>
+      <w:r>
+        <w:rPr>
+          <w:rFonts w:ascii="Courier New" w:eastAsia="Times New Roman" w:hAnsi="Courier New" w:cs="Courier New"/>
+          <w:color w:val="CF8E6D"/>
+          <w:sz w:val="20"/>
+          <w:szCs w:val="20"/>
+          <w:lang w:val="es-419" w:eastAsia="es-419"/>
+        </w:rPr>
+        <w:t xml:space="preserve"> </w:t>
+      </w:r>
+      <w:r>
+        <w:rPr>
+          <w:rFonts w:ascii="Courier New" w:eastAsia="Times New Roman" w:hAnsi="Courier New" w:cs="Courier New"/>
+          <w:color w:val="BCBEC4"/>
+          <w:sz w:val="20"/>
+          <w:szCs w:val="20"/>
+          <w:lang w:val="es-419" w:eastAsia="es-419"/>
+        </w:rPr>
+        <w:t>(</w:t>
+      </w:r>
+      <w:proofErr w:type="spellStart"/>
+      <w:r>
+        <w:rPr>
+          <w:rFonts w:ascii="Courier New" w:eastAsia="Times New Roman" w:hAnsi="Courier New" w:cs="Courier New"/>
+          <w:color w:val="BCBEC4"/>
+          <w:sz w:val="20"/>
+          <w:szCs w:val="20"/>
+          <w:lang w:val="es-419" w:eastAsia="es-419"/>
+        </w:rPr>
+        <w:t>aux</w:t>
+      </w:r>
+      <w:proofErr w:type="spellEnd"/>
+      <w:r>
+        <w:rPr>
+          <w:rFonts w:ascii="Courier New" w:eastAsia="Times New Roman" w:hAnsi="Courier New" w:cs="Courier New"/>
+          <w:color w:val="BCBEC4"/>
+          <w:sz w:val="20"/>
+          <w:szCs w:val="20"/>
+          <w:lang w:val="es-419" w:eastAsia="es-419"/>
+        </w:rPr>
+        <w:t xml:space="preserve"> != NULL &amp;&amp; </w:t>
+      </w:r>
+      <w:proofErr w:type="spellStart"/>
+      <w:r>
+        <w:rPr>
+          <w:rFonts w:ascii="Courier New" w:eastAsia="Times New Roman" w:hAnsi="Courier New" w:cs="Courier New"/>
+          <w:color w:val="BCBEC4"/>
+          <w:sz w:val="20"/>
+          <w:szCs w:val="20"/>
+          <w:lang w:val="es-419" w:eastAsia="es-419"/>
+        </w:rPr>
+        <w:t>aux</w:t>
+      </w:r>
+      <w:proofErr w:type="spellEnd"/>
+      <w:r>
+        <w:rPr>
+          <w:rFonts w:ascii="Courier New" w:eastAsia="Times New Roman" w:hAnsi="Courier New" w:cs="Courier New"/>
+          <w:color w:val="BCBEC4"/>
+          <w:sz w:val="20"/>
+          <w:szCs w:val="20"/>
+          <w:lang w:val="es-419" w:eastAsia="es-419"/>
+        </w:rPr>
+        <w:t>-&gt;carne != carne) {</w:t>
+      </w:r>
+      <w:r>
+        <w:rPr>
+          <w:rFonts w:ascii="Courier New" w:eastAsia="Times New Roman" w:hAnsi="Courier New" w:cs="Courier New"/>
+          <w:color w:val="BCBEC4"/>
+          <w:sz w:val="20"/>
+          <w:szCs w:val="20"/>
+          <w:lang w:val="es-419" w:eastAsia="es-419"/>
+        </w:rPr>
+        <w:br/>
+        <w:t xml:space="preserve">        anterior = </w:t>
+      </w:r>
+      <w:proofErr w:type="spellStart"/>
+      <w:r>
+        <w:rPr>
+          <w:rFonts w:ascii="Courier New" w:eastAsia="Times New Roman" w:hAnsi="Courier New" w:cs="Courier New"/>
+          <w:color w:val="BCBEC4"/>
+          <w:sz w:val="20"/>
+          <w:szCs w:val="20"/>
+          <w:lang w:val="es-419" w:eastAsia="es-419"/>
+        </w:rPr>
+        <w:t>aux</w:t>
+      </w:r>
+      <w:proofErr w:type="spellEnd"/>
+      <w:r>
+        <w:rPr>
+          <w:rFonts w:ascii="Courier New" w:eastAsia="Times New Roman" w:hAnsi="Courier New" w:cs="Courier New"/>
+          <w:color w:val="BCBEC4"/>
+          <w:sz w:val="20"/>
+          <w:szCs w:val="20"/>
+          <w:lang w:val="es-419" w:eastAsia="es-419"/>
+        </w:rPr>
+        <w:t>;</w:t>
+      </w:r>
+      <w:r>
+        <w:rPr>
+          <w:rFonts w:ascii="Courier New" w:eastAsia="Times New Roman" w:hAnsi="Courier New" w:cs="Courier New"/>
+          <w:color w:val="BCBEC4"/>
+          <w:sz w:val="20"/>
+          <w:szCs w:val="20"/>
+          <w:lang w:val="es-419" w:eastAsia="es-419"/>
+        </w:rPr>
+        <w:br/>
+        <w:t xml:space="preserve">        </w:t>
+      </w:r>
+      <w:proofErr w:type="spellStart"/>
+      <w:r>
+        <w:rPr>
+          <w:rFonts w:ascii="Courier New" w:eastAsia="Times New Roman" w:hAnsi="Courier New" w:cs="Courier New"/>
+          <w:color w:val="BCBEC4"/>
+          <w:sz w:val="20"/>
+          <w:szCs w:val="20"/>
+          <w:lang w:val="es-419" w:eastAsia="es-419"/>
+        </w:rPr>
+        <w:t>aux</w:t>
+      </w:r>
+      <w:proofErr w:type="spellEnd"/>
+      <w:r>
+        <w:rPr>
+          <w:rFonts w:ascii="Courier New" w:eastAsia="Times New Roman" w:hAnsi="Courier New" w:cs="Courier New"/>
+          <w:color w:val="BCBEC4"/>
+          <w:sz w:val="20"/>
+          <w:szCs w:val="20"/>
+          <w:lang w:val="es-419" w:eastAsia="es-419"/>
+        </w:rPr>
+        <w:t xml:space="preserve"> = </w:t>
+      </w:r>
+      <w:proofErr w:type="spellStart"/>
+      <w:r>
+        <w:rPr>
+          <w:rFonts w:ascii="Courier New" w:eastAsia="Times New Roman" w:hAnsi="Courier New" w:cs="Courier New"/>
+          <w:color w:val="BCBEC4"/>
+          <w:sz w:val="20"/>
+          <w:szCs w:val="20"/>
+          <w:lang w:val="es-419" w:eastAsia="es-419"/>
+        </w:rPr>
+        <w:t>aux</w:t>
+      </w:r>
+      <w:proofErr w:type="spellEnd"/>
+      <w:r>
+        <w:rPr>
+          <w:rFonts w:ascii="Courier New" w:eastAsia="Times New Roman" w:hAnsi="Courier New" w:cs="Courier New"/>
+          <w:color w:val="BCBEC4"/>
+          <w:sz w:val="20"/>
+          <w:szCs w:val="20"/>
+          <w:lang w:val="es-419" w:eastAsia="es-419"/>
+        </w:rPr>
+        <w:t>-&gt;siguiente;</w:t>
+      </w:r>
+      <w:r>
+        <w:rPr>
+          <w:rFonts w:ascii="Courier New" w:eastAsia="Times New Roman" w:hAnsi="Courier New" w:cs="Courier New"/>
+          <w:color w:val="BCBEC4"/>
+          <w:sz w:val="20"/>
+          <w:szCs w:val="20"/>
+          <w:lang w:val="es-419" w:eastAsia="es-419"/>
+        </w:rPr>
+        <w:br/>
+        <w:t xml:space="preserve">    }</w:t>
+      </w:r>
+      <w:r>
+        <w:rPr>
+          <w:rFonts w:ascii="Courier New" w:eastAsia="Times New Roman" w:hAnsi="Courier New" w:cs="Courier New"/>
+          <w:color w:val="BCBEC4"/>
+          <w:sz w:val="20"/>
+          <w:szCs w:val="20"/>
+          <w:lang w:val="es-419" w:eastAsia="es-419"/>
+        </w:rPr>
+        <w:br/>
+      </w:r>
+      <w:r>
+        <w:rPr>
+          <w:rFonts w:ascii="Courier New" w:eastAsia="Times New Roman" w:hAnsi="Courier New" w:cs="Courier New"/>
+          <w:color w:val="BCBEC4"/>
+          <w:sz w:val="20"/>
+          <w:szCs w:val="20"/>
+          <w:lang w:val="es-419" w:eastAsia="es-419"/>
+        </w:rPr>
+        <w:br/>
+        <w:t xml:space="preserve">    </w:t>
+      </w:r>
+      <w:proofErr w:type="spellStart"/>
+      <w:r>
+        <w:rPr>
+          <w:rFonts w:ascii="Courier New" w:eastAsia="Times New Roman" w:hAnsi="Courier New" w:cs="Courier New"/>
+          <w:color w:val="CF8E6D"/>
+          <w:sz w:val="20"/>
+          <w:szCs w:val="20"/>
+          <w:lang w:val="es-419" w:eastAsia="es-419"/>
+        </w:rPr>
+        <w:t>if</w:t>
+      </w:r>
+      <w:proofErr w:type="spellEnd"/>
+      <w:r>
+        <w:rPr>
+          <w:rFonts w:ascii="Courier New" w:eastAsia="Times New Roman" w:hAnsi="Courier New" w:cs="Courier New"/>
+          <w:color w:val="CF8E6D"/>
+          <w:sz w:val="20"/>
+          <w:szCs w:val="20"/>
+          <w:lang w:val="es-419" w:eastAsia="es-419"/>
+        </w:rPr>
+        <w:t xml:space="preserve"> </w:t>
+      </w:r>
+      <w:r>
+        <w:rPr>
+          <w:rFonts w:ascii="Courier New" w:eastAsia="Times New Roman" w:hAnsi="Courier New" w:cs="Courier New"/>
+          <w:color w:val="BCBEC4"/>
+          <w:sz w:val="20"/>
+          <w:szCs w:val="20"/>
+          <w:lang w:val="es-419" w:eastAsia="es-419"/>
+        </w:rPr>
+        <w:t>(</w:t>
+      </w:r>
+      <w:proofErr w:type="spellStart"/>
+      <w:r>
+        <w:rPr>
+          <w:rFonts w:ascii="Courier New" w:eastAsia="Times New Roman" w:hAnsi="Courier New" w:cs="Courier New"/>
+          <w:color w:val="BCBEC4"/>
+          <w:sz w:val="20"/>
+          <w:szCs w:val="20"/>
+          <w:lang w:val="es-419" w:eastAsia="es-419"/>
+        </w:rPr>
+        <w:t>aux</w:t>
+      </w:r>
+      <w:proofErr w:type="spellEnd"/>
+      <w:r>
+        <w:rPr>
+          <w:rFonts w:ascii="Courier New" w:eastAsia="Times New Roman" w:hAnsi="Courier New" w:cs="Courier New"/>
+          <w:color w:val="BCBEC4"/>
+          <w:sz w:val="20"/>
+          <w:szCs w:val="20"/>
+          <w:lang w:val="es-419" w:eastAsia="es-419"/>
+        </w:rPr>
+        <w:t xml:space="preserve"> == NULL) {</w:t>
+      </w:r>
+      <w:r>
+        <w:rPr>
+          <w:rFonts w:ascii="Courier New" w:eastAsia="Times New Roman" w:hAnsi="Courier New" w:cs="Courier New"/>
+          <w:color w:val="BCBEC4"/>
+          <w:sz w:val="20"/>
+          <w:szCs w:val="20"/>
+          <w:lang w:val="es-419" w:eastAsia="es-419"/>
+        </w:rPr>
+        <w:br/>
+        <w:t xml:space="preserve">        </w:t>
+      </w:r>
+      <w:proofErr w:type="spellStart"/>
+      <w:r>
+        <w:rPr>
+          <w:rFonts w:ascii="Courier New" w:eastAsia="Times New Roman" w:hAnsi="Courier New" w:cs="Courier New"/>
+          <w:color w:val="BCBEC4"/>
+          <w:sz w:val="20"/>
+          <w:szCs w:val="20"/>
+          <w:lang w:val="es-419" w:eastAsia="es-419"/>
+        </w:rPr>
+        <w:t>cout</w:t>
+      </w:r>
+      <w:proofErr w:type="spellEnd"/>
+      <w:r>
+        <w:rPr>
+          <w:rFonts w:ascii="Courier New" w:eastAsia="Times New Roman" w:hAnsi="Courier New" w:cs="Courier New"/>
+          <w:color w:val="BCBEC4"/>
+          <w:sz w:val="20"/>
+          <w:szCs w:val="20"/>
+          <w:lang w:val="es-419" w:eastAsia="es-419"/>
+        </w:rPr>
+        <w:t xml:space="preserve"> &lt;&lt; </w:t>
+      </w:r>
+      <w:r>
+        <w:rPr>
+          <w:rFonts w:ascii="Courier New" w:eastAsia="Times New Roman" w:hAnsi="Courier New" w:cs="Courier New"/>
+          <w:color w:val="6AAB73"/>
+          <w:sz w:val="20"/>
+          <w:szCs w:val="20"/>
+          <w:lang w:val="es-419" w:eastAsia="es-419"/>
+        </w:rPr>
+        <w:t>"Estudiante no encontrado</w:t>
+      </w:r>
+      <w:r>
+        <w:rPr>
+          <w:rFonts w:ascii="Courier New" w:eastAsia="Times New Roman" w:hAnsi="Courier New" w:cs="Courier New"/>
+          <w:color w:val="CF8E6D"/>
+          <w:sz w:val="20"/>
+          <w:szCs w:val="20"/>
+          <w:lang w:val="es-419" w:eastAsia="es-419"/>
+        </w:rPr>
+        <w:t>\n</w:t>
+      </w:r>
+      <w:r>
+        <w:rPr>
+          <w:rFonts w:ascii="Courier New" w:eastAsia="Times New Roman" w:hAnsi="Courier New" w:cs="Courier New"/>
+          <w:color w:val="6AAB73"/>
+          <w:sz w:val="20"/>
+          <w:szCs w:val="20"/>
+          <w:lang w:val="es-419" w:eastAsia="es-419"/>
+        </w:rPr>
+        <w:t>"</w:t>
+      </w:r>
+      <w:r>
+        <w:rPr>
+          <w:rFonts w:ascii="Courier New" w:eastAsia="Times New Roman" w:hAnsi="Courier New" w:cs="Courier New"/>
+          <w:color w:val="BCBEC4"/>
+          <w:sz w:val="20"/>
+          <w:szCs w:val="20"/>
+          <w:lang w:val="es-419" w:eastAsia="es-419"/>
+        </w:rPr>
+        <w:t>;</w:t>
+      </w:r>
+      <w:r>
+        <w:rPr>
+          <w:rFonts w:ascii="Courier New" w:eastAsia="Times New Roman" w:hAnsi="Courier New" w:cs="Courier New"/>
+          <w:color w:val="BCBEC4"/>
+          <w:sz w:val="20"/>
+          <w:szCs w:val="20"/>
+          <w:lang w:val="es-419" w:eastAsia="es-419"/>
+        </w:rPr>
+        <w:br/>
+        <w:t xml:space="preserve">        </w:t>
+      </w:r>
+      <w:proofErr w:type="spellStart"/>
+      <w:r>
+        <w:rPr>
+          <w:rFonts w:ascii="Courier New" w:eastAsia="Times New Roman" w:hAnsi="Courier New" w:cs="Courier New"/>
+          <w:color w:val="CF8E6D"/>
+          <w:sz w:val="20"/>
+          <w:szCs w:val="20"/>
+          <w:lang w:val="es-419" w:eastAsia="es-419"/>
+        </w:rPr>
+        <w:t>return</w:t>
+      </w:r>
+      <w:proofErr w:type="spellEnd"/>
+      <w:r>
+        <w:rPr>
+          <w:rFonts w:ascii="Courier New" w:eastAsia="Times New Roman" w:hAnsi="Courier New" w:cs="Courier New"/>
+          <w:color w:val="BCBEC4"/>
+          <w:sz w:val="20"/>
+          <w:szCs w:val="20"/>
+          <w:lang w:val="es-419" w:eastAsia="es-419"/>
+        </w:rPr>
+        <w:t>;</w:t>
+      </w:r>
+      <w:r>
+        <w:rPr>
+          <w:rFonts w:ascii="Courier New" w:eastAsia="Times New Roman" w:hAnsi="Courier New" w:cs="Courier New"/>
+          <w:color w:val="BCBEC4"/>
+          <w:sz w:val="20"/>
+          <w:szCs w:val="20"/>
+          <w:lang w:val="es-419" w:eastAsia="es-419"/>
+        </w:rPr>
+        <w:br/>
+        <w:t xml:space="preserve">    }</w:t>
+      </w:r>
+      <w:r>
+        <w:rPr>
+          <w:rFonts w:ascii="Courier New" w:eastAsia="Times New Roman" w:hAnsi="Courier New" w:cs="Courier New"/>
+          <w:color w:val="BCBEC4"/>
+          <w:sz w:val="20"/>
+          <w:szCs w:val="20"/>
+          <w:lang w:val="es-419" w:eastAsia="es-419"/>
+        </w:rPr>
+        <w:br/>
+      </w:r>
+      <w:r>
+        <w:rPr>
+          <w:rFonts w:ascii="Courier New" w:eastAsia="Times New Roman" w:hAnsi="Courier New" w:cs="Courier New"/>
+          <w:color w:val="BCBEC4"/>
+          <w:sz w:val="20"/>
+          <w:szCs w:val="20"/>
+          <w:lang w:val="es-419" w:eastAsia="es-419"/>
+        </w:rPr>
+        <w:br/>
+      </w:r>
+      <w:r>
+        <w:rPr>
+          <w:rFonts w:ascii="Courier New" w:eastAsia="Times New Roman" w:hAnsi="Courier New" w:cs="Courier New"/>
+          <w:color w:val="BCBEC4"/>
+          <w:sz w:val="20"/>
+          <w:szCs w:val="20"/>
+          <w:lang w:val="es-419" w:eastAsia="es-419"/>
+        </w:rPr>
+        <w:lastRenderedPageBreak/>
+        <w:t xml:space="preserve">    </w:t>
+      </w:r>
+      <w:proofErr w:type="spellStart"/>
+      <w:r>
+        <w:rPr>
+          <w:rFonts w:ascii="Courier New" w:eastAsia="Times New Roman" w:hAnsi="Courier New" w:cs="Courier New"/>
+          <w:color w:val="CF8E6D"/>
+          <w:sz w:val="20"/>
+          <w:szCs w:val="20"/>
+          <w:lang w:val="es-419" w:eastAsia="es-419"/>
+        </w:rPr>
+        <w:t>if</w:t>
+      </w:r>
+      <w:proofErr w:type="spellEnd"/>
+      <w:r>
+        <w:rPr>
+          <w:rFonts w:ascii="Courier New" w:eastAsia="Times New Roman" w:hAnsi="Courier New" w:cs="Courier New"/>
+          <w:color w:val="CF8E6D"/>
+          <w:sz w:val="20"/>
+          <w:szCs w:val="20"/>
+          <w:lang w:val="es-419" w:eastAsia="es-419"/>
+        </w:rPr>
+        <w:t xml:space="preserve"> </w:t>
+      </w:r>
+      <w:r>
+        <w:rPr>
+          <w:rFonts w:ascii="Courier New" w:eastAsia="Times New Roman" w:hAnsi="Courier New" w:cs="Courier New"/>
+          <w:color w:val="BCBEC4"/>
+          <w:sz w:val="20"/>
+          <w:szCs w:val="20"/>
+          <w:lang w:val="es-419" w:eastAsia="es-419"/>
+        </w:rPr>
+        <w:t>(anterior == NULL) {</w:t>
+      </w:r>
+      <w:r>
+        <w:rPr>
+          <w:rFonts w:ascii="Courier New" w:eastAsia="Times New Roman" w:hAnsi="Courier New" w:cs="Courier New"/>
+          <w:color w:val="BCBEC4"/>
+          <w:sz w:val="20"/>
+          <w:szCs w:val="20"/>
+          <w:lang w:val="es-419" w:eastAsia="es-419"/>
+        </w:rPr>
+        <w:br/>
+        <w:t xml:space="preserve">        lista = lista-&gt;siguiente;</w:t>
+      </w:r>
+      <w:r>
+        <w:rPr>
+          <w:rFonts w:ascii="Courier New" w:eastAsia="Times New Roman" w:hAnsi="Courier New" w:cs="Courier New"/>
+          <w:color w:val="BCBEC4"/>
+          <w:sz w:val="20"/>
+          <w:szCs w:val="20"/>
+          <w:lang w:val="es-419" w:eastAsia="es-419"/>
+        </w:rPr>
+        <w:br/>
+        <w:t xml:space="preserve">    } </w:t>
+      </w:r>
+      <w:proofErr w:type="spellStart"/>
+      <w:r>
+        <w:rPr>
+          <w:rFonts w:ascii="Courier New" w:eastAsia="Times New Roman" w:hAnsi="Courier New" w:cs="Courier New"/>
+          <w:color w:val="CF8E6D"/>
+          <w:sz w:val="20"/>
+          <w:szCs w:val="20"/>
+          <w:lang w:val="es-419" w:eastAsia="es-419"/>
+        </w:rPr>
+        <w:t>else</w:t>
+      </w:r>
+      <w:proofErr w:type="spellEnd"/>
+      <w:r>
+        <w:rPr>
+          <w:rFonts w:ascii="Courier New" w:eastAsia="Times New Roman" w:hAnsi="Courier New" w:cs="Courier New"/>
+          <w:color w:val="CF8E6D"/>
+          <w:sz w:val="20"/>
+          <w:szCs w:val="20"/>
+          <w:lang w:val="es-419" w:eastAsia="es-419"/>
+        </w:rPr>
+        <w:t xml:space="preserve"> </w:t>
+      </w:r>
+      <w:r>
+        <w:rPr>
+          <w:rFonts w:ascii="Courier New" w:eastAsia="Times New Roman" w:hAnsi="Courier New" w:cs="Courier New"/>
+          <w:color w:val="BCBEC4"/>
+          <w:sz w:val="20"/>
+          <w:szCs w:val="20"/>
+          <w:lang w:val="es-419" w:eastAsia="es-419"/>
+        </w:rPr>
+        <w:t>{</w:t>
+      </w:r>
+      <w:r>
+        <w:rPr>
+          <w:rFonts w:ascii="Courier New" w:eastAsia="Times New Roman" w:hAnsi="Courier New" w:cs="Courier New"/>
+          <w:color w:val="BCBEC4"/>
+          <w:sz w:val="20"/>
+          <w:szCs w:val="20"/>
+          <w:lang w:val="es-419" w:eastAsia="es-419"/>
+        </w:rPr>
+        <w:br/>
+        <w:t xml:space="preserve">        anterior-&gt;siguiente = </w:t>
+      </w:r>
+      <w:proofErr w:type="spellStart"/>
+      <w:r>
+        <w:rPr>
+          <w:rFonts w:ascii="Courier New" w:eastAsia="Times New Roman" w:hAnsi="Courier New" w:cs="Courier New"/>
+          <w:color w:val="BCBEC4"/>
+          <w:sz w:val="20"/>
+          <w:szCs w:val="20"/>
+          <w:lang w:val="es-419" w:eastAsia="es-419"/>
+        </w:rPr>
+        <w:t>aux</w:t>
+      </w:r>
+      <w:proofErr w:type="spellEnd"/>
+      <w:r>
+        <w:rPr>
+          <w:rFonts w:ascii="Courier New" w:eastAsia="Times New Roman" w:hAnsi="Courier New" w:cs="Courier New"/>
+          <w:color w:val="BCBEC4"/>
+          <w:sz w:val="20"/>
+          <w:szCs w:val="20"/>
+          <w:lang w:val="es-419" w:eastAsia="es-419"/>
+        </w:rPr>
+        <w:t>-&gt;siguiente;</w:t>
+      </w:r>
+      <w:r>
+        <w:rPr>
+          <w:rFonts w:ascii="Courier New" w:eastAsia="Times New Roman" w:hAnsi="Courier New" w:cs="Courier New"/>
+          <w:color w:val="BCBEC4"/>
+          <w:sz w:val="20"/>
+          <w:szCs w:val="20"/>
+          <w:lang w:val="es-419" w:eastAsia="es-419"/>
+        </w:rPr>
+        <w:br/>
+        <w:t xml:space="preserve">    }</w:t>
+      </w:r>
+      <w:r>
+        <w:rPr>
+          <w:rFonts w:ascii="Courier New" w:eastAsia="Times New Roman" w:hAnsi="Courier New" w:cs="Courier New"/>
+          <w:color w:val="BCBEC4"/>
+          <w:sz w:val="20"/>
+          <w:szCs w:val="20"/>
+          <w:lang w:val="es-419" w:eastAsia="es-419"/>
+        </w:rPr>
+        <w:br/>
+      </w:r>
+      <w:r>
+        <w:rPr>
+          <w:rFonts w:ascii="Courier New" w:eastAsia="Times New Roman" w:hAnsi="Courier New" w:cs="Courier New"/>
+          <w:color w:val="BCBEC4"/>
+          <w:sz w:val="20"/>
+          <w:szCs w:val="20"/>
+          <w:lang w:val="es-419" w:eastAsia="es-419"/>
+        </w:rPr>
+        <w:br/>
+        <w:t xml:space="preserve">    </w:t>
+      </w:r>
+      <w:proofErr w:type="spellStart"/>
+      <w:r>
+        <w:rPr>
+          <w:rFonts w:ascii="Courier New" w:eastAsia="Times New Roman" w:hAnsi="Courier New" w:cs="Courier New"/>
+          <w:color w:val="CF8E6D"/>
+          <w:sz w:val="20"/>
+          <w:szCs w:val="20"/>
+          <w:lang w:val="es-419" w:eastAsia="es-419"/>
+        </w:rPr>
+        <w:t>delete</w:t>
+      </w:r>
+      <w:proofErr w:type="spellEnd"/>
+      <w:r>
+        <w:rPr>
+          <w:rFonts w:ascii="Courier New" w:eastAsia="Times New Roman" w:hAnsi="Courier New" w:cs="Courier New"/>
+          <w:color w:val="CF8E6D"/>
+          <w:sz w:val="20"/>
+          <w:szCs w:val="20"/>
+          <w:lang w:val="es-419" w:eastAsia="es-419"/>
+        </w:rPr>
+        <w:t xml:space="preserve"> </w:t>
+      </w:r>
+      <w:proofErr w:type="spellStart"/>
+      <w:r>
+        <w:rPr>
+          <w:rFonts w:ascii="Courier New" w:eastAsia="Times New Roman" w:hAnsi="Courier New" w:cs="Courier New"/>
+          <w:color w:val="BCBEC4"/>
+          <w:sz w:val="20"/>
+          <w:szCs w:val="20"/>
+          <w:lang w:val="es-419" w:eastAsia="es-419"/>
+        </w:rPr>
+        <w:t>aux</w:t>
+      </w:r>
+      <w:proofErr w:type="spellEnd"/>
+      <w:r>
+        <w:rPr>
+          <w:rFonts w:ascii="Courier New" w:eastAsia="Times New Roman" w:hAnsi="Courier New" w:cs="Courier New"/>
+          <w:color w:val="BCBEC4"/>
+          <w:sz w:val="20"/>
+          <w:szCs w:val="20"/>
+          <w:lang w:val="es-419" w:eastAsia="es-419"/>
+        </w:rPr>
+        <w:t>;</w:t>
+      </w:r>
+      <w:r>
+        <w:rPr>
+          <w:rFonts w:ascii="Courier New" w:eastAsia="Times New Roman" w:hAnsi="Courier New" w:cs="Courier New"/>
+          <w:color w:val="BCBEC4"/>
+          <w:sz w:val="20"/>
+          <w:szCs w:val="20"/>
+          <w:lang w:val="es-419" w:eastAsia="es-419"/>
+        </w:rPr>
+        <w:br/>
+        <w:t xml:space="preserve">    </w:t>
+      </w:r>
+      <w:proofErr w:type="spellStart"/>
+      <w:r>
+        <w:rPr>
+          <w:rFonts w:ascii="Courier New" w:eastAsia="Times New Roman" w:hAnsi="Courier New" w:cs="Courier New"/>
+          <w:color w:val="BCBEC4"/>
+          <w:sz w:val="20"/>
+          <w:szCs w:val="20"/>
+          <w:lang w:val="es-419" w:eastAsia="es-419"/>
+        </w:rPr>
+        <w:t>cout</w:t>
+      </w:r>
+      <w:proofErr w:type="spellEnd"/>
+      <w:r>
+        <w:rPr>
+          <w:rFonts w:ascii="Courier New" w:eastAsia="Times New Roman" w:hAnsi="Courier New" w:cs="Courier New"/>
+          <w:color w:val="BCBEC4"/>
+          <w:sz w:val="20"/>
+          <w:szCs w:val="20"/>
+          <w:lang w:val="es-419" w:eastAsia="es-419"/>
+        </w:rPr>
+        <w:t xml:space="preserve"> &lt;&lt; </w:t>
+      </w:r>
+      <w:r>
+        <w:rPr>
+          <w:rFonts w:ascii="Courier New" w:eastAsia="Times New Roman" w:hAnsi="Courier New" w:cs="Courier New"/>
+          <w:color w:val="6AAB73"/>
+          <w:sz w:val="20"/>
+          <w:szCs w:val="20"/>
+          <w:lang w:val="es-419" w:eastAsia="es-419"/>
+        </w:rPr>
+        <w:t>"Estudiante eliminado correctamente</w:t>
+      </w:r>
+      <w:r>
+        <w:rPr>
+          <w:rFonts w:ascii="Courier New" w:eastAsia="Times New Roman" w:hAnsi="Courier New" w:cs="Courier New"/>
+          <w:color w:val="CF8E6D"/>
+          <w:sz w:val="20"/>
+          <w:szCs w:val="20"/>
+          <w:lang w:val="es-419" w:eastAsia="es-419"/>
+        </w:rPr>
+        <w:t>\n</w:t>
+      </w:r>
+      <w:r>
+        <w:rPr>
+          <w:rFonts w:ascii="Courier New" w:eastAsia="Times New Roman" w:hAnsi="Courier New" w:cs="Courier New"/>
+          <w:color w:val="6AAB73"/>
+          <w:sz w:val="20"/>
+          <w:szCs w:val="20"/>
+          <w:lang w:val="es-419" w:eastAsia="es-419"/>
+        </w:rPr>
+        <w:t>"</w:t>
+      </w:r>
+      <w:r>
+        <w:rPr>
+          <w:rFonts w:ascii="Courier New" w:eastAsia="Times New Roman" w:hAnsi="Courier New" w:cs="Courier New"/>
+          <w:color w:val="BCBEC4"/>
+          <w:sz w:val="20"/>
+          <w:szCs w:val="20"/>
+          <w:lang w:val="es-419" w:eastAsia="es-419"/>
+        </w:rPr>
+        <w:t>;</w:t>
+      </w:r>
+      <w:r>
+        <w:rPr>
+          <w:rFonts w:ascii="Courier New" w:eastAsia="Times New Roman" w:hAnsi="Courier New" w:cs="Courier New"/>
+          <w:color w:val="BCBEC4"/>
+          <w:sz w:val="20"/>
+          <w:szCs w:val="20"/>
+          <w:lang w:val="es-419" w:eastAsia="es-419"/>
+        </w:rPr>
+        <w:br/>
+        <w:t>}</w:t>
+      </w:r>
+      <w:r>
+        <w:rPr>
+          <w:rFonts w:ascii="Courier New" w:eastAsia="Times New Roman" w:hAnsi="Courier New" w:cs="Courier New"/>
+          <w:color w:val="BCBEC4"/>
+          <w:sz w:val="20"/>
+          <w:szCs w:val="20"/>
+          <w:lang w:val="es-419" w:eastAsia="es-419"/>
+        </w:rPr>
+        <w:br/>
+      </w:r>
+      <w:r>
+        <w:rPr>
+          <w:rFonts w:ascii="Courier New" w:eastAsia="Times New Roman" w:hAnsi="Courier New" w:cs="Courier New"/>
+          <w:color w:val="BCBEC4"/>
+          <w:sz w:val="20"/>
+          <w:szCs w:val="20"/>
+          <w:lang w:val="es-419" w:eastAsia="es-419"/>
+        </w:rPr>
+        <w:br/>
+      </w:r>
+      <w:proofErr w:type="spellStart"/>
+      <w:r>
+        <w:rPr>
+          <w:rFonts w:ascii="Courier New" w:eastAsia="Times New Roman" w:hAnsi="Courier New" w:cs="Courier New"/>
+          <w:color w:val="CF8E6D"/>
+          <w:sz w:val="20"/>
+          <w:szCs w:val="20"/>
+          <w:lang w:val="es-419" w:eastAsia="es-419"/>
+        </w:rPr>
+        <w:t>void</w:t>
+      </w:r>
+      <w:proofErr w:type="spellEnd"/>
+      <w:r>
+        <w:rPr>
+          <w:rFonts w:ascii="Courier New" w:eastAsia="Times New Roman" w:hAnsi="Courier New" w:cs="Courier New"/>
+          <w:color w:val="CF8E6D"/>
+          <w:sz w:val="20"/>
+          <w:szCs w:val="20"/>
+          <w:lang w:val="es-419" w:eastAsia="es-419"/>
+        </w:rPr>
+        <w:t xml:space="preserve"> </w:t>
+      </w:r>
+      <w:proofErr w:type="spellStart"/>
+      <w:r>
+        <w:rPr>
+          <w:rFonts w:ascii="Courier New" w:eastAsia="Times New Roman" w:hAnsi="Courier New" w:cs="Courier New"/>
+          <w:color w:val="BCBEC4"/>
+          <w:sz w:val="20"/>
+          <w:szCs w:val="20"/>
+          <w:lang w:val="es-419" w:eastAsia="es-419"/>
+        </w:rPr>
+        <w:t>liberarLista</w:t>
+      </w:r>
+      <w:proofErr w:type="spellEnd"/>
+      <w:r>
+        <w:rPr>
+          <w:rFonts w:ascii="Courier New" w:eastAsia="Times New Roman" w:hAnsi="Courier New" w:cs="Courier New"/>
+          <w:color w:val="BCBEC4"/>
+          <w:sz w:val="20"/>
+          <w:szCs w:val="20"/>
+          <w:lang w:val="es-419" w:eastAsia="es-419"/>
+        </w:rPr>
+        <w:t>(Nodo*&amp; lista) {</w:t>
+      </w:r>
+      <w:r>
+        <w:rPr>
+          <w:rFonts w:ascii="Courier New" w:eastAsia="Times New Roman" w:hAnsi="Courier New" w:cs="Courier New"/>
+          <w:color w:val="BCBEC4"/>
+          <w:sz w:val="20"/>
+          <w:szCs w:val="20"/>
+          <w:lang w:val="es-419" w:eastAsia="es-419"/>
+        </w:rPr>
+        <w:br/>
+        <w:t xml:space="preserve">    Nodo* </w:t>
+      </w:r>
+      <w:proofErr w:type="spellStart"/>
+      <w:r>
+        <w:rPr>
+          <w:rFonts w:ascii="Courier New" w:eastAsia="Times New Roman" w:hAnsi="Courier New" w:cs="Courier New"/>
+          <w:color w:val="BCBEC4"/>
+          <w:sz w:val="20"/>
+          <w:szCs w:val="20"/>
+          <w:lang w:val="es-419" w:eastAsia="es-419"/>
+        </w:rPr>
+        <w:t>aux</w:t>
+      </w:r>
+      <w:proofErr w:type="spellEnd"/>
+      <w:r>
+        <w:rPr>
+          <w:rFonts w:ascii="Courier New" w:eastAsia="Times New Roman" w:hAnsi="Courier New" w:cs="Courier New"/>
+          <w:color w:val="BCBEC4"/>
+          <w:sz w:val="20"/>
+          <w:szCs w:val="20"/>
+          <w:lang w:val="es-419" w:eastAsia="es-419"/>
+        </w:rPr>
+        <w:t>;</w:t>
+      </w:r>
+      <w:r>
+        <w:rPr>
+          <w:rFonts w:ascii="Courier New" w:eastAsia="Times New Roman" w:hAnsi="Courier New" w:cs="Courier New"/>
+          <w:color w:val="BCBEC4"/>
+          <w:sz w:val="20"/>
+          <w:szCs w:val="20"/>
+          <w:lang w:val="es-419" w:eastAsia="es-419"/>
+        </w:rPr>
+        <w:br/>
+        <w:t xml:space="preserve">    </w:t>
+      </w:r>
+      <w:proofErr w:type="spellStart"/>
+      <w:r>
+        <w:rPr>
+          <w:rFonts w:ascii="Courier New" w:eastAsia="Times New Roman" w:hAnsi="Courier New" w:cs="Courier New"/>
+          <w:color w:val="CF8E6D"/>
+          <w:sz w:val="20"/>
+          <w:szCs w:val="20"/>
+          <w:lang w:val="es-419" w:eastAsia="es-419"/>
+        </w:rPr>
+        <w:t>while</w:t>
+      </w:r>
+      <w:proofErr w:type="spellEnd"/>
+      <w:r>
+        <w:rPr>
+          <w:rFonts w:ascii="Courier New" w:eastAsia="Times New Roman" w:hAnsi="Courier New" w:cs="Courier New"/>
+          <w:color w:val="CF8E6D"/>
+          <w:sz w:val="20"/>
+          <w:szCs w:val="20"/>
+          <w:lang w:val="es-419" w:eastAsia="es-419"/>
+        </w:rPr>
+        <w:t xml:space="preserve"> </w:t>
+      </w:r>
+      <w:r>
+        <w:rPr>
+          <w:rFonts w:ascii="Courier New" w:eastAsia="Times New Roman" w:hAnsi="Courier New" w:cs="Courier New"/>
+          <w:color w:val="BCBEC4"/>
+          <w:sz w:val="20"/>
+          <w:szCs w:val="20"/>
+          <w:lang w:val="es-419" w:eastAsia="es-419"/>
+        </w:rPr>
+        <w:t>(lista != NULL) {</w:t>
+      </w:r>
+      <w:r>
+        <w:rPr>
+          <w:rFonts w:ascii="Courier New" w:eastAsia="Times New Roman" w:hAnsi="Courier New" w:cs="Courier New"/>
+          <w:color w:val="BCBEC4"/>
+          <w:sz w:val="20"/>
+          <w:szCs w:val="20"/>
+          <w:lang w:val="es-419" w:eastAsia="es-419"/>
+        </w:rPr>
+        <w:br/>
+        <w:t xml:space="preserve">        </w:t>
+      </w:r>
+      <w:proofErr w:type="spellStart"/>
+      <w:r>
+        <w:rPr>
+          <w:rFonts w:ascii="Courier New" w:eastAsia="Times New Roman" w:hAnsi="Courier New" w:cs="Courier New"/>
+          <w:color w:val="BCBEC4"/>
+          <w:sz w:val="20"/>
+          <w:szCs w:val="20"/>
+          <w:lang w:val="es-419" w:eastAsia="es-419"/>
+        </w:rPr>
+        <w:t>aux</w:t>
+      </w:r>
+      <w:proofErr w:type="spellEnd"/>
+      <w:r>
+        <w:rPr>
+          <w:rFonts w:ascii="Courier New" w:eastAsia="Times New Roman" w:hAnsi="Courier New" w:cs="Courier New"/>
+          <w:color w:val="BCBEC4"/>
+          <w:sz w:val="20"/>
+          <w:szCs w:val="20"/>
+          <w:lang w:val="es-419" w:eastAsia="es-419"/>
+        </w:rPr>
+        <w:t xml:space="preserve"> = lista;</w:t>
+      </w:r>
+      <w:r>
+        <w:rPr>
+          <w:rFonts w:ascii="Courier New" w:eastAsia="Times New Roman" w:hAnsi="Courier New" w:cs="Courier New"/>
+          <w:color w:val="BCBEC4"/>
+          <w:sz w:val="20"/>
+          <w:szCs w:val="20"/>
+          <w:lang w:val="es-419" w:eastAsia="es-419"/>
+        </w:rPr>
+        <w:br/>
+        <w:t xml:space="preserve">        lista = lista-&gt;siguiente;</w:t>
+      </w:r>
+      <w:r>
+        <w:rPr>
+          <w:rFonts w:ascii="Courier New" w:eastAsia="Times New Roman" w:hAnsi="Courier New" w:cs="Courier New"/>
+          <w:color w:val="BCBEC4"/>
+          <w:sz w:val="20"/>
+          <w:szCs w:val="20"/>
+          <w:lang w:val="es-419" w:eastAsia="es-419"/>
+        </w:rPr>
+        <w:br/>
+        <w:t xml:space="preserve">        </w:t>
+      </w:r>
+      <w:proofErr w:type="spellStart"/>
+      <w:r>
+        <w:rPr>
+          <w:rFonts w:ascii="Courier New" w:eastAsia="Times New Roman" w:hAnsi="Courier New" w:cs="Courier New"/>
+          <w:color w:val="CF8E6D"/>
+          <w:sz w:val="20"/>
+          <w:szCs w:val="20"/>
+          <w:lang w:val="es-419" w:eastAsia="es-419"/>
+        </w:rPr>
+        <w:t>delete</w:t>
+      </w:r>
+      <w:proofErr w:type="spellEnd"/>
+      <w:r>
+        <w:rPr>
+          <w:rFonts w:ascii="Courier New" w:eastAsia="Times New Roman" w:hAnsi="Courier New" w:cs="Courier New"/>
+          <w:color w:val="CF8E6D"/>
+          <w:sz w:val="20"/>
+          <w:szCs w:val="20"/>
+          <w:lang w:val="es-419" w:eastAsia="es-419"/>
+        </w:rPr>
+        <w:t xml:space="preserve"> </w:t>
+      </w:r>
+      <w:proofErr w:type="spellStart"/>
+      <w:r>
+        <w:rPr>
+          <w:rFonts w:ascii="Courier New" w:eastAsia="Times New Roman" w:hAnsi="Courier New" w:cs="Courier New"/>
+          <w:color w:val="BCBEC4"/>
+          <w:sz w:val="20"/>
+          <w:szCs w:val="20"/>
+          <w:lang w:val="es-419" w:eastAsia="es-419"/>
+        </w:rPr>
+        <w:t>aux</w:t>
+      </w:r>
+      <w:proofErr w:type="spellEnd"/>
+      <w:r>
+        <w:rPr>
+          <w:rFonts w:ascii="Courier New" w:eastAsia="Times New Roman" w:hAnsi="Courier New" w:cs="Courier New"/>
+          <w:color w:val="BCBEC4"/>
+          <w:sz w:val="20"/>
+          <w:szCs w:val="20"/>
+          <w:lang w:val="es-419" w:eastAsia="es-419"/>
+        </w:rPr>
+        <w:t>;</w:t>
+      </w:r>
+      <w:r>
+        <w:rPr>
+          <w:rFonts w:ascii="Courier New" w:eastAsia="Times New Roman" w:hAnsi="Courier New" w:cs="Courier New"/>
+          <w:color w:val="BCBEC4"/>
+          <w:sz w:val="20"/>
+          <w:szCs w:val="20"/>
+          <w:lang w:val="es-419" w:eastAsia="es-419"/>
+        </w:rPr>
+        <w:br/>
+        <w:t xml:space="preserve">    }</w:t>
+      </w:r>
+      <w:r>
+        <w:rPr>
+          <w:rFonts w:ascii="Courier New" w:eastAsia="Times New Roman" w:hAnsi="Courier New" w:cs="Courier New"/>
+          <w:color w:val="BCBEC4"/>
+          <w:sz w:val="20"/>
+          <w:szCs w:val="20"/>
+          <w:lang w:val="es-419" w:eastAsia="es-419"/>
+        </w:rPr>
+        <w:br/>
+        <w:t>}</w:t>
+      </w:r>
+      <w:r>
+        <w:rPr>
+          <w:rFonts w:ascii="Courier New" w:eastAsia="Times New Roman" w:hAnsi="Courier New" w:cs="Courier New"/>
+          <w:color w:val="BCBEC4"/>
+          <w:sz w:val="20"/>
+          <w:szCs w:val="20"/>
+          <w:lang w:val="es-419" w:eastAsia="es-419"/>
+        </w:rPr>
+        <w:br/>
+      </w:r>
+      <w:r>
+        <w:rPr>
+          <w:rFonts w:ascii="Courier New" w:eastAsia="Times New Roman" w:hAnsi="Courier New" w:cs="Courier New"/>
+          <w:color w:val="BCBEC4"/>
+          <w:sz w:val="20"/>
+          <w:szCs w:val="20"/>
+          <w:lang w:val="es-419" w:eastAsia="es-419"/>
+        </w:rPr>
+        <w:br/>
+      </w:r>
+      <w:proofErr w:type="spellStart"/>
+      <w:r>
+        <w:rPr>
+          <w:rFonts w:ascii="Courier New" w:eastAsia="Times New Roman" w:hAnsi="Courier New" w:cs="Courier New"/>
+          <w:color w:val="CF8E6D"/>
+          <w:sz w:val="20"/>
+          <w:szCs w:val="20"/>
+          <w:lang w:val="es-419" w:eastAsia="es-419"/>
+        </w:rPr>
+        <w:t>int</w:t>
+      </w:r>
+      <w:proofErr w:type="spellEnd"/>
+      <w:r>
+        <w:rPr>
+          <w:rFonts w:ascii="Courier New" w:eastAsia="Times New Roman" w:hAnsi="Courier New" w:cs="Courier New"/>
+          <w:color w:val="CF8E6D"/>
+          <w:sz w:val="20"/>
+          <w:szCs w:val="20"/>
+          <w:lang w:val="es-419" w:eastAsia="es-419"/>
+        </w:rPr>
+        <w:t xml:space="preserve"> </w:t>
+      </w:r>
+      <w:proofErr w:type="spellStart"/>
+      <w:r>
+        <w:rPr>
+          <w:rFonts w:ascii="Courier New" w:eastAsia="Times New Roman" w:hAnsi="Courier New" w:cs="Courier New"/>
+          <w:color w:val="BCBEC4"/>
+          <w:sz w:val="20"/>
+          <w:szCs w:val="20"/>
+          <w:lang w:val="es-419" w:eastAsia="es-419"/>
+        </w:rPr>
+        <w:t>main</w:t>
+      </w:r>
+      <w:proofErr w:type="spellEnd"/>
+      <w:r>
+        <w:rPr>
+          <w:rFonts w:ascii="Courier New" w:eastAsia="Times New Roman" w:hAnsi="Courier New" w:cs="Courier New"/>
+          <w:color w:val="BCBEC4"/>
+          <w:sz w:val="20"/>
+          <w:szCs w:val="20"/>
+          <w:lang w:val="es-419" w:eastAsia="es-419"/>
+        </w:rPr>
+        <w:t>() {</w:t>
+      </w:r>
+      <w:r>
+        <w:rPr>
+          <w:rFonts w:ascii="Courier New" w:eastAsia="Times New Roman" w:hAnsi="Courier New" w:cs="Courier New"/>
+          <w:color w:val="BCBEC4"/>
+          <w:sz w:val="20"/>
+          <w:szCs w:val="20"/>
+          <w:lang w:val="es-419" w:eastAsia="es-419"/>
+        </w:rPr>
+        <w:br/>
+        <w:t xml:space="preserve">    Nodo* lista = NULL;</w:t>
+      </w:r>
+      <w:r>
+        <w:rPr>
+          <w:rFonts w:ascii="Courier New" w:eastAsia="Times New Roman" w:hAnsi="Courier New" w:cs="Courier New"/>
+          <w:color w:val="BCBEC4"/>
+          <w:sz w:val="20"/>
+          <w:szCs w:val="20"/>
+          <w:lang w:val="es-419" w:eastAsia="es-419"/>
+        </w:rPr>
+        <w:br/>
+        <w:t xml:space="preserve">    </w:t>
+      </w:r>
+      <w:proofErr w:type="spellStart"/>
+      <w:r>
+        <w:rPr>
+          <w:rFonts w:ascii="Courier New" w:eastAsia="Times New Roman" w:hAnsi="Courier New" w:cs="Courier New"/>
+          <w:color w:val="CF8E6D"/>
+          <w:sz w:val="20"/>
+          <w:szCs w:val="20"/>
+          <w:lang w:val="es-419" w:eastAsia="es-419"/>
+        </w:rPr>
+        <w:t>int</w:t>
+      </w:r>
+      <w:proofErr w:type="spellEnd"/>
+      <w:r>
+        <w:rPr>
+          <w:rFonts w:ascii="Courier New" w:eastAsia="Times New Roman" w:hAnsi="Courier New" w:cs="Courier New"/>
+          <w:color w:val="CF8E6D"/>
+          <w:sz w:val="20"/>
+          <w:szCs w:val="20"/>
+          <w:lang w:val="es-419" w:eastAsia="es-419"/>
+        </w:rPr>
+        <w:t xml:space="preserve"> </w:t>
+      </w:r>
+      <w:proofErr w:type="spellStart"/>
+      <w:r>
+        <w:rPr>
+          <w:rFonts w:ascii="Courier New" w:eastAsia="Times New Roman" w:hAnsi="Courier New" w:cs="Courier New"/>
+          <w:color w:val="BCBEC4"/>
+          <w:sz w:val="20"/>
+          <w:szCs w:val="20"/>
+          <w:lang w:val="es-419" w:eastAsia="es-419"/>
+        </w:rPr>
+        <w:t>opcion</w:t>
+      </w:r>
+      <w:proofErr w:type="spellEnd"/>
+      <w:r>
+        <w:rPr>
+          <w:rFonts w:ascii="Courier New" w:eastAsia="Times New Roman" w:hAnsi="Courier New" w:cs="Courier New"/>
+          <w:color w:val="BCBEC4"/>
+          <w:sz w:val="20"/>
+          <w:szCs w:val="20"/>
+          <w:lang w:val="es-419" w:eastAsia="es-419"/>
+        </w:rPr>
+        <w:t>, carne;</w:t>
+      </w:r>
+      <w:r>
+        <w:rPr>
+          <w:rFonts w:ascii="Courier New" w:eastAsia="Times New Roman" w:hAnsi="Courier New" w:cs="Courier New"/>
+          <w:color w:val="BCBEC4"/>
+          <w:sz w:val="20"/>
+          <w:szCs w:val="20"/>
+          <w:lang w:val="es-419" w:eastAsia="es-419"/>
+        </w:rPr>
+        <w:br/>
+      </w:r>
+      <w:r>
+        <w:rPr>
+          <w:rFonts w:ascii="Courier New" w:eastAsia="Times New Roman" w:hAnsi="Courier New" w:cs="Courier New"/>
+          <w:color w:val="BCBEC4"/>
+          <w:sz w:val="20"/>
+          <w:szCs w:val="20"/>
+          <w:lang w:val="es-419" w:eastAsia="es-419"/>
+        </w:rPr>
+        <w:br/>
+        <w:t xml:space="preserve">    </w:t>
+      </w:r>
+      <w:proofErr w:type="spellStart"/>
+      <w:r>
+        <w:rPr>
+          <w:rFonts w:ascii="Courier New" w:eastAsia="Times New Roman" w:hAnsi="Courier New" w:cs="Courier New"/>
+          <w:color w:val="BCBEC4"/>
+          <w:sz w:val="20"/>
+          <w:szCs w:val="20"/>
+          <w:lang w:val="es-419" w:eastAsia="es-419"/>
+        </w:rPr>
+        <w:t>cout</w:t>
+      </w:r>
+      <w:proofErr w:type="spellEnd"/>
+      <w:r>
+        <w:rPr>
+          <w:rFonts w:ascii="Courier New" w:eastAsia="Times New Roman" w:hAnsi="Courier New" w:cs="Courier New"/>
+          <w:color w:val="BCBEC4"/>
+          <w:sz w:val="20"/>
+          <w:szCs w:val="20"/>
+          <w:lang w:val="es-419" w:eastAsia="es-419"/>
+        </w:rPr>
+        <w:t xml:space="preserve"> &lt;&lt; </w:t>
+      </w:r>
+      <w:r>
+        <w:rPr>
+          <w:rFonts w:ascii="Courier New" w:eastAsia="Times New Roman" w:hAnsi="Courier New" w:cs="Courier New"/>
+          <w:color w:val="6AAB73"/>
+          <w:sz w:val="20"/>
+          <w:szCs w:val="20"/>
+          <w:lang w:val="es-419" w:eastAsia="es-419"/>
+        </w:rPr>
+        <w:t>"====================================</w:t>
+      </w:r>
+      <w:r>
+        <w:rPr>
+          <w:rFonts w:ascii="Courier New" w:eastAsia="Times New Roman" w:hAnsi="Courier New" w:cs="Courier New"/>
+          <w:color w:val="CF8E6D"/>
+          <w:sz w:val="20"/>
+          <w:szCs w:val="20"/>
+          <w:lang w:val="es-419" w:eastAsia="es-419"/>
+        </w:rPr>
+        <w:t>\n</w:t>
+      </w:r>
+      <w:r>
+        <w:rPr>
+          <w:rFonts w:ascii="Courier New" w:eastAsia="Times New Roman" w:hAnsi="Courier New" w:cs="Courier New"/>
+          <w:color w:val="6AAB73"/>
+          <w:sz w:val="20"/>
+          <w:szCs w:val="20"/>
+          <w:lang w:val="es-419" w:eastAsia="es-419"/>
+        </w:rPr>
+        <w:t>"</w:t>
+      </w:r>
+      <w:r>
+        <w:rPr>
+          <w:rFonts w:ascii="Courier New" w:eastAsia="Times New Roman" w:hAnsi="Courier New" w:cs="Courier New"/>
+          <w:color w:val="BCBEC4"/>
+          <w:sz w:val="20"/>
+          <w:szCs w:val="20"/>
+          <w:lang w:val="es-419" w:eastAsia="es-419"/>
+        </w:rPr>
+        <w:t>;</w:t>
+      </w:r>
+      <w:r>
+        <w:rPr>
+          <w:rFonts w:ascii="Courier New" w:eastAsia="Times New Roman" w:hAnsi="Courier New" w:cs="Courier New"/>
+          <w:color w:val="BCBEC4"/>
+          <w:sz w:val="20"/>
+          <w:szCs w:val="20"/>
+          <w:lang w:val="es-419" w:eastAsia="es-419"/>
+        </w:rPr>
+        <w:br/>
+        <w:t xml:space="preserve">    </w:t>
+      </w:r>
+      <w:proofErr w:type="spellStart"/>
+      <w:r>
+        <w:rPr>
+          <w:rFonts w:ascii="Courier New" w:eastAsia="Times New Roman" w:hAnsi="Courier New" w:cs="Courier New"/>
+          <w:color w:val="BCBEC4"/>
+          <w:sz w:val="20"/>
+          <w:szCs w:val="20"/>
+          <w:lang w:val="es-419" w:eastAsia="es-419"/>
+        </w:rPr>
+        <w:t>cout</w:t>
+      </w:r>
+      <w:proofErr w:type="spellEnd"/>
+      <w:r>
+        <w:rPr>
+          <w:rFonts w:ascii="Courier New" w:eastAsia="Times New Roman" w:hAnsi="Courier New" w:cs="Courier New"/>
+          <w:color w:val="BCBEC4"/>
+          <w:sz w:val="20"/>
+          <w:szCs w:val="20"/>
+          <w:lang w:val="es-419" w:eastAsia="es-419"/>
+        </w:rPr>
+        <w:t xml:space="preserve"> &lt;&lt; </w:t>
+      </w:r>
+      <w:r>
+        <w:rPr>
+          <w:rFonts w:ascii="Courier New" w:eastAsia="Times New Roman" w:hAnsi="Courier New" w:cs="Courier New"/>
+          <w:color w:val="6AAB73"/>
+          <w:sz w:val="20"/>
+          <w:szCs w:val="20"/>
+          <w:lang w:val="es-419" w:eastAsia="es-419"/>
+        </w:rPr>
+        <w:t>"Nombre: Emily Yamileth Herrera Monterroso</w:t>
+      </w:r>
+      <w:r>
+        <w:rPr>
+          <w:rFonts w:ascii="Courier New" w:eastAsia="Times New Roman" w:hAnsi="Courier New" w:cs="Courier New"/>
+          <w:color w:val="CF8E6D"/>
+          <w:sz w:val="20"/>
+          <w:szCs w:val="20"/>
+          <w:lang w:val="es-419" w:eastAsia="es-419"/>
+        </w:rPr>
+        <w:t>\n</w:t>
+      </w:r>
+      <w:r>
+        <w:rPr>
+          <w:rFonts w:ascii="Courier New" w:eastAsia="Times New Roman" w:hAnsi="Courier New" w:cs="Courier New"/>
+          <w:color w:val="6AAB73"/>
+          <w:sz w:val="20"/>
+          <w:szCs w:val="20"/>
+          <w:lang w:val="es-419" w:eastAsia="es-419"/>
+        </w:rPr>
+        <w:t>"</w:t>
+      </w:r>
+      <w:r>
+        <w:rPr>
+          <w:rFonts w:ascii="Courier New" w:eastAsia="Times New Roman" w:hAnsi="Courier New" w:cs="Courier New"/>
+          <w:color w:val="BCBEC4"/>
+          <w:sz w:val="20"/>
+          <w:szCs w:val="20"/>
+          <w:lang w:val="es-419" w:eastAsia="es-419"/>
+        </w:rPr>
+        <w:t>;</w:t>
+      </w:r>
+      <w:r>
+        <w:rPr>
+          <w:rFonts w:ascii="Courier New" w:eastAsia="Times New Roman" w:hAnsi="Courier New" w:cs="Courier New"/>
+          <w:color w:val="BCBEC4"/>
+          <w:sz w:val="20"/>
+          <w:szCs w:val="20"/>
+          <w:lang w:val="es-419" w:eastAsia="es-419"/>
+        </w:rPr>
+        <w:br/>
+        <w:t xml:space="preserve">    </w:t>
+      </w:r>
+      <w:proofErr w:type="spellStart"/>
+      <w:r>
+        <w:rPr>
+          <w:rFonts w:ascii="Courier New" w:eastAsia="Times New Roman" w:hAnsi="Courier New" w:cs="Courier New"/>
+          <w:color w:val="BCBEC4"/>
+          <w:sz w:val="20"/>
+          <w:szCs w:val="20"/>
+          <w:lang w:val="es-419" w:eastAsia="es-419"/>
+        </w:rPr>
+        <w:t>cout</w:t>
+      </w:r>
+      <w:proofErr w:type="spellEnd"/>
+      <w:r>
+        <w:rPr>
+          <w:rFonts w:ascii="Courier New" w:eastAsia="Times New Roman" w:hAnsi="Courier New" w:cs="Courier New"/>
+          <w:color w:val="BCBEC4"/>
+          <w:sz w:val="20"/>
+          <w:szCs w:val="20"/>
+          <w:lang w:val="es-419" w:eastAsia="es-419"/>
+        </w:rPr>
+        <w:t xml:space="preserve"> &lt;&lt; </w:t>
+      </w:r>
+      <w:r>
+        <w:rPr>
+          <w:rFonts w:ascii="Courier New" w:eastAsia="Times New Roman" w:hAnsi="Courier New" w:cs="Courier New"/>
+          <w:color w:val="6AAB73"/>
+          <w:sz w:val="20"/>
+          <w:szCs w:val="20"/>
+          <w:lang w:val="es-419" w:eastAsia="es-419"/>
+        </w:rPr>
+        <w:t xml:space="preserve">"Sistema de </w:t>
+      </w:r>
+      <w:proofErr w:type="spellStart"/>
+      <w:r>
+        <w:rPr>
+          <w:rFonts w:ascii="Courier New" w:eastAsia="Times New Roman" w:hAnsi="Courier New" w:cs="Courier New"/>
+          <w:color w:val="6AAB73"/>
+          <w:sz w:val="20"/>
+          <w:szCs w:val="20"/>
+          <w:lang w:val="es-419" w:eastAsia="es-419"/>
+        </w:rPr>
+        <w:t>Gestion</w:t>
+      </w:r>
+      <w:proofErr w:type="spellEnd"/>
+      <w:r>
+        <w:rPr>
+          <w:rFonts w:ascii="Courier New" w:eastAsia="Times New Roman" w:hAnsi="Courier New" w:cs="Courier New"/>
+          <w:color w:val="6AAB73"/>
+          <w:sz w:val="20"/>
+          <w:szCs w:val="20"/>
+          <w:lang w:val="es-419" w:eastAsia="es-419"/>
+        </w:rPr>
+        <w:t xml:space="preserve"> de Estudiantes</w:t>
+      </w:r>
+      <w:r>
+        <w:rPr>
+          <w:rFonts w:ascii="Courier New" w:eastAsia="Times New Roman" w:hAnsi="Courier New" w:cs="Courier New"/>
+          <w:color w:val="CF8E6D"/>
+          <w:sz w:val="20"/>
+          <w:szCs w:val="20"/>
+          <w:lang w:val="es-419" w:eastAsia="es-419"/>
+        </w:rPr>
+        <w:t>\n</w:t>
+      </w:r>
+      <w:r>
+        <w:rPr>
+          <w:rFonts w:ascii="Courier New" w:eastAsia="Times New Roman" w:hAnsi="Courier New" w:cs="Courier New"/>
+          <w:color w:val="6AAB73"/>
+          <w:sz w:val="20"/>
+          <w:szCs w:val="20"/>
+          <w:lang w:val="es-419" w:eastAsia="es-419"/>
+        </w:rPr>
+        <w:t>"</w:t>
+      </w:r>
+      <w:r>
+        <w:rPr>
+          <w:rFonts w:ascii="Courier New" w:eastAsia="Times New Roman" w:hAnsi="Courier New" w:cs="Courier New"/>
+          <w:color w:val="BCBEC4"/>
+          <w:sz w:val="20"/>
+          <w:szCs w:val="20"/>
+          <w:lang w:val="es-419" w:eastAsia="es-419"/>
+        </w:rPr>
+        <w:t>;</w:t>
+      </w:r>
+      <w:r>
+        <w:rPr>
+          <w:rFonts w:ascii="Courier New" w:eastAsia="Times New Roman" w:hAnsi="Courier New" w:cs="Courier New"/>
+          <w:color w:val="BCBEC4"/>
+          <w:sz w:val="20"/>
+          <w:szCs w:val="20"/>
+          <w:lang w:val="es-419" w:eastAsia="es-419"/>
+        </w:rPr>
+        <w:br/>
+        <w:t xml:space="preserve">    </w:t>
+      </w:r>
+      <w:proofErr w:type="spellStart"/>
+      <w:r>
+        <w:rPr>
+          <w:rFonts w:ascii="Courier New" w:eastAsia="Times New Roman" w:hAnsi="Courier New" w:cs="Courier New"/>
+          <w:color w:val="BCBEC4"/>
+          <w:sz w:val="20"/>
+          <w:szCs w:val="20"/>
+          <w:lang w:val="es-419" w:eastAsia="es-419"/>
+        </w:rPr>
+        <w:t>cout</w:t>
+      </w:r>
+      <w:proofErr w:type="spellEnd"/>
+      <w:r>
+        <w:rPr>
+          <w:rFonts w:ascii="Courier New" w:eastAsia="Times New Roman" w:hAnsi="Courier New" w:cs="Courier New"/>
+          <w:color w:val="BCBEC4"/>
+          <w:sz w:val="20"/>
+          <w:szCs w:val="20"/>
+          <w:lang w:val="es-419" w:eastAsia="es-419"/>
+        </w:rPr>
+        <w:t xml:space="preserve"> &lt;&lt; </w:t>
+      </w:r>
+      <w:r>
+        <w:rPr>
+          <w:rFonts w:ascii="Courier New" w:eastAsia="Times New Roman" w:hAnsi="Courier New" w:cs="Courier New"/>
+          <w:color w:val="6AAB73"/>
+          <w:sz w:val="20"/>
+          <w:szCs w:val="20"/>
+          <w:lang w:val="es-419" w:eastAsia="es-419"/>
+        </w:rPr>
+        <w:t>"====================================</w:t>
+      </w:r>
+      <w:r>
+        <w:rPr>
+          <w:rFonts w:ascii="Courier New" w:eastAsia="Times New Roman" w:hAnsi="Courier New" w:cs="Courier New"/>
+          <w:color w:val="CF8E6D"/>
+          <w:sz w:val="20"/>
+          <w:szCs w:val="20"/>
+          <w:lang w:val="es-419" w:eastAsia="es-419"/>
+        </w:rPr>
+        <w:t>\n</w:t>
+      </w:r>
+      <w:r>
+        <w:rPr>
+          <w:rFonts w:ascii="Courier New" w:eastAsia="Times New Roman" w:hAnsi="Courier New" w:cs="Courier New"/>
+          <w:color w:val="6AAB73"/>
+          <w:sz w:val="20"/>
+          <w:szCs w:val="20"/>
+          <w:lang w:val="es-419" w:eastAsia="es-419"/>
+        </w:rPr>
+        <w:t>"</w:t>
+      </w:r>
+      <w:r>
+        <w:rPr>
+          <w:rFonts w:ascii="Courier New" w:eastAsia="Times New Roman" w:hAnsi="Courier New" w:cs="Courier New"/>
+          <w:color w:val="BCBEC4"/>
+          <w:sz w:val="20"/>
+          <w:szCs w:val="20"/>
+          <w:lang w:val="es-419" w:eastAsia="es-419"/>
+        </w:rPr>
+        <w:t>;</w:t>
+      </w:r>
+      <w:r>
+        <w:rPr>
+          <w:rFonts w:ascii="Courier New" w:eastAsia="Times New Roman" w:hAnsi="Courier New" w:cs="Courier New"/>
+          <w:color w:val="BCBEC4"/>
+          <w:sz w:val="20"/>
+          <w:szCs w:val="20"/>
+          <w:lang w:val="es-419" w:eastAsia="es-419"/>
+        </w:rPr>
+        <w:br/>
+      </w:r>
+      <w:r>
+        <w:rPr>
+          <w:rFonts w:ascii="Courier New" w:eastAsia="Times New Roman" w:hAnsi="Courier New" w:cs="Courier New"/>
+          <w:color w:val="BCBEC4"/>
+          <w:sz w:val="20"/>
+          <w:szCs w:val="20"/>
+          <w:lang w:val="es-419" w:eastAsia="es-419"/>
+        </w:rPr>
+        <w:br/>
+        <w:t xml:space="preserve">    </w:t>
+      </w:r>
+      <w:r>
+        <w:rPr>
+          <w:rFonts w:ascii="Courier New" w:eastAsia="Times New Roman" w:hAnsi="Courier New" w:cs="Courier New"/>
+          <w:color w:val="CF8E6D"/>
+          <w:sz w:val="20"/>
+          <w:szCs w:val="20"/>
+          <w:lang w:val="es-419" w:eastAsia="es-419"/>
+        </w:rPr>
+        <w:t xml:space="preserve">do </w:t>
+      </w:r>
+      <w:r>
+        <w:rPr>
+          <w:rFonts w:ascii="Courier New" w:eastAsia="Times New Roman" w:hAnsi="Courier New" w:cs="Courier New"/>
+          <w:color w:val="BCBEC4"/>
+          <w:sz w:val="20"/>
+          <w:szCs w:val="20"/>
+          <w:lang w:val="es-419" w:eastAsia="es-419"/>
+        </w:rPr>
+        <w:t>{</w:t>
+      </w:r>
+      <w:r>
+        <w:rPr>
+          <w:rFonts w:ascii="Courier New" w:eastAsia="Times New Roman" w:hAnsi="Courier New" w:cs="Courier New"/>
+          <w:color w:val="BCBEC4"/>
+          <w:sz w:val="20"/>
+          <w:szCs w:val="20"/>
+          <w:lang w:val="es-419" w:eastAsia="es-419"/>
+        </w:rPr>
+        <w:br/>
+        <w:t xml:space="preserve">        </w:t>
+      </w:r>
+      <w:proofErr w:type="spellStart"/>
+      <w:r>
+        <w:rPr>
+          <w:rFonts w:ascii="Courier New" w:eastAsia="Times New Roman" w:hAnsi="Courier New" w:cs="Courier New"/>
+          <w:color w:val="BCBEC4"/>
+          <w:sz w:val="20"/>
+          <w:szCs w:val="20"/>
+          <w:lang w:val="es-419" w:eastAsia="es-419"/>
+        </w:rPr>
+        <w:t>cout</w:t>
+      </w:r>
+      <w:proofErr w:type="spellEnd"/>
+      <w:r>
+        <w:rPr>
+          <w:rFonts w:ascii="Courier New" w:eastAsia="Times New Roman" w:hAnsi="Courier New" w:cs="Courier New"/>
+          <w:color w:val="BCBEC4"/>
+          <w:sz w:val="20"/>
+          <w:szCs w:val="20"/>
+          <w:lang w:val="es-419" w:eastAsia="es-419"/>
+        </w:rPr>
+        <w:t xml:space="preserve"> &lt;&lt; </w:t>
+      </w:r>
+      <w:r>
+        <w:rPr>
+          <w:rFonts w:ascii="Courier New" w:eastAsia="Times New Roman" w:hAnsi="Courier New" w:cs="Courier New"/>
+          <w:color w:val="6AAB73"/>
+          <w:sz w:val="20"/>
+          <w:szCs w:val="20"/>
+          <w:lang w:val="es-419" w:eastAsia="es-419"/>
+        </w:rPr>
+        <w:t>"</w:t>
+      </w:r>
+      <w:r>
+        <w:rPr>
+          <w:rFonts w:ascii="Courier New" w:eastAsia="Times New Roman" w:hAnsi="Courier New" w:cs="Courier New"/>
+          <w:color w:val="CF8E6D"/>
+          <w:sz w:val="20"/>
+          <w:szCs w:val="20"/>
+          <w:lang w:val="es-419" w:eastAsia="es-419"/>
+        </w:rPr>
+        <w:t>\</w:t>
+      </w:r>
+      <w:proofErr w:type="spellStart"/>
+      <w:r>
+        <w:rPr>
+          <w:rFonts w:ascii="Courier New" w:eastAsia="Times New Roman" w:hAnsi="Courier New" w:cs="Courier New"/>
+          <w:color w:val="CF8E6D"/>
+          <w:sz w:val="20"/>
+          <w:szCs w:val="20"/>
+          <w:lang w:val="es-419" w:eastAsia="es-419"/>
+        </w:rPr>
+        <w:t>n</w:t>
+      </w:r>
+      <w:r>
+        <w:rPr>
+          <w:rFonts w:ascii="Courier New" w:eastAsia="Times New Roman" w:hAnsi="Courier New" w:cs="Courier New"/>
+          <w:color w:val="6AAB73"/>
+          <w:sz w:val="20"/>
+          <w:szCs w:val="20"/>
+          <w:lang w:val="es-419" w:eastAsia="es-419"/>
+        </w:rPr>
+        <w:t>MENU</w:t>
+      </w:r>
+      <w:proofErr w:type="spellEnd"/>
+      <w:r>
+        <w:rPr>
+          <w:rFonts w:ascii="Courier New" w:eastAsia="Times New Roman" w:hAnsi="Courier New" w:cs="Courier New"/>
+          <w:color w:val="CF8E6D"/>
+          <w:sz w:val="20"/>
+          <w:szCs w:val="20"/>
+          <w:lang w:val="es-419" w:eastAsia="es-419"/>
+        </w:rPr>
+        <w:t>\n</w:t>
+      </w:r>
+      <w:r>
+        <w:rPr>
+          <w:rFonts w:ascii="Courier New" w:eastAsia="Times New Roman" w:hAnsi="Courier New" w:cs="Courier New"/>
+          <w:color w:val="6AAB73"/>
+          <w:sz w:val="20"/>
+          <w:szCs w:val="20"/>
+          <w:lang w:val="es-419" w:eastAsia="es-419"/>
+        </w:rPr>
+        <w:t>"</w:t>
+      </w:r>
+      <w:r>
+        <w:rPr>
+          <w:rFonts w:ascii="Courier New" w:eastAsia="Times New Roman" w:hAnsi="Courier New" w:cs="Courier New"/>
+          <w:color w:val="BCBEC4"/>
+          <w:sz w:val="20"/>
+          <w:szCs w:val="20"/>
+          <w:lang w:val="es-419" w:eastAsia="es-419"/>
+        </w:rPr>
+        <w:t>;</w:t>
+      </w:r>
+      <w:r>
+        <w:rPr>
+          <w:rFonts w:ascii="Courier New" w:eastAsia="Times New Roman" w:hAnsi="Courier New" w:cs="Courier New"/>
+          <w:color w:val="BCBEC4"/>
+          <w:sz w:val="20"/>
+          <w:szCs w:val="20"/>
+          <w:lang w:val="es-419" w:eastAsia="es-419"/>
+        </w:rPr>
+        <w:br/>
+        <w:t xml:space="preserve">        </w:t>
+      </w:r>
+      <w:proofErr w:type="spellStart"/>
+      <w:r>
+        <w:rPr>
+          <w:rFonts w:ascii="Courier New" w:eastAsia="Times New Roman" w:hAnsi="Courier New" w:cs="Courier New"/>
+          <w:color w:val="BCBEC4"/>
+          <w:sz w:val="20"/>
+          <w:szCs w:val="20"/>
+          <w:lang w:val="es-419" w:eastAsia="es-419"/>
+        </w:rPr>
+        <w:t>cout</w:t>
+      </w:r>
+      <w:proofErr w:type="spellEnd"/>
+      <w:r>
+        <w:rPr>
+          <w:rFonts w:ascii="Courier New" w:eastAsia="Times New Roman" w:hAnsi="Courier New" w:cs="Courier New"/>
+          <w:color w:val="BCBEC4"/>
+          <w:sz w:val="20"/>
+          <w:szCs w:val="20"/>
+          <w:lang w:val="es-419" w:eastAsia="es-419"/>
+        </w:rPr>
+        <w:t xml:space="preserve"> &lt;&lt; </w:t>
+      </w:r>
+      <w:r>
+        <w:rPr>
+          <w:rFonts w:ascii="Courier New" w:eastAsia="Times New Roman" w:hAnsi="Courier New" w:cs="Courier New"/>
+          <w:color w:val="6AAB73"/>
+          <w:sz w:val="20"/>
+          <w:szCs w:val="20"/>
+          <w:lang w:val="es-419" w:eastAsia="es-419"/>
+        </w:rPr>
+        <w:t>"1. Insertar estudiante al inicio</w:t>
+      </w:r>
+      <w:r>
+        <w:rPr>
+          <w:rFonts w:ascii="Courier New" w:eastAsia="Times New Roman" w:hAnsi="Courier New" w:cs="Courier New"/>
+          <w:color w:val="CF8E6D"/>
+          <w:sz w:val="20"/>
+          <w:szCs w:val="20"/>
+          <w:lang w:val="es-419" w:eastAsia="es-419"/>
+        </w:rPr>
+        <w:t>\n</w:t>
+      </w:r>
+      <w:r>
+        <w:rPr>
+          <w:rFonts w:ascii="Courier New" w:eastAsia="Times New Roman" w:hAnsi="Courier New" w:cs="Courier New"/>
+          <w:color w:val="6AAB73"/>
+          <w:sz w:val="20"/>
+          <w:szCs w:val="20"/>
+          <w:lang w:val="es-419" w:eastAsia="es-419"/>
+        </w:rPr>
+        <w:t>"</w:t>
+      </w:r>
+      <w:r>
+        <w:rPr>
+          <w:rFonts w:ascii="Courier New" w:eastAsia="Times New Roman" w:hAnsi="Courier New" w:cs="Courier New"/>
+          <w:color w:val="BCBEC4"/>
+          <w:sz w:val="20"/>
+          <w:szCs w:val="20"/>
+          <w:lang w:val="es-419" w:eastAsia="es-419"/>
+        </w:rPr>
+        <w:t>;</w:t>
+      </w:r>
+      <w:r>
+        <w:rPr>
+          <w:rFonts w:ascii="Courier New" w:eastAsia="Times New Roman" w:hAnsi="Courier New" w:cs="Courier New"/>
+          <w:color w:val="BCBEC4"/>
+          <w:sz w:val="20"/>
+          <w:szCs w:val="20"/>
+          <w:lang w:val="es-419" w:eastAsia="es-419"/>
+        </w:rPr>
+        <w:br/>
+        <w:t xml:space="preserve">        </w:t>
+      </w:r>
+      <w:proofErr w:type="spellStart"/>
+      <w:r>
+        <w:rPr>
+          <w:rFonts w:ascii="Courier New" w:eastAsia="Times New Roman" w:hAnsi="Courier New" w:cs="Courier New"/>
+          <w:color w:val="BCBEC4"/>
+          <w:sz w:val="20"/>
+          <w:szCs w:val="20"/>
+          <w:lang w:val="es-419" w:eastAsia="es-419"/>
+        </w:rPr>
+        <w:t>cout</w:t>
+      </w:r>
+      <w:proofErr w:type="spellEnd"/>
+      <w:r>
+        <w:rPr>
+          <w:rFonts w:ascii="Courier New" w:eastAsia="Times New Roman" w:hAnsi="Courier New" w:cs="Courier New"/>
+          <w:color w:val="BCBEC4"/>
+          <w:sz w:val="20"/>
+          <w:szCs w:val="20"/>
+          <w:lang w:val="es-419" w:eastAsia="es-419"/>
+        </w:rPr>
+        <w:t xml:space="preserve"> &lt;&lt; </w:t>
+      </w:r>
+      <w:r>
+        <w:rPr>
+          <w:rFonts w:ascii="Courier New" w:eastAsia="Times New Roman" w:hAnsi="Courier New" w:cs="Courier New"/>
+          <w:color w:val="6AAB73"/>
+          <w:sz w:val="20"/>
+          <w:szCs w:val="20"/>
+          <w:lang w:val="es-419" w:eastAsia="es-419"/>
+        </w:rPr>
+        <w:t>"2. Insertar estudiante al final</w:t>
+      </w:r>
+      <w:r>
+        <w:rPr>
+          <w:rFonts w:ascii="Courier New" w:eastAsia="Times New Roman" w:hAnsi="Courier New" w:cs="Courier New"/>
+          <w:color w:val="CF8E6D"/>
+          <w:sz w:val="20"/>
+          <w:szCs w:val="20"/>
+          <w:lang w:val="es-419" w:eastAsia="es-419"/>
+        </w:rPr>
+        <w:t>\n</w:t>
+      </w:r>
+      <w:r>
+        <w:rPr>
+          <w:rFonts w:ascii="Courier New" w:eastAsia="Times New Roman" w:hAnsi="Courier New" w:cs="Courier New"/>
+          <w:color w:val="6AAB73"/>
+          <w:sz w:val="20"/>
+          <w:szCs w:val="20"/>
+          <w:lang w:val="es-419" w:eastAsia="es-419"/>
+        </w:rPr>
+        <w:t>"</w:t>
+      </w:r>
+      <w:r>
+        <w:rPr>
+          <w:rFonts w:ascii="Courier New" w:eastAsia="Times New Roman" w:hAnsi="Courier New" w:cs="Courier New"/>
+          <w:color w:val="BCBEC4"/>
+          <w:sz w:val="20"/>
+          <w:szCs w:val="20"/>
+          <w:lang w:val="es-419" w:eastAsia="es-419"/>
+        </w:rPr>
+        <w:t>;</w:t>
+      </w:r>
+      <w:r>
+        <w:rPr>
+          <w:rFonts w:ascii="Courier New" w:eastAsia="Times New Roman" w:hAnsi="Courier New" w:cs="Courier New"/>
+          <w:color w:val="BCBEC4"/>
+          <w:sz w:val="20"/>
+          <w:szCs w:val="20"/>
+          <w:lang w:val="es-419" w:eastAsia="es-419"/>
+        </w:rPr>
+        <w:br/>
+        <w:t xml:space="preserve">        </w:t>
+      </w:r>
+      <w:proofErr w:type="spellStart"/>
+      <w:r>
+        <w:rPr>
+          <w:rFonts w:ascii="Courier New" w:eastAsia="Times New Roman" w:hAnsi="Courier New" w:cs="Courier New"/>
+          <w:color w:val="BCBEC4"/>
+          <w:sz w:val="20"/>
+          <w:szCs w:val="20"/>
+          <w:lang w:val="es-419" w:eastAsia="es-419"/>
+        </w:rPr>
+        <w:t>cout</w:t>
+      </w:r>
+      <w:proofErr w:type="spellEnd"/>
+      <w:r>
+        <w:rPr>
+          <w:rFonts w:ascii="Courier New" w:eastAsia="Times New Roman" w:hAnsi="Courier New" w:cs="Courier New"/>
+          <w:color w:val="BCBEC4"/>
+          <w:sz w:val="20"/>
+          <w:szCs w:val="20"/>
+          <w:lang w:val="es-419" w:eastAsia="es-419"/>
+        </w:rPr>
+        <w:t xml:space="preserve"> &lt;&lt; </w:t>
+      </w:r>
+      <w:r>
+        <w:rPr>
+          <w:rFonts w:ascii="Courier New" w:eastAsia="Times New Roman" w:hAnsi="Courier New" w:cs="Courier New"/>
+          <w:color w:val="6AAB73"/>
+          <w:sz w:val="20"/>
+          <w:szCs w:val="20"/>
+          <w:lang w:val="es-419" w:eastAsia="es-419"/>
+        </w:rPr>
+        <w:t>"3. Mostrar estudiantes</w:t>
+      </w:r>
+      <w:r>
+        <w:rPr>
+          <w:rFonts w:ascii="Courier New" w:eastAsia="Times New Roman" w:hAnsi="Courier New" w:cs="Courier New"/>
+          <w:color w:val="CF8E6D"/>
+          <w:sz w:val="20"/>
+          <w:szCs w:val="20"/>
+          <w:lang w:val="es-419" w:eastAsia="es-419"/>
+        </w:rPr>
+        <w:t>\n</w:t>
+      </w:r>
+      <w:r>
+        <w:rPr>
+          <w:rFonts w:ascii="Courier New" w:eastAsia="Times New Roman" w:hAnsi="Courier New" w:cs="Courier New"/>
+          <w:color w:val="6AAB73"/>
+          <w:sz w:val="20"/>
+          <w:szCs w:val="20"/>
+          <w:lang w:val="es-419" w:eastAsia="es-419"/>
+        </w:rPr>
+        <w:t>"</w:t>
+      </w:r>
+      <w:r>
+        <w:rPr>
+          <w:rFonts w:ascii="Courier New" w:eastAsia="Times New Roman" w:hAnsi="Courier New" w:cs="Courier New"/>
+          <w:color w:val="BCBEC4"/>
+          <w:sz w:val="20"/>
+          <w:szCs w:val="20"/>
+          <w:lang w:val="es-419" w:eastAsia="es-419"/>
+        </w:rPr>
+        <w:t>;</w:t>
+      </w:r>
+      <w:r>
+        <w:rPr>
+          <w:rFonts w:ascii="Courier New" w:eastAsia="Times New Roman" w:hAnsi="Courier New" w:cs="Courier New"/>
+          <w:color w:val="BCBEC4"/>
+          <w:sz w:val="20"/>
+          <w:szCs w:val="20"/>
+          <w:lang w:val="es-419" w:eastAsia="es-419"/>
+        </w:rPr>
+        <w:br/>
+        <w:t xml:space="preserve">        </w:t>
+      </w:r>
+      <w:proofErr w:type="spellStart"/>
+      <w:r>
+        <w:rPr>
+          <w:rFonts w:ascii="Courier New" w:eastAsia="Times New Roman" w:hAnsi="Courier New" w:cs="Courier New"/>
+          <w:color w:val="BCBEC4"/>
+          <w:sz w:val="20"/>
+          <w:szCs w:val="20"/>
+          <w:lang w:val="es-419" w:eastAsia="es-419"/>
+        </w:rPr>
+        <w:t>cout</w:t>
+      </w:r>
+      <w:proofErr w:type="spellEnd"/>
+      <w:r>
+        <w:rPr>
+          <w:rFonts w:ascii="Courier New" w:eastAsia="Times New Roman" w:hAnsi="Courier New" w:cs="Courier New"/>
+          <w:color w:val="BCBEC4"/>
+          <w:sz w:val="20"/>
+          <w:szCs w:val="20"/>
+          <w:lang w:val="es-419" w:eastAsia="es-419"/>
+        </w:rPr>
+        <w:t xml:space="preserve"> &lt;&lt; </w:t>
+      </w:r>
+      <w:r>
+        <w:rPr>
+          <w:rFonts w:ascii="Courier New" w:eastAsia="Times New Roman" w:hAnsi="Courier New" w:cs="Courier New"/>
+          <w:color w:val="6AAB73"/>
+          <w:sz w:val="20"/>
+          <w:szCs w:val="20"/>
+          <w:lang w:val="es-419" w:eastAsia="es-419"/>
+        </w:rPr>
+        <w:t>"4. Buscar estudiante</w:t>
+      </w:r>
+      <w:r>
+        <w:rPr>
+          <w:rFonts w:ascii="Courier New" w:eastAsia="Times New Roman" w:hAnsi="Courier New" w:cs="Courier New"/>
+          <w:color w:val="CF8E6D"/>
+          <w:sz w:val="20"/>
+          <w:szCs w:val="20"/>
+          <w:lang w:val="es-419" w:eastAsia="es-419"/>
+        </w:rPr>
+        <w:t>\n</w:t>
+      </w:r>
+      <w:r>
+        <w:rPr>
+          <w:rFonts w:ascii="Courier New" w:eastAsia="Times New Roman" w:hAnsi="Courier New" w:cs="Courier New"/>
+          <w:color w:val="6AAB73"/>
+          <w:sz w:val="20"/>
+          <w:szCs w:val="20"/>
+          <w:lang w:val="es-419" w:eastAsia="es-419"/>
+        </w:rPr>
+        <w:t>"</w:t>
+      </w:r>
+      <w:r>
+        <w:rPr>
+          <w:rFonts w:ascii="Courier New" w:eastAsia="Times New Roman" w:hAnsi="Courier New" w:cs="Courier New"/>
+          <w:color w:val="BCBEC4"/>
+          <w:sz w:val="20"/>
+          <w:szCs w:val="20"/>
+          <w:lang w:val="es-419" w:eastAsia="es-419"/>
+        </w:rPr>
+        <w:t>;</w:t>
+      </w:r>
+      <w:r>
+        <w:rPr>
+          <w:rFonts w:ascii="Courier New" w:eastAsia="Times New Roman" w:hAnsi="Courier New" w:cs="Courier New"/>
+          <w:color w:val="BCBEC4"/>
+          <w:sz w:val="20"/>
+          <w:szCs w:val="20"/>
+          <w:lang w:val="es-419" w:eastAsia="es-419"/>
+        </w:rPr>
+        <w:br/>
+        <w:t xml:space="preserve">        </w:t>
+      </w:r>
+      <w:proofErr w:type="spellStart"/>
+      <w:r>
+        <w:rPr>
+          <w:rFonts w:ascii="Courier New" w:eastAsia="Times New Roman" w:hAnsi="Courier New" w:cs="Courier New"/>
+          <w:color w:val="BCBEC4"/>
+          <w:sz w:val="20"/>
+          <w:szCs w:val="20"/>
+          <w:lang w:val="es-419" w:eastAsia="es-419"/>
+        </w:rPr>
+        <w:t>cout</w:t>
+      </w:r>
+      <w:proofErr w:type="spellEnd"/>
+      <w:r>
+        <w:rPr>
+          <w:rFonts w:ascii="Courier New" w:eastAsia="Times New Roman" w:hAnsi="Courier New" w:cs="Courier New"/>
+          <w:color w:val="BCBEC4"/>
+          <w:sz w:val="20"/>
+          <w:szCs w:val="20"/>
+          <w:lang w:val="es-419" w:eastAsia="es-419"/>
+        </w:rPr>
+        <w:t xml:space="preserve"> &lt;&lt; </w:t>
+      </w:r>
+      <w:r>
+        <w:rPr>
+          <w:rFonts w:ascii="Courier New" w:eastAsia="Times New Roman" w:hAnsi="Courier New" w:cs="Courier New"/>
+          <w:color w:val="6AAB73"/>
+          <w:sz w:val="20"/>
+          <w:szCs w:val="20"/>
+          <w:lang w:val="es-419" w:eastAsia="es-419"/>
+        </w:rPr>
+        <w:t>"5. Eliminar estudiante</w:t>
+      </w:r>
+      <w:r>
+        <w:rPr>
+          <w:rFonts w:ascii="Courier New" w:eastAsia="Times New Roman" w:hAnsi="Courier New" w:cs="Courier New"/>
+          <w:color w:val="CF8E6D"/>
+          <w:sz w:val="20"/>
+          <w:szCs w:val="20"/>
+          <w:lang w:val="es-419" w:eastAsia="es-419"/>
+        </w:rPr>
+        <w:t>\n</w:t>
+      </w:r>
+      <w:r>
+        <w:rPr>
+          <w:rFonts w:ascii="Courier New" w:eastAsia="Times New Roman" w:hAnsi="Courier New" w:cs="Courier New"/>
+          <w:color w:val="6AAB73"/>
+          <w:sz w:val="20"/>
+          <w:szCs w:val="20"/>
+          <w:lang w:val="es-419" w:eastAsia="es-419"/>
+        </w:rPr>
+        <w:t>"</w:t>
+      </w:r>
+      <w:r>
+        <w:rPr>
+          <w:rFonts w:ascii="Courier New" w:eastAsia="Times New Roman" w:hAnsi="Courier New" w:cs="Courier New"/>
+          <w:color w:val="BCBEC4"/>
+          <w:sz w:val="20"/>
+          <w:szCs w:val="20"/>
+          <w:lang w:val="es-419" w:eastAsia="es-419"/>
+        </w:rPr>
+        <w:t>;</w:t>
+      </w:r>
+      <w:r>
+        <w:rPr>
+          <w:rFonts w:ascii="Courier New" w:eastAsia="Times New Roman" w:hAnsi="Courier New" w:cs="Courier New"/>
+          <w:color w:val="BCBEC4"/>
+          <w:sz w:val="20"/>
+          <w:szCs w:val="20"/>
+          <w:lang w:val="es-419" w:eastAsia="es-419"/>
+        </w:rPr>
+        <w:br/>
+        <w:t xml:space="preserve">        </w:t>
+      </w:r>
+      <w:proofErr w:type="spellStart"/>
+      <w:r>
+        <w:rPr>
+          <w:rFonts w:ascii="Courier New" w:eastAsia="Times New Roman" w:hAnsi="Courier New" w:cs="Courier New"/>
+          <w:color w:val="BCBEC4"/>
+          <w:sz w:val="20"/>
+          <w:szCs w:val="20"/>
+          <w:lang w:val="es-419" w:eastAsia="es-419"/>
+        </w:rPr>
+        <w:t>cout</w:t>
+      </w:r>
+      <w:proofErr w:type="spellEnd"/>
+      <w:r>
+        <w:rPr>
+          <w:rFonts w:ascii="Courier New" w:eastAsia="Times New Roman" w:hAnsi="Courier New" w:cs="Courier New"/>
+          <w:color w:val="BCBEC4"/>
+          <w:sz w:val="20"/>
+          <w:szCs w:val="20"/>
+          <w:lang w:val="es-419" w:eastAsia="es-419"/>
+        </w:rPr>
+        <w:t xml:space="preserve"> &lt;&lt; </w:t>
+      </w:r>
+      <w:r>
+        <w:rPr>
+          <w:rFonts w:ascii="Courier New" w:eastAsia="Times New Roman" w:hAnsi="Courier New" w:cs="Courier New"/>
+          <w:color w:val="6AAB73"/>
+          <w:sz w:val="20"/>
+          <w:szCs w:val="20"/>
+          <w:lang w:val="es-419" w:eastAsia="es-419"/>
+        </w:rPr>
+        <w:t>"6. Salir</w:t>
+      </w:r>
+      <w:r>
+        <w:rPr>
+          <w:rFonts w:ascii="Courier New" w:eastAsia="Times New Roman" w:hAnsi="Courier New" w:cs="Courier New"/>
+          <w:color w:val="CF8E6D"/>
+          <w:sz w:val="20"/>
+          <w:szCs w:val="20"/>
+          <w:lang w:val="es-419" w:eastAsia="es-419"/>
+        </w:rPr>
+        <w:t>\n</w:t>
+      </w:r>
+      <w:r>
+        <w:rPr>
+          <w:rFonts w:ascii="Courier New" w:eastAsia="Times New Roman" w:hAnsi="Courier New" w:cs="Courier New"/>
+          <w:color w:val="6AAB73"/>
+          <w:sz w:val="20"/>
+          <w:szCs w:val="20"/>
+          <w:lang w:val="es-419" w:eastAsia="es-419"/>
+        </w:rPr>
+        <w:t>"</w:t>
+      </w:r>
+      <w:r>
+        <w:rPr>
+          <w:rFonts w:ascii="Courier New" w:eastAsia="Times New Roman" w:hAnsi="Courier New" w:cs="Courier New"/>
+          <w:color w:val="BCBEC4"/>
+          <w:sz w:val="20"/>
+          <w:szCs w:val="20"/>
+          <w:lang w:val="es-419" w:eastAsia="es-419"/>
+        </w:rPr>
+        <w:t>;</w:t>
+      </w:r>
+      <w:r>
+        <w:rPr>
+          <w:rFonts w:ascii="Courier New" w:eastAsia="Times New Roman" w:hAnsi="Courier New" w:cs="Courier New"/>
+          <w:color w:val="BCBEC4"/>
+          <w:sz w:val="20"/>
+          <w:szCs w:val="20"/>
+          <w:lang w:val="es-419" w:eastAsia="es-419"/>
+        </w:rPr>
+        <w:br/>
+        <w:t xml:space="preserve">        </w:t>
+      </w:r>
+      <w:proofErr w:type="spellStart"/>
+      <w:r>
+        <w:rPr>
+          <w:rFonts w:ascii="Courier New" w:eastAsia="Times New Roman" w:hAnsi="Courier New" w:cs="Courier New"/>
+          <w:color w:val="BCBEC4"/>
+          <w:sz w:val="20"/>
+          <w:szCs w:val="20"/>
+          <w:lang w:val="es-419" w:eastAsia="es-419"/>
+        </w:rPr>
+        <w:t>cout</w:t>
+      </w:r>
+      <w:proofErr w:type="spellEnd"/>
+      <w:r>
+        <w:rPr>
+          <w:rFonts w:ascii="Courier New" w:eastAsia="Times New Roman" w:hAnsi="Courier New" w:cs="Courier New"/>
+          <w:color w:val="BCBEC4"/>
+          <w:sz w:val="20"/>
+          <w:szCs w:val="20"/>
+          <w:lang w:val="es-419" w:eastAsia="es-419"/>
+        </w:rPr>
+        <w:t xml:space="preserve"> &lt;&lt; </w:t>
+      </w:r>
+      <w:r>
+        <w:rPr>
+          <w:rFonts w:ascii="Courier New" w:eastAsia="Times New Roman" w:hAnsi="Courier New" w:cs="Courier New"/>
+          <w:color w:val="6AAB73"/>
+          <w:sz w:val="20"/>
+          <w:szCs w:val="20"/>
+          <w:lang w:val="es-419" w:eastAsia="es-419"/>
+        </w:rPr>
+        <w:t xml:space="preserve">"Seleccione una </w:t>
+      </w:r>
+      <w:proofErr w:type="spellStart"/>
+      <w:r>
+        <w:rPr>
+          <w:rFonts w:ascii="Courier New" w:eastAsia="Times New Roman" w:hAnsi="Courier New" w:cs="Courier New"/>
+          <w:color w:val="6AAB73"/>
+          <w:sz w:val="20"/>
+          <w:szCs w:val="20"/>
+          <w:lang w:val="es-419" w:eastAsia="es-419"/>
+        </w:rPr>
+        <w:t>opcion</w:t>
+      </w:r>
+      <w:proofErr w:type="spellEnd"/>
+      <w:r>
+        <w:rPr>
+          <w:rFonts w:ascii="Courier New" w:eastAsia="Times New Roman" w:hAnsi="Courier New" w:cs="Courier New"/>
+          <w:color w:val="6AAB73"/>
+          <w:sz w:val="20"/>
+          <w:szCs w:val="20"/>
+          <w:lang w:val="es-419" w:eastAsia="es-419"/>
+        </w:rPr>
+        <w:t>: "</w:t>
+      </w:r>
+      <w:r>
+        <w:rPr>
+          <w:rFonts w:ascii="Courier New" w:eastAsia="Times New Roman" w:hAnsi="Courier New" w:cs="Courier New"/>
+          <w:color w:val="BCBEC4"/>
+          <w:sz w:val="20"/>
+          <w:szCs w:val="20"/>
+          <w:lang w:val="es-419" w:eastAsia="es-419"/>
+        </w:rPr>
+        <w:t>;</w:t>
+      </w:r>
+      <w:r>
+        <w:rPr>
+          <w:rFonts w:ascii="Courier New" w:eastAsia="Times New Roman" w:hAnsi="Courier New" w:cs="Courier New"/>
+          <w:color w:val="BCBEC4"/>
+          <w:sz w:val="20"/>
+          <w:szCs w:val="20"/>
+          <w:lang w:val="es-419" w:eastAsia="es-419"/>
+        </w:rPr>
+        <w:br/>
+        <w:t xml:space="preserve">        </w:t>
+      </w:r>
+      <w:proofErr w:type="spellStart"/>
+      <w:r>
+        <w:rPr>
+          <w:rFonts w:ascii="Courier New" w:eastAsia="Times New Roman" w:hAnsi="Courier New" w:cs="Courier New"/>
+          <w:color w:val="BCBEC4"/>
+          <w:sz w:val="20"/>
+          <w:szCs w:val="20"/>
+          <w:lang w:val="es-419" w:eastAsia="es-419"/>
+        </w:rPr>
+        <w:t>cin</w:t>
+      </w:r>
+      <w:proofErr w:type="spellEnd"/>
+      <w:r>
+        <w:rPr>
+          <w:rFonts w:ascii="Courier New" w:eastAsia="Times New Roman" w:hAnsi="Courier New" w:cs="Courier New"/>
+          <w:color w:val="BCBEC4"/>
+          <w:sz w:val="20"/>
+          <w:szCs w:val="20"/>
+          <w:lang w:val="es-419" w:eastAsia="es-419"/>
+        </w:rPr>
+        <w:t xml:space="preserve"> &gt;&gt; </w:t>
+      </w:r>
+      <w:proofErr w:type="spellStart"/>
+      <w:r>
+        <w:rPr>
+          <w:rFonts w:ascii="Courier New" w:eastAsia="Times New Roman" w:hAnsi="Courier New" w:cs="Courier New"/>
+          <w:color w:val="BCBEC4"/>
+          <w:sz w:val="20"/>
+          <w:szCs w:val="20"/>
+          <w:lang w:val="es-419" w:eastAsia="es-419"/>
+        </w:rPr>
+        <w:t>opcion</w:t>
+      </w:r>
+      <w:proofErr w:type="spellEnd"/>
+      <w:r>
+        <w:rPr>
+          <w:rFonts w:ascii="Courier New" w:eastAsia="Times New Roman" w:hAnsi="Courier New" w:cs="Courier New"/>
+          <w:color w:val="BCBEC4"/>
+          <w:sz w:val="20"/>
+          <w:szCs w:val="20"/>
+          <w:lang w:val="es-419" w:eastAsia="es-419"/>
+        </w:rPr>
+        <w:t>;</w:t>
+      </w:r>
+      <w:r>
+        <w:rPr>
+          <w:rFonts w:ascii="Courier New" w:eastAsia="Times New Roman" w:hAnsi="Courier New" w:cs="Courier New"/>
+          <w:color w:val="BCBEC4"/>
+          <w:sz w:val="20"/>
+          <w:szCs w:val="20"/>
+          <w:lang w:val="es-419" w:eastAsia="es-419"/>
+        </w:rPr>
+        <w:br/>
+      </w:r>
+      <w:r>
+        <w:rPr>
+          <w:rFonts w:ascii="Courier New" w:eastAsia="Times New Roman" w:hAnsi="Courier New" w:cs="Courier New"/>
+          <w:color w:val="BCBEC4"/>
+          <w:sz w:val="20"/>
+          <w:szCs w:val="20"/>
+          <w:lang w:val="es-419" w:eastAsia="es-419"/>
+        </w:rPr>
+        <w:br/>
+        <w:t xml:space="preserve">        </w:t>
+      </w:r>
+      <w:r>
+        <w:rPr>
+          <w:rFonts w:ascii="Courier New" w:eastAsia="Times New Roman" w:hAnsi="Courier New" w:cs="Courier New"/>
+          <w:color w:val="CF8E6D"/>
+          <w:sz w:val="20"/>
+          <w:szCs w:val="20"/>
+          <w:lang w:val="es-419" w:eastAsia="es-419"/>
+        </w:rPr>
+        <w:t xml:space="preserve">switch </w:t>
+      </w:r>
+      <w:r>
+        <w:rPr>
+          <w:rFonts w:ascii="Courier New" w:eastAsia="Times New Roman" w:hAnsi="Courier New" w:cs="Courier New"/>
+          <w:color w:val="BCBEC4"/>
+          <w:sz w:val="20"/>
+          <w:szCs w:val="20"/>
+          <w:lang w:val="es-419" w:eastAsia="es-419"/>
+        </w:rPr>
+        <w:t>(</w:t>
+      </w:r>
+      <w:proofErr w:type="spellStart"/>
+      <w:r>
+        <w:rPr>
+          <w:rFonts w:ascii="Courier New" w:eastAsia="Times New Roman" w:hAnsi="Courier New" w:cs="Courier New"/>
+          <w:color w:val="BCBEC4"/>
+          <w:sz w:val="20"/>
+          <w:szCs w:val="20"/>
+          <w:lang w:val="es-419" w:eastAsia="es-419"/>
+        </w:rPr>
+        <w:t>opcion</w:t>
+      </w:r>
+      <w:proofErr w:type="spellEnd"/>
+      <w:r>
+        <w:rPr>
+          <w:rFonts w:ascii="Courier New" w:eastAsia="Times New Roman" w:hAnsi="Courier New" w:cs="Courier New"/>
+          <w:color w:val="BCBEC4"/>
+          <w:sz w:val="20"/>
+          <w:szCs w:val="20"/>
+          <w:lang w:val="es-419" w:eastAsia="es-419"/>
+        </w:rPr>
+        <w:t>) {</w:t>
+      </w:r>
+      <w:r>
+        <w:rPr>
+          <w:rFonts w:ascii="Courier New" w:eastAsia="Times New Roman" w:hAnsi="Courier New" w:cs="Courier New"/>
+          <w:color w:val="BCBEC4"/>
+          <w:sz w:val="20"/>
+          <w:szCs w:val="20"/>
+          <w:lang w:val="es-419" w:eastAsia="es-419"/>
+        </w:rPr>
+        <w:br/>
+        <w:t xml:space="preserve">            </w:t>
+      </w:r>
+      <w:r>
+        <w:rPr>
+          <w:rFonts w:ascii="Courier New" w:eastAsia="Times New Roman" w:hAnsi="Courier New" w:cs="Courier New"/>
+          <w:color w:val="CF8E6D"/>
+          <w:sz w:val="20"/>
+          <w:szCs w:val="20"/>
+          <w:lang w:val="es-419" w:eastAsia="es-419"/>
+        </w:rPr>
+        <w:t xml:space="preserve">case </w:t>
+      </w:r>
+      <w:r>
+        <w:rPr>
+          <w:rFonts w:ascii="Courier New" w:eastAsia="Times New Roman" w:hAnsi="Courier New" w:cs="Courier New"/>
+          <w:color w:val="2AACB8"/>
+          <w:sz w:val="20"/>
+          <w:szCs w:val="20"/>
+          <w:lang w:val="es-419" w:eastAsia="es-419"/>
+        </w:rPr>
+        <w:t>1</w:t>
+      </w:r>
+      <w:r>
+        <w:rPr>
+          <w:rFonts w:ascii="Courier New" w:eastAsia="Times New Roman" w:hAnsi="Courier New" w:cs="Courier New"/>
+          <w:color w:val="BCBEC4"/>
+          <w:sz w:val="20"/>
+          <w:szCs w:val="20"/>
+          <w:lang w:val="es-419" w:eastAsia="es-419"/>
+        </w:rPr>
+        <w:t>:</w:t>
+      </w:r>
+      <w:r>
+        <w:rPr>
+          <w:rFonts w:ascii="Courier New" w:eastAsia="Times New Roman" w:hAnsi="Courier New" w:cs="Courier New"/>
+          <w:color w:val="BCBEC4"/>
+          <w:sz w:val="20"/>
+          <w:szCs w:val="20"/>
+          <w:lang w:val="es-419" w:eastAsia="es-419"/>
+        </w:rPr>
+        <w:br/>
+        <w:t xml:space="preserve">                </w:t>
+      </w:r>
+      <w:proofErr w:type="spellStart"/>
+      <w:r>
+        <w:rPr>
+          <w:rFonts w:ascii="Courier New" w:eastAsia="Times New Roman" w:hAnsi="Courier New" w:cs="Courier New"/>
+          <w:color w:val="BCBEC4"/>
+          <w:sz w:val="20"/>
+          <w:szCs w:val="20"/>
+          <w:lang w:val="es-419" w:eastAsia="es-419"/>
+        </w:rPr>
+        <w:t>insertarInicio</w:t>
+      </w:r>
+      <w:proofErr w:type="spellEnd"/>
+      <w:r>
+        <w:rPr>
+          <w:rFonts w:ascii="Courier New" w:eastAsia="Times New Roman" w:hAnsi="Courier New" w:cs="Courier New"/>
+          <w:color w:val="BCBEC4"/>
+          <w:sz w:val="20"/>
+          <w:szCs w:val="20"/>
+          <w:lang w:val="es-419" w:eastAsia="es-419"/>
+        </w:rPr>
+        <w:t>(lista);</w:t>
+      </w:r>
+      <w:r>
+        <w:rPr>
+          <w:rFonts w:ascii="Courier New" w:eastAsia="Times New Roman" w:hAnsi="Courier New" w:cs="Courier New"/>
+          <w:color w:val="BCBEC4"/>
+          <w:sz w:val="20"/>
+          <w:szCs w:val="20"/>
+          <w:lang w:val="es-419" w:eastAsia="es-419"/>
+        </w:rPr>
+        <w:br/>
+        <w:t xml:space="preserve">                </w:t>
+      </w:r>
+      <w:r>
+        <w:rPr>
+          <w:rFonts w:ascii="Courier New" w:eastAsia="Times New Roman" w:hAnsi="Courier New" w:cs="Courier New"/>
+          <w:color w:val="CF8E6D"/>
+          <w:sz w:val="20"/>
+          <w:szCs w:val="20"/>
+          <w:lang w:val="es-419" w:eastAsia="es-419"/>
+        </w:rPr>
+        <w:t>break</w:t>
+      </w:r>
+      <w:r>
+        <w:rPr>
+          <w:rFonts w:ascii="Courier New" w:eastAsia="Times New Roman" w:hAnsi="Courier New" w:cs="Courier New"/>
+          <w:color w:val="BCBEC4"/>
+          <w:sz w:val="20"/>
+          <w:szCs w:val="20"/>
+          <w:lang w:val="es-419" w:eastAsia="es-419"/>
+        </w:rPr>
+        <w:t>;</w:t>
+      </w:r>
+      <w:r>
+        <w:rPr>
+          <w:rFonts w:ascii="Courier New" w:eastAsia="Times New Roman" w:hAnsi="Courier New" w:cs="Courier New"/>
+          <w:color w:val="BCBEC4"/>
+          <w:sz w:val="20"/>
+          <w:szCs w:val="20"/>
+          <w:lang w:val="es-419" w:eastAsia="es-419"/>
+        </w:rPr>
+        <w:br/>
+      </w:r>
+      <w:r>
+        <w:rPr>
+          <w:rFonts w:ascii="Courier New" w:eastAsia="Times New Roman" w:hAnsi="Courier New" w:cs="Courier New"/>
+          <w:color w:val="BCBEC4"/>
+          <w:sz w:val="20"/>
+          <w:szCs w:val="20"/>
+          <w:lang w:val="es-419" w:eastAsia="es-419"/>
+        </w:rPr>
+        <w:br/>
+        <w:t xml:space="preserve">            </w:t>
+      </w:r>
+      <w:r>
+        <w:rPr>
+          <w:rFonts w:ascii="Courier New" w:eastAsia="Times New Roman" w:hAnsi="Courier New" w:cs="Courier New"/>
+          <w:color w:val="CF8E6D"/>
+          <w:sz w:val="20"/>
+          <w:szCs w:val="20"/>
+          <w:lang w:val="es-419" w:eastAsia="es-419"/>
+        </w:rPr>
+        <w:t xml:space="preserve">case </w:t>
+      </w:r>
+      <w:r>
+        <w:rPr>
+          <w:rFonts w:ascii="Courier New" w:eastAsia="Times New Roman" w:hAnsi="Courier New" w:cs="Courier New"/>
+          <w:color w:val="2AACB8"/>
+          <w:sz w:val="20"/>
+          <w:szCs w:val="20"/>
+          <w:lang w:val="es-419" w:eastAsia="es-419"/>
+        </w:rPr>
+        <w:t>2</w:t>
+      </w:r>
+      <w:r>
+        <w:rPr>
+          <w:rFonts w:ascii="Courier New" w:eastAsia="Times New Roman" w:hAnsi="Courier New" w:cs="Courier New"/>
+          <w:color w:val="BCBEC4"/>
+          <w:sz w:val="20"/>
+          <w:szCs w:val="20"/>
+          <w:lang w:val="es-419" w:eastAsia="es-419"/>
+        </w:rPr>
+        <w:t>:</w:t>
+      </w:r>
+      <w:r>
+        <w:rPr>
+          <w:rFonts w:ascii="Courier New" w:eastAsia="Times New Roman" w:hAnsi="Courier New" w:cs="Courier New"/>
+          <w:color w:val="BCBEC4"/>
+          <w:sz w:val="20"/>
+          <w:szCs w:val="20"/>
+          <w:lang w:val="es-419" w:eastAsia="es-419"/>
+        </w:rPr>
+        <w:br/>
+        <w:t xml:space="preserve">                </w:t>
+      </w:r>
+      <w:proofErr w:type="spellStart"/>
+      <w:r>
+        <w:rPr>
+          <w:rFonts w:ascii="Courier New" w:eastAsia="Times New Roman" w:hAnsi="Courier New" w:cs="Courier New"/>
+          <w:color w:val="BCBEC4"/>
+          <w:sz w:val="20"/>
+          <w:szCs w:val="20"/>
+          <w:lang w:val="es-419" w:eastAsia="es-419"/>
+        </w:rPr>
+        <w:t>insertarFinal</w:t>
+      </w:r>
+      <w:proofErr w:type="spellEnd"/>
+      <w:r>
+        <w:rPr>
+          <w:rFonts w:ascii="Courier New" w:eastAsia="Times New Roman" w:hAnsi="Courier New" w:cs="Courier New"/>
+          <w:color w:val="BCBEC4"/>
+          <w:sz w:val="20"/>
+          <w:szCs w:val="20"/>
+          <w:lang w:val="es-419" w:eastAsia="es-419"/>
+        </w:rPr>
+        <w:t>(lista);</w:t>
+      </w:r>
+      <w:r>
+        <w:rPr>
+          <w:rFonts w:ascii="Courier New" w:eastAsia="Times New Roman" w:hAnsi="Courier New" w:cs="Courier New"/>
+          <w:color w:val="BCBEC4"/>
+          <w:sz w:val="20"/>
+          <w:szCs w:val="20"/>
+          <w:lang w:val="es-419" w:eastAsia="es-419"/>
+        </w:rPr>
+        <w:br/>
+        <w:t xml:space="preserve">                </w:t>
+      </w:r>
+      <w:r>
+        <w:rPr>
+          <w:rFonts w:ascii="Courier New" w:eastAsia="Times New Roman" w:hAnsi="Courier New" w:cs="Courier New"/>
+          <w:color w:val="CF8E6D"/>
+          <w:sz w:val="20"/>
+          <w:szCs w:val="20"/>
+          <w:lang w:val="es-419" w:eastAsia="es-419"/>
+        </w:rPr>
+        <w:t>break</w:t>
+      </w:r>
+      <w:r>
+        <w:rPr>
+          <w:rFonts w:ascii="Courier New" w:eastAsia="Times New Roman" w:hAnsi="Courier New" w:cs="Courier New"/>
+          <w:color w:val="BCBEC4"/>
+          <w:sz w:val="20"/>
+          <w:szCs w:val="20"/>
+          <w:lang w:val="es-419" w:eastAsia="es-419"/>
+        </w:rPr>
+        <w:t>;</w:t>
+      </w:r>
+      <w:r>
+        <w:rPr>
+          <w:rFonts w:ascii="Courier New" w:eastAsia="Times New Roman" w:hAnsi="Courier New" w:cs="Courier New"/>
+          <w:color w:val="BCBEC4"/>
+          <w:sz w:val="20"/>
+          <w:szCs w:val="20"/>
+          <w:lang w:val="es-419" w:eastAsia="es-419"/>
+        </w:rPr>
+        <w:br/>
+      </w:r>
+      <w:r>
+        <w:rPr>
+          <w:rFonts w:ascii="Courier New" w:eastAsia="Times New Roman" w:hAnsi="Courier New" w:cs="Courier New"/>
+          <w:color w:val="BCBEC4"/>
+          <w:sz w:val="20"/>
+          <w:szCs w:val="20"/>
+          <w:lang w:val="es-419" w:eastAsia="es-419"/>
+        </w:rPr>
+        <w:br/>
+        <w:t xml:space="preserve">            </w:t>
+      </w:r>
+      <w:r>
+        <w:rPr>
+          <w:rFonts w:ascii="Courier New" w:eastAsia="Times New Roman" w:hAnsi="Courier New" w:cs="Courier New"/>
+          <w:color w:val="CF8E6D"/>
+          <w:sz w:val="20"/>
+          <w:szCs w:val="20"/>
+          <w:lang w:val="es-419" w:eastAsia="es-419"/>
+        </w:rPr>
+        <w:t xml:space="preserve">case </w:t>
+      </w:r>
+      <w:r>
+        <w:rPr>
+          <w:rFonts w:ascii="Courier New" w:eastAsia="Times New Roman" w:hAnsi="Courier New" w:cs="Courier New"/>
+          <w:color w:val="2AACB8"/>
+          <w:sz w:val="20"/>
+          <w:szCs w:val="20"/>
+          <w:lang w:val="es-419" w:eastAsia="es-419"/>
+        </w:rPr>
+        <w:t>3</w:t>
+      </w:r>
+      <w:r>
+        <w:rPr>
+          <w:rFonts w:ascii="Courier New" w:eastAsia="Times New Roman" w:hAnsi="Courier New" w:cs="Courier New"/>
+          <w:color w:val="BCBEC4"/>
+          <w:sz w:val="20"/>
+          <w:szCs w:val="20"/>
+          <w:lang w:val="es-419" w:eastAsia="es-419"/>
+        </w:rPr>
+        <w:t>:</w:t>
+      </w:r>
+      <w:r>
+        <w:rPr>
+          <w:rFonts w:ascii="Courier New" w:eastAsia="Times New Roman" w:hAnsi="Courier New" w:cs="Courier New"/>
+          <w:color w:val="BCBEC4"/>
+          <w:sz w:val="20"/>
+          <w:szCs w:val="20"/>
+          <w:lang w:val="es-419" w:eastAsia="es-419"/>
+        </w:rPr>
+        <w:br/>
+        <w:t xml:space="preserve">                mostrar(lista);</w:t>
+      </w:r>
+      <w:r>
+        <w:rPr>
+          <w:rFonts w:ascii="Courier New" w:eastAsia="Times New Roman" w:hAnsi="Courier New" w:cs="Courier New"/>
+          <w:color w:val="BCBEC4"/>
+          <w:sz w:val="20"/>
+          <w:szCs w:val="20"/>
+          <w:lang w:val="es-419" w:eastAsia="es-419"/>
+        </w:rPr>
+        <w:br/>
+        <w:t xml:space="preserve">                </w:t>
+      </w:r>
+      <w:r>
+        <w:rPr>
+          <w:rFonts w:ascii="Courier New" w:eastAsia="Times New Roman" w:hAnsi="Courier New" w:cs="Courier New"/>
+          <w:color w:val="CF8E6D"/>
+          <w:sz w:val="20"/>
+          <w:szCs w:val="20"/>
+          <w:lang w:val="es-419" w:eastAsia="es-419"/>
+        </w:rPr>
+        <w:t>break</w:t>
+      </w:r>
+      <w:r>
+        <w:rPr>
+          <w:rFonts w:ascii="Courier New" w:eastAsia="Times New Roman" w:hAnsi="Courier New" w:cs="Courier New"/>
+          <w:color w:val="BCBEC4"/>
+          <w:sz w:val="20"/>
+          <w:szCs w:val="20"/>
+          <w:lang w:val="es-419" w:eastAsia="es-419"/>
+        </w:rPr>
+        <w:t>;</w:t>
+      </w:r>
+      <w:r>
+        <w:rPr>
+          <w:rFonts w:ascii="Courier New" w:eastAsia="Times New Roman" w:hAnsi="Courier New" w:cs="Courier New"/>
+          <w:color w:val="BCBEC4"/>
+          <w:sz w:val="20"/>
+          <w:szCs w:val="20"/>
+          <w:lang w:val="es-419" w:eastAsia="es-419"/>
+        </w:rPr>
+        <w:br/>
+      </w:r>
+      <w:r>
+        <w:rPr>
+          <w:rFonts w:ascii="Courier New" w:eastAsia="Times New Roman" w:hAnsi="Courier New" w:cs="Courier New"/>
+          <w:color w:val="BCBEC4"/>
+          <w:sz w:val="20"/>
+          <w:szCs w:val="20"/>
+          <w:lang w:val="es-419" w:eastAsia="es-419"/>
+        </w:rPr>
+        <w:br/>
+        <w:t xml:space="preserve">            </w:t>
+      </w:r>
+      <w:r>
+        <w:rPr>
+          <w:rFonts w:ascii="Courier New" w:eastAsia="Times New Roman" w:hAnsi="Courier New" w:cs="Courier New"/>
+          <w:color w:val="CF8E6D"/>
+          <w:sz w:val="20"/>
+          <w:szCs w:val="20"/>
+          <w:lang w:val="es-419" w:eastAsia="es-419"/>
+        </w:rPr>
+        <w:t xml:space="preserve">case </w:t>
+      </w:r>
+      <w:r>
+        <w:rPr>
+          <w:rFonts w:ascii="Courier New" w:eastAsia="Times New Roman" w:hAnsi="Courier New" w:cs="Courier New"/>
+          <w:color w:val="2AACB8"/>
+          <w:sz w:val="20"/>
+          <w:szCs w:val="20"/>
+          <w:lang w:val="es-419" w:eastAsia="es-419"/>
+        </w:rPr>
+        <w:t>4</w:t>
+      </w:r>
+      <w:r>
+        <w:rPr>
+          <w:rFonts w:ascii="Courier New" w:eastAsia="Times New Roman" w:hAnsi="Courier New" w:cs="Courier New"/>
+          <w:color w:val="BCBEC4"/>
+          <w:sz w:val="20"/>
+          <w:szCs w:val="20"/>
+          <w:lang w:val="es-419" w:eastAsia="es-419"/>
+        </w:rPr>
+        <w:t>:</w:t>
+      </w:r>
+      <w:r>
+        <w:rPr>
+          <w:rFonts w:ascii="Courier New" w:eastAsia="Times New Roman" w:hAnsi="Courier New" w:cs="Courier New"/>
+          <w:color w:val="BCBEC4"/>
+          <w:sz w:val="20"/>
+          <w:szCs w:val="20"/>
+          <w:lang w:val="es-419" w:eastAsia="es-419"/>
+        </w:rPr>
+        <w:br/>
+        <w:t xml:space="preserve">                </w:t>
+      </w:r>
+      <w:proofErr w:type="spellStart"/>
+      <w:r>
+        <w:rPr>
+          <w:rFonts w:ascii="Courier New" w:eastAsia="Times New Roman" w:hAnsi="Courier New" w:cs="Courier New"/>
+          <w:color w:val="BCBEC4"/>
+          <w:sz w:val="20"/>
+          <w:szCs w:val="20"/>
+          <w:lang w:val="es-419" w:eastAsia="es-419"/>
+        </w:rPr>
+        <w:t>cout</w:t>
+      </w:r>
+      <w:proofErr w:type="spellEnd"/>
+      <w:r>
+        <w:rPr>
+          <w:rFonts w:ascii="Courier New" w:eastAsia="Times New Roman" w:hAnsi="Courier New" w:cs="Courier New"/>
+          <w:color w:val="BCBEC4"/>
+          <w:sz w:val="20"/>
+          <w:szCs w:val="20"/>
+          <w:lang w:val="es-419" w:eastAsia="es-419"/>
+        </w:rPr>
+        <w:t xml:space="preserve"> &lt;&lt; </w:t>
+      </w:r>
+      <w:r>
+        <w:rPr>
+          <w:rFonts w:ascii="Courier New" w:eastAsia="Times New Roman" w:hAnsi="Courier New" w:cs="Courier New"/>
+          <w:color w:val="6AAB73"/>
+          <w:sz w:val="20"/>
+          <w:szCs w:val="20"/>
+          <w:lang w:val="es-419" w:eastAsia="es-419"/>
+        </w:rPr>
+        <w:t>"Ingrese carne a buscar: "</w:t>
+      </w:r>
+      <w:r>
+        <w:rPr>
+          <w:rFonts w:ascii="Courier New" w:eastAsia="Times New Roman" w:hAnsi="Courier New" w:cs="Courier New"/>
+          <w:color w:val="BCBEC4"/>
+          <w:sz w:val="20"/>
+          <w:szCs w:val="20"/>
+          <w:lang w:val="es-419" w:eastAsia="es-419"/>
+        </w:rPr>
+        <w:t>;</w:t>
+      </w:r>
+      <w:r>
+        <w:rPr>
+          <w:rFonts w:ascii="Courier New" w:eastAsia="Times New Roman" w:hAnsi="Courier New" w:cs="Courier New"/>
+          <w:color w:val="BCBEC4"/>
+          <w:sz w:val="20"/>
+          <w:szCs w:val="20"/>
+          <w:lang w:val="es-419" w:eastAsia="es-419"/>
+        </w:rPr>
+        <w:br/>
+        <w:t xml:space="preserve">                </w:t>
+      </w:r>
+      <w:proofErr w:type="spellStart"/>
+      <w:r>
+        <w:rPr>
+          <w:rFonts w:ascii="Courier New" w:eastAsia="Times New Roman" w:hAnsi="Courier New" w:cs="Courier New"/>
+          <w:color w:val="BCBEC4"/>
+          <w:sz w:val="20"/>
+          <w:szCs w:val="20"/>
+          <w:lang w:val="es-419" w:eastAsia="es-419"/>
+        </w:rPr>
+        <w:t>cin</w:t>
+      </w:r>
+      <w:proofErr w:type="spellEnd"/>
+      <w:r>
+        <w:rPr>
+          <w:rFonts w:ascii="Courier New" w:eastAsia="Times New Roman" w:hAnsi="Courier New" w:cs="Courier New"/>
+          <w:color w:val="BCBEC4"/>
+          <w:sz w:val="20"/>
+          <w:szCs w:val="20"/>
+          <w:lang w:val="es-419" w:eastAsia="es-419"/>
+        </w:rPr>
+        <w:t xml:space="preserve"> &gt;&gt; carne;</w:t>
+      </w:r>
+      <w:r>
+        <w:rPr>
+          <w:rFonts w:ascii="Courier New" w:eastAsia="Times New Roman" w:hAnsi="Courier New" w:cs="Courier New"/>
+          <w:color w:val="BCBEC4"/>
+          <w:sz w:val="20"/>
+          <w:szCs w:val="20"/>
+          <w:lang w:val="es-419" w:eastAsia="es-419"/>
+        </w:rPr>
+        <w:br/>
+        <w:t xml:space="preserve">                buscar(lista, carne);</w:t>
+      </w:r>
+      <w:r>
+        <w:rPr>
+          <w:rFonts w:ascii="Courier New" w:eastAsia="Times New Roman" w:hAnsi="Courier New" w:cs="Courier New"/>
+          <w:color w:val="BCBEC4"/>
+          <w:sz w:val="20"/>
+          <w:szCs w:val="20"/>
+          <w:lang w:val="es-419" w:eastAsia="es-419"/>
+        </w:rPr>
+        <w:br/>
+        <w:t xml:space="preserve">                </w:t>
+      </w:r>
+      <w:r>
+        <w:rPr>
+          <w:rFonts w:ascii="Courier New" w:eastAsia="Times New Roman" w:hAnsi="Courier New" w:cs="Courier New"/>
+          <w:color w:val="CF8E6D"/>
+          <w:sz w:val="20"/>
+          <w:szCs w:val="20"/>
+          <w:lang w:val="es-419" w:eastAsia="es-419"/>
+        </w:rPr>
+        <w:t>break</w:t>
+      </w:r>
+      <w:r>
+        <w:rPr>
+          <w:rFonts w:ascii="Courier New" w:eastAsia="Times New Roman" w:hAnsi="Courier New" w:cs="Courier New"/>
+          <w:color w:val="BCBEC4"/>
+          <w:sz w:val="20"/>
+          <w:szCs w:val="20"/>
+          <w:lang w:val="es-419" w:eastAsia="es-419"/>
+        </w:rPr>
+        <w:t>;</w:t>
+      </w:r>
+      <w:r>
+        <w:rPr>
+          <w:rFonts w:ascii="Courier New" w:eastAsia="Times New Roman" w:hAnsi="Courier New" w:cs="Courier New"/>
+          <w:color w:val="BCBEC4"/>
+          <w:sz w:val="20"/>
+          <w:szCs w:val="20"/>
+          <w:lang w:val="es-419" w:eastAsia="es-419"/>
+        </w:rPr>
+        <w:br/>
+      </w:r>
+      <w:r>
+        <w:rPr>
+          <w:rFonts w:ascii="Courier New" w:eastAsia="Times New Roman" w:hAnsi="Courier New" w:cs="Courier New"/>
+          <w:color w:val="BCBEC4"/>
+          <w:sz w:val="20"/>
+          <w:szCs w:val="20"/>
+          <w:lang w:val="es-419" w:eastAsia="es-419"/>
+        </w:rPr>
+        <w:br/>
+        <w:t xml:space="preserve">            </w:t>
+      </w:r>
+      <w:r>
+        <w:rPr>
+          <w:rFonts w:ascii="Courier New" w:eastAsia="Times New Roman" w:hAnsi="Courier New" w:cs="Courier New"/>
+          <w:color w:val="CF8E6D"/>
+          <w:sz w:val="20"/>
+          <w:szCs w:val="20"/>
+          <w:lang w:val="es-419" w:eastAsia="es-419"/>
+        </w:rPr>
+        <w:t xml:space="preserve">case </w:t>
+      </w:r>
+      <w:r>
+        <w:rPr>
+          <w:rFonts w:ascii="Courier New" w:eastAsia="Times New Roman" w:hAnsi="Courier New" w:cs="Courier New"/>
+          <w:color w:val="2AACB8"/>
+          <w:sz w:val="20"/>
+          <w:szCs w:val="20"/>
+          <w:lang w:val="es-419" w:eastAsia="es-419"/>
+        </w:rPr>
+        <w:t>5</w:t>
+      </w:r>
+      <w:r>
+        <w:rPr>
+          <w:rFonts w:ascii="Courier New" w:eastAsia="Times New Roman" w:hAnsi="Courier New" w:cs="Courier New"/>
+          <w:color w:val="BCBEC4"/>
+          <w:sz w:val="20"/>
+          <w:szCs w:val="20"/>
+          <w:lang w:val="es-419" w:eastAsia="es-419"/>
+        </w:rPr>
+        <w:t>:</w:t>
+      </w:r>
+      <w:r>
+        <w:rPr>
+          <w:rFonts w:ascii="Courier New" w:eastAsia="Times New Roman" w:hAnsi="Courier New" w:cs="Courier New"/>
+          <w:color w:val="BCBEC4"/>
+          <w:sz w:val="20"/>
+          <w:szCs w:val="20"/>
+          <w:lang w:val="es-419" w:eastAsia="es-419"/>
+        </w:rPr>
+        <w:br/>
+        <w:t xml:space="preserve">                </w:t>
+      </w:r>
+      <w:proofErr w:type="spellStart"/>
+      <w:r>
+        <w:rPr>
+          <w:rFonts w:ascii="Courier New" w:eastAsia="Times New Roman" w:hAnsi="Courier New" w:cs="Courier New"/>
+          <w:color w:val="BCBEC4"/>
+          <w:sz w:val="20"/>
+          <w:szCs w:val="20"/>
+          <w:lang w:val="es-419" w:eastAsia="es-419"/>
+        </w:rPr>
+        <w:t>cout</w:t>
+      </w:r>
+      <w:proofErr w:type="spellEnd"/>
+      <w:r>
+        <w:rPr>
+          <w:rFonts w:ascii="Courier New" w:eastAsia="Times New Roman" w:hAnsi="Courier New" w:cs="Courier New"/>
+          <w:color w:val="BCBEC4"/>
+          <w:sz w:val="20"/>
+          <w:szCs w:val="20"/>
+          <w:lang w:val="es-419" w:eastAsia="es-419"/>
+        </w:rPr>
+        <w:t xml:space="preserve"> &lt;&lt; </w:t>
+      </w:r>
+      <w:r>
+        <w:rPr>
+          <w:rFonts w:ascii="Courier New" w:eastAsia="Times New Roman" w:hAnsi="Courier New" w:cs="Courier New"/>
+          <w:color w:val="6AAB73"/>
+          <w:sz w:val="20"/>
+          <w:szCs w:val="20"/>
+          <w:lang w:val="es-419" w:eastAsia="es-419"/>
+        </w:rPr>
+        <w:t>"Ingrese carne a eliminar: "</w:t>
+      </w:r>
+      <w:r>
+        <w:rPr>
+          <w:rFonts w:ascii="Courier New" w:eastAsia="Times New Roman" w:hAnsi="Courier New" w:cs="Courier New"/>
+          <w:color w:val="BCBEC4"/>
+          <w:sz w:val="20"/>
+          <w:szCs w:val="20"/>
+          <w:lang w:val="es-419" w:eastAsia="es-419"/>
+        </w:rPr>
+        <w:t>;</w:t>
+      </w:r>
+      <w:r>
+        <w:rPr>
+          <w:rFonts w:ascii="Courier New" w:eastAsia="Times New Roman" w:hAnsi="Courier New" w:cs="Courier New"/>
+          <w:color w:val="BCBEC4"/>
+          <w:sz w:val="20"/>
+          <w:szCs w:val="20"/>
+          <w:lang w:val="es-419" w:eastAsia="es-419"/>
+        </w:rPr>
+        <w:br/>
+        <w:t xml:space="preserve">                </w:t>
+      </w:r>
+      <w:proofErr w:type="spellStart"/>
+      <w:r>
+        <w:rPr>
+          <w:rFonts w:ascii="Courier New" w:eastAsia="Times New Roman" w:hAnsi="Courier New" w:cs="Courier New"/>
+          <w:color w:val="BCBEC4"/>
+          <w:sz w:val="20"/>
+          <w:szCs w:val="20"/>
+          <w:lang w:val="es-419" w:eastAsia="es-419"/>
+        </w:rPr>
+        <w:t>cin</w:t>
+      </w:r>
+      <w:proofErr w:type="spellEnd"/>
+      <w:r>
+        <w:rPr>
+          <w:rFonts w:ascii="Courier New" w:eastAsia="Times New Roman" w:hAnsi="Courier New" w:cs="Courier New"/>
+          <w:color w:val="BCBEC4"/>
+          <w:sz w:val="20"/>
+          <w:szCs w:val="20"/>
+          <w:lang w:val="es-419" w:eastAsia="es-419"/>
+        </w:rPr>
+        <w:t xml:space="preserve"> &gt;&gt; carne;</w:t>
+      </w:r>
+      <w:r>
+        <w:rPr>
+          <w:rFonts w:ascii="Courier New" w:eastAsia="Times New Roman" w:hAnsi="Courier New" w:cs="Courier New"/>
+          <w:color w:val="BCBEC4"/>
+          <w:sz w:val="20"/>
+          <w:szCs w:val="20"/>
+          <w:lang w:val="es-419" w:eastAsia="es-419"/>
+        </w:rPr>
+        <w:br/>
+      </w:r>
+      <w:r>
+        <w:rPr>
+          <w:rFonts w:ascii="Courier New" w:eastAsia="Times New Roman" w:hAnsi="Courier New" w:cs="Courier New"/>
+          <w:color w:val="BCBEC4"/>
+          <w:sz w:val="20"/>
+          <w:szCs w:val="20"/>
+          <w:lang w:val="es-419" w:eastAsia="es-419"/>
+        </w:rPr>
+        <w:lastRenderedPageBreak/>
+        <w:t xml:space="preserve">                eliminar(lista, carne);</w:t>
+      </w:r>
+      <w:r>
+        <w:rPr>
+          <w:rFonts w:ascii="Courier New" w:eastAsia="Times New Roman" w:hAnsi="Courier New" w:cs="Courier New"/>
+          <w:color w:val="BCBEC4"/>
+          <w:sz w:val="20"/>
+          <w:szCs w:val="20"/>
+          <w:lang w:val="es-419" w:eastAsia="es-419"/>
+        </w:rPr>
+        <w:br/>
+        <w:t xml:space="preserve">                </w:t>
+      </w:r>
+      <w:r>
+        <w:rPr>
+          <w:rFonts w:ascii="Courier New" w:eastAsia="Times New Roman" w:hAnsi="Courier New" w:cs="Courier New"/>
+          <w:color w:val="CF8E6D"/>
+          <w:sz w:val="20"/>
+          <w:szCs w:val="20"/>
+          <w:lang w:val="es-419" w:eastAsia="es-419"/>
+        </w:rPr>
+        <w:t>break</w:t>
+      </w:r>
+      <w:r>
+        <w:rPr>
+          <w:rFonts w:ascii="Courier New" w:eastAsia="Times New Roman" w:hAnsi="Courier New" w:cs="Courier New"/>
+          <w:color w:val="BCBEC4"/>
+          <w:sz w:val="20"/>
+          <w:szCs w:val="20"/>
+          <w:lang w:val="es-419" w:eastAsia="es-419"/>
+        </w:rPr>
+        <w:t>;</w:t>
+      </w:r>
+      <w:r>
+        <w:rPr>
+          <w:rFonts w:ascii="Courier New" w:eastAsia="Times New Roman" w:hAnsi="Courier New" w:cs="Courier New"/>
+          <w:color w:val="BCBEC4"/>
+          <w:sz w:val="20"/>
+          <w:szCs w:val="20"/>
+          <w:lang w:val="es-419" w:eastAsia="es-419"/>
+        </w:rPr>
+        <w:br/>
+      </w:r>
+      <w:r>
+        <w:rPr>
+          <w:rFonts w:ascii="Courier New" w:eastAsia="Times New Roman" w:hAnsi="Courier New" w:cs="Courier New"/>
+          <w:color w:val="BCBEC4"/>
+          <w:sz w:val="20"/>
+          <w:szCs w:val="20"/>
+          <w:lang w:val="es-419" w:eastAsia="es-419"/>
+        </w:rPr>
+        <w:br/>
+        <w:t xml:space="preserve">            </w:t>
+      </w:r>
+      <w:r>
+        <w:rPr>
+          <w:rFonts w:ascii="Courier New" w:eastAsia="Times New Roman" w:hAnsi="Courier New" w:cs="Courier New"/>
+          <w:color w:val="CF8E6D"/>
+          <w:sz w:val="20"/>
+          <w:szCs w:val="20"/>
+          <w:lang w:val="es-419" w:eastAsia="es-419"/>
+        </w:rPr>
+        <w:t xml:space="preserve">case </w:t>
+      </w:r>
+      <w:r>
+        <w:rPr>
+          <w:rFonts w:ascii="Courier New" w:eastAsia="Times New Roman" w:hAnsi="Courier New" w:cs="Courier New"/>
+          <w:color w:val="2AACB8"/>
+          <w:sz w:val="20"/>
+          <w:szCs w:val="20"/>
+          <w:lang w:val="es-419" w:eastAsia="es-419"/>
+        </w:rPr>
+        <w:t>6</w:t>
+      </w:r>
+      <w:r>
+        <w:rPr>
+          <w:rFonts w:ascii="Courier New" w:eastAsia="Times New Roman" w:hAnsi="Courier New" w:cs="Courier New"/>
+          <w:color w:val="BCBEC4"/>
+          <w:sz w:val="20"/>
+          <w:szCs w:val="20"/>
+          <w:lang w:val="es-419" w:eastAsia="es-419"/>
+        </w:rPr>
+        <w:t>:</w:t>
+      </w:r>
+      <w:r>
+        <w:rPr>
+          <w:rFonts w:ascii="Courier New" w:eastAsia="Times New Roman" w:hAnsi="Courier New" w:cs="Courier New"/>
+          <w:color w:val="BCBEC4"/>
+          <w:sz w:val="20"/>
+          <w:szCs w:val="20"/>
+          <w:lang w:val="es-419" w:eastAsia="es-419"/>
+        </w:rPr>
+        <w:br/>
+        <w:t xml:space="preserve">                </w:t>
+      </w:r>
+      <w:proofErr w:type="spellStart"/>
+      <w:r>
+        <w:rPr>
+          <w:rFonts w:ascii="Courier New" w:eastAsia="Times New Roman" w:hAnsi="Courier New" w:cs="Courier New"/>
+          <w:color w:val="BCBEC4"/>
+          <w:sz w:val="20"/>
+          <w:szCs w:val="20"/>
+          <w:lang w:val="es-419" w:eastAsia="es-419"/>
+        </w:rPr>
+        <w:t>cout</w:t>
+      </w:r>
+      <w:proofErr w:type="spellEnd"/>
+      <w:r>
+        <w:rPr>
+          <w:rFonts w:ascii="Courier New" w:eastAsia="Times New Roman" w:hAnsi="Courier New" w:cs="Courier New"/>
+          <w:color w:val="BCBEC4"/>
+          <w:sz w:val="20"/>
+          <w:szCs w:val="20"/>
+          <w:lang w:val="es-419" w:eastAsia="es-419"/>
+        </w:rPr>
+        <w:t xml:space="preserve"> &lt;&lt; </w:t>
+      </w:r>
+      <w:r>
+        <w:rPr>
+          <w:rFonts w:ascii="Courier New" w:eastAsia="Times New Roman" w:hAnsi="Courier New" w:cs="Courier New"/>
+          <w:color w:val="6AAB73"/>
+          <w:sz w:val="20"/>
+          <w:szCs w:val="20"/>
+          <w:lang w:val="es-419" w:eastAsia="es-419"/>
+        </w:rPr>
+        <w:t>"Saliendo del sistema...</w:t>
+      </w:r>
+      <w:r>
+        <w:rPr>
+          <w:rFonts w:ascii="Courier New" w:eastAsia="Times New Roman" w:hAnsi="Courier New" w:cs="Courier New"/>
+          <w:color w:val="CF8E6D"/>
+          <w:sz w:val="20"/>
+          <w:szCs w:val="20"/>
+          <w:lang w:val="es-419" w:eastAsia="es-419"/>
+        </w:rPr>
+        <w:t>\n</w:t>
+      </w:r>
+      <w:r>
+        <w:rPr>
+          <w:rFonts w:ascii="Courier New" w:eastAsia="Times New Roman" w:hAnsi="Courier New" w:cs="Courier New"/>
+          <w:color w:val="6AAB73"/>
+          <w:sz w:val="20"/>
+          <w:szCs w:val="20"/>
+          <w:lang w:val="es-419" w:eastAsia="es-419"/>
+        </w:rPr>
+        <w:t>"</w:t>
+      </w:r>
+      <w:r>
+        <w:rPr>
+          <w:rFonts w:ascii="Courier New" w:eastAsia="Times New Roman" w:hAnsi="Courier New" w:cs="Courier New"/>
+          <w:color w:val="BCBEC4"/>
+          <w:sz w:val="20"/>
+          <w:szCs w:val="20"/>
+          <w:lang w:val="es-419" w:eastAsia="es-419"/>
+        </w:rPr>
+        <w:t>;</w:t>
+      </w:r>
+      <w:r>
+        <w:rPr>
+          <w:rFonts w:ascii="Courier New" w:eastAsia="Times New Roman" w:hAnsi="Courier New" w:cs="Courier New"/>
+          <w:color w:val="BCBEC4"/>
+          <w:sz w:val="20"/>
+          <w:szCs w:val="20"/>
+          <w:lang w:val="es-419" w:eastAsia="es-419"/>
+        </w:rPr>
+        <w:br/>
+        <w:t xml:space="preserve">                </w:t>
+      </w:r>
+      <w:r>
+        <w:rPr>
+          <w:rFonts w:ascii="Courier New" w:eastAsia="Times New Roman" w:hAnsi="Courier New" w:cs="Courier New"/>
+          <w:color w:val="CF8E6D"/>
+          <w:sz w:val="20"/>
+          <w:szCs w:val="20"/>
+          <w:lang w:val="es-419" w:eastAsia="es-419"/>
+        </w:rPr>
+        <w:t>break</w:t>
+      </w:r>
+      <w:r>
+        <w:rPr>
+          <w:rFonts w:ascii="Courier New" w:eastAsia="Times New Roman" w:hAnsi="Courier New" w:cs="Courier New"/>
+          <w:color w:val="BCBEC4"/>
+          <w:sz w:val="20"/>
+          <w:szCs w:val="20"/>
+          <w:lang w:val="es-419" w:eastAsia="es-419"/>
+        </w:rPr>
+        <w:t>;</w:t>
+      </w:r>
+      <w:r>
+        <w:rPr>
+          <w:rFonts w:ascii="Courier New" w:eastAsia="Times New Roman" w:hAnsi="Courier New" w:cs="Courier New"/>
+          <w:color w:val="BCBEC4"/>
+          <w:sz w:val="20"/>
+          <w:szCs w:val="20"/>
+          <w:lang w:val="es-419" w:eastAsia="es-419"/>
+        </w:rPr>
+        <w:br/>
+      </w:r>
+      <w:r>
+        <w:rPr>
+          <w:rFonts w:ascii="Courier New" w:eastAsia="Times New Roman" w:hAnsi="Courier New" w:cs="Courier New"/>
+          <w:color w:val="BCBEC4"/>
+          <w:sz w:val="20"/>
+          <w:szCs w:val="20"/>
+          <w:lang w:val="es-419" w:eastAsia="es-419"/>
+        </w:rPr>
+        <w:br/>
+        <w:t xml:space="preserve">            </w:t>
+      </w:r>
+      <w:r>
+        <w:rPr>
+          <w:rFonts w:ascii="Courier New" w:eastAsia="Times New Roman" w:hAnsi="Courier New" w:cs="Courier New"/>
+          <w:color w:val="CF8E6D"/>
+          <w:sz w:val="20"/>
+          <w:szCs w:val="20"/>
+          <w:lang w:val="es-419" w:eastAsia="es-419"/>
+        </w:rPr>
+        <w:t>default</w:t>
+      </w:r>
+      <w:r>
+        <w:rPr>
+          <w:rFonts w:ascii="Courier New" w:eastAsia="Times New Roman" w:hAnsi="Courier New" w:cs="Courier New"/>
+          <w:color w:val="BCBEC4"/>
+          <w:sz w:val="20"/>
+          <w:szCs w:val="20"/>
+          <w:lang w:val="es-419" w:eastAsia="es-419"/>
+        </w:rPr>
+        <w:t>:</w:t>
+      </w:r>
+      <w:r>
+        <w:rPr>
+          <w:rFonts w:ascii="Courier New" w:eastAsia="Times New Roman" w:hAnsi="Courier New" w:cs="Courier New"/>
+          <w:color w:val="BCBEC4"/>
+          <w:sz w:val="20"/>
+          <w:szCs w:val="20"/>
+          <w:lang w:val="es-419" w:eastAsia="es-419"/>
+        </w:rPr>
+        <w:br/>
+        <w:t xml:space="preserve">                </w:t>
+      </w:r>
+      <w:proofErr w:type="spellStart"/>
+      <w:r>
+        <w:rPr>
+          <w:rFonts w:ascii="Courier New" w:eastAsia="Times New Roman" w:hAnsi="Courier New" w:cs="Courier New"/>
+          <w:color w:val="BCBEC4"/>
+          <w:sz w:val="20"/>
+          <w:szCs w:val="20"/>
+          <w:lang w:val="es-419" w:eastAsia="es-419"/>
+        </w:rPr>
+        <w:t>cout</w:t>
+      </w:r>
+      <w:proofErr w:type="spellEnd"/>
+      <w:r>
+        <w:rPr>
+          <w:rFonts w:ascii="Courier New" w:eastAsia="Times New Roman" w:hAnsi="Courier New" w:cs="Courier New"/>
+          <w:color w:val="BCBEC4"/>
+          <w:sz w:val="20"/>
+          <w:szCs w:val="20"/>
+          <w:lang w:val="es-419" w:eastAsia="es-419"/>
+        </w:rPr>
+        <w:t xml:space="preserve"> &lt;&lt; </w:t>
+      </w:r>
+      <w:r>
+        <w:rPr>
+          <w:rFonts w:ascii="Courier New" w:eastAsia="Times New Roman" w:hAnsi="Courier New" w:cs="Courier New"/>
+          <w:color w:val="6AAB73"/>
+          <w:sz w:val="20"/>
+          <w:szCs w:val="20"/>
+          <w:lang w:val="es-419" w:eastAsia="es-419"/>
+        </w:rPr>
+        <w:t>"</w:t>
+      </w:r>
+      <w:proofErr w:type="spellStart"/>
+      <w:r>
+        <w:rPr>
+          <w:rFonts w:ascii="Courier New" w:eastAsia="Times New Roman" w:hAnsi="Courier New" w:cs="Courier New"/>
+          <w:color w:val="6AAB73"/>
+          <w:sz w:val="20"/>
+          <w:szCs w:val="20"/>
+          <w:lang w:val="es-419" w:eastAsia="es-419"/>
+        </w:rPr>
+        <w:t>Opcion</w:t>
+      </w:r>
+      <w:proofErr w:type="spellEnd"/>
+      <w:r>
+        <w:rPr>
+          <w:rFonts w:ascii="Courier New" w:eastAsia="Times New Roman" w:hAnsi="Courier New" w:cs="Courier New"/>
+          <w:color w:val="6AAB73"/>
+          <w:sz w:val="20"/>
+          <w:szCs w:val="20"/>
+          <w:lang w:val="es-419" w:eastAsia="es-419"/>
+        </w:rPr>
+        <w:t xml:space="preserve"> invalida</w:t>
+      </w:r>
+      <w:r>
+        <w:rPr>
+          <w:rFonts w:ascii="Courier New" w:eastAsia="Times New Roman" w:hAnsi="Courier New" w:cs="Courier New"/>
+          <w:color w:val="CF8E6D"/>
+          <w:sz w:val="20"/>
+          <w:szCs w:val="20"/>
+          <w:lang w:val="es-419" w:eastAsia="es-419"/>
+        </w:rPr>
+        <w:t>\n</w:t>
+      </w:r>
+      <w:r>
+        <w:rPr>
+          <w:rFonts w:ascii="Courier New" w:eastAsia="Times New Roman" w:hAnsi="Courier New" w:cs="Courier New"/>
+          <w:color w:val="6AAB73"/>
+          <w:sz w:val="20"/>
+          <w:szCs w:val="20"/>
+          <w:lang w:val="es-419" w:eastAsia="es-419"/>
+        </w:rPr>
+        <w:t>"</w:t>
+      </w:r>
+      <w:r>
+        <w:rPr>
+          <w:rFonts w:ascii="Courier New" w:eastAsia="Times New Roman" w:hAnsi="Courier New" w:cs="Courier New"/>
+          <w:color w:val="BCBEC4"/>
+          <w:sz w:val="20"/>
+          <w:szCs w:val="20"/>
+          <w:lang w:val="es-419" w:eastAsia="es-419"/>
+        </w:rPr>
+        <w:t>;</w:t>
+      </w:r>
+      <w:r>
+        <w:rPr>
+          <w:rFonts w:ascii="Courier New" w:eastAsia="Times New Roman" w:hAnsi="Courier New" w:cs="Courier New"/>
+          <w:color w:val="BCBEC4"/>
+          <w:sz w:val="20"/>
+          <w:szCs w:val="20"/>
+          <w:lang w:val="es-419" w:eastAsia="es-419"/>
+        </w:rPr>
+        <w:br/>
+        <w:t xml:space="preserve">        }</w:t>
+      </w:r>
+      <w:r>
+        <w:rPr>
+          <w:rFonts w:ascii="Courier New" w:eastAsia="Times New Roman" w:hAnsi="Courier New" w:cs="Courier New"/>
+          <w:color w:val="BCBEC4"/>
+          <w:sz w:val="20"/>
+          <w:szCs w:val="20"/>
+          <w:lang w:val="es-419" w:eastAsia="es-419"/>
+        </w:rPr>
+        <w:br/>
+      </w:r>
+      <w:r>
+        <w:rPr>
+          <w:rFonts w:ascii="Courier New" w:eastAsia="Times New Roman" w:hAnsi="Courier New" w:cs="Courier New"/>
+          <w:color w:val="BCBEC4"/>
+          <w:sz w:val="20"/>
+          <w:szCs w:val="20"/>
+          <w:lang w:val="es-419" w:eastAsia="es-419"/>
+        </w:rPr>
+        <w:br/>
+        <w:t xml:space="preserve">    } </w:t>
+      </w:r>
+      <w:proofErr w:type="spellStart"/>
+      <w:r>
+        <w:rPr>
+          <w:rFonts w:ascii="Courier New" w:eastAsia="Times New Roman" w:hAnsi="Courier New" w:cs="Courier New"/>
+          <w:color w:val="CF8E6D"/>
+          <w:sz w:val="20"/>
+          <w:szCs w:val="20"/>
+          <w:lang w:val="es-419" w:eastAsia="es-419"/>
+        </w:rPr>
+        <w:t>while</w:t>
+      </w:r>
+      <w:proofErr w:type="spellEnd"/>
+      <w:r>
+        <w:rPr>
+          <w:rFonts w:ascii="Courier New" w:eastAsia="Times New Roman" w:hAnsi="Courier New" w:cs="Courier New"/>
+          <w:color w:val="CF8E6D"/>
+          <w:sz w:val="20"/>
+          <w:szCs w:val="20"/>
+          <w:lang w:val="es-419" w:eastAsia="es-419"/>
+        </w:rPr>
+        <w:t xml:space="preserve"> </w:t>
+      </w:r>
+      <w:r>
+        <w:rPr>
+          <w:rFonts w:ascii="Courier New" w:eastAsia="Times New Roman" w:hAnsi="Courier New" w:cs="Courier New"/>
+          <w:color w:val="BCBEC4"/>
+          <w:sz w:val="20"/>
+          <w:szCs w:val="20"/>
+          <w:lang w:val="es-419" w:eastAsia="es-419"/>
+        </w:rPr>
+        <w:t>(</w:t>
+      </w:r>
+      <w:proofErr w:type="spellStart"/>
+      <w:r>
+        <w:rPr>
+          <w:rFonts w:ascii="Courier New" w:eastAsia="Times New Roman" w:hAnsi="Courier New" w:cs="Courier New"/>
+          <w:color w:val="BCBEC4"/>
+          <w:sz w:val="20"/>
+          <w:szCs w:val="20"/>
+          <w:lang w:val="es-419" w:eastAsia="es-419"/>
+        </w:rPr>
+        <w:t>opcion</w:t>
+      </w:r>
+      <w:proofErr w:type="spellEnd"/>
+      <w:r>
+        <w:rPr>
+          <w:rFonts w:ascii="Courier New" w:eastAsia="Times New Roman" w:hAnsi="Courier New" w:cs="Courier New"/>
+          <w:color w:val="BCBEC4"/>
+          <w:sz w:val="20"/>
+          <w:szCs w:val="20"/>
+          <w:lang w:val="es-419" w:eastAsia="es-419"/>
+        </w:rPr>
+        <w:t xml:space="preserve"> != </w:t>
+      </w:r>
+      <w:r>
+        <w:rPr>
+          <w:rFonts w:ascii="Courier New" w:eastAsia="Times New Roman" w:hAnsi="Courier New" w:cs="Courier New"/>
+          <w:color w:val="2AACB8"/>
+          <w:sz w:val="20"/>
+          <w:szCs w:val="20"/>
+          <w:lang w:val="es-419" w:eastAsia="es-419"/>
+        </w:rPr>
+        <w:t>6</w:t>
+      </w:r>
+      <w:r>
+        <w:rPr>
+          <w:rFonts w:ascii="Courier New" w:eastAsia="Times New Roman" w:hAnsi="Courier New" w:cs="Courier New"/>
+          <w:color w:val="BCBEC4"/>
+          <w:sz w:val="20"/>
+          <w:szCs w:val="20"/>
+          <w:lang w:val="es-419" w:eastAsia="es-419"/>
+        </w:rPr>
+        <w:t>);</w:t>
+      </w:r>
+      <w:r>
+        <w:rPr>
+          <w:rFonts w:ascii="Courier New" w:eastAsia="Times New Roman" w:hAnsi="Courier New" w:cs="Courier New"/>
+          <w:color w:val="BCBEC4"/>
+          <w:sz w:val="20"/>
+          <w:szCs w:val="20"/>
+          <w:lang w:val="es-419" w:eastAsia="es-419"/>
+        </w:rPr>
+        <w:br/>
+      </w:r>
+      <w:r>
+        <w:rPr>
+          <w:rFonts w:ascii="Courier New" w:eastAsia="Times New Roman" w:hAnsi="Courier New" w:cs="Courier New"/>
+          <w:color w:val="BCBEC4"/>
+          <w:sz w:val="20"/>
+          <w:szCs w:val="20"/>
+          <w:lang w:val="es-419" w:eastAsia="es-419"/>
+        </w:rPr>
+        <w:br/>
+        <w:t xml:space="preserve">    </w:t>
+      </w:r>
+      <w:proofErr w:type="spellStart"/>
+      <w:r>
+        <w:rPr>
+          <w:rFonts w:ascii="Courier New" w:eastAsia="Times New Roman" w:hAnsi="Courier New" w:cs="Courier New"/>
+          <w:color w:val="BCBEC4"/>
+          <w:sz w:val="20"/>
+          <w:szCs w:val="20"/>
+          <w:lang w:val="es-419" w:eastAsia="es-419"/>
+        </w:rPr>
+        <w:t>liberarLista</w:t>
+      </w:r>
+      <w:proofErr w:type="spellEnd"/>
+      <w:r>
+        <w:rPr>
+          <w:rFonts w:ascii="Courier New" w:eastAsia="Times New Roman" w:hAnsi="Courier New" w:cs="Courier New"/>
+          <w:color w:val="BCBEC4"/>
+          <w:sz w:val="20"/>
+          <w:szCs w:val="20"/>
+          <w:lang w:val="es-419" w:eastAsia="es-419"/>
+        </w:rPr>
+        <w:t>(lista);</w:t>
+      </w:r>
+      <w:r>
+        <w:rPr>
+          <w:rFonts w:ascii="Courier New" w:eastAsia="Times New Roman" w:hAnsi="Courier New" w:cs="Courier New"/>
+          <w:color w:val="BCBEC4"/>
+          <w:sz w:val="20"/>
+          <w:szCs w:val="20"/>
+          <w:lang w:val="es-419" w:eastAsia="es-419"/>
+        </w:rPr>
+        <w:br/>
+      </w:r>
+      <w:r>
+        <w:rPr>
+          <w:rFonts w:ascii="Courier New" w:eastAsia="Times New Roman" w:hAnsi="Courier New" w:cs="Courier New"/>
+          <w:color w:val="BCBEC4"/>
+          <w:sz w:val="20"/>
+          <w:szCs w:val="20"/>
+          <w:lang w:val="es-419" w:eastAsia="es-419"/>
+        </w:rPr>
+        <w:br/>
+        <w:t xml:space="preserve">    </w:t>
+      </w:r>
+      <w:proofErr w:type="spellStart"/>
+      <w:r>
+        <w:rPr>
+          <w:rFonts w:ascii="Courier New" w:eastAsia="Times New Roman" w:hAnsi="Courier New" w:cs="Courier New"/>
+          <w:color w:val="CF8E6D"/>
+          <w:sz w:val="20"/>
+          <w:szCs w:val="20"/>
+          <w:lang w:val="es-419" w:eastAsia="es-419"/>
+        </w:rPr>
+        <w:t>return</w:t>
+      </w:r>
+      <w:proofErr w:type="spellEnd"/>
+      <w:r>
+        <w:rPr>
+          <w:rFonts w:ascii="Courier New" w:eastAsia="Times New Roman" w:hAnsi="Courier New" w:cs="Courier New"/>
+          <w:color w:val="CF8E6D"/>
+          <w:sz w:val="20"/>
+          <w:szCs w:val="20"/>
+          <w:lang w:val="es-419" w:eastAsia="es-419"/>
+        </w:rPr>
+        <w:t xml:space="preserve"> </w:t>
+      </w:r>
+      <w:r>
+        <w:rPr>
+          <w:rFonts w:ascii="Courier New" w:eastAsia="Times New Roman" w:hAnsi="Courier New" w:cs="Courier New"/>
+          <w:color w:val="2AACB8"/>
+          <w:sz w:val="20"/>
+          <w:szCs w:val="20"/>
+          <w:lang w:val="es-419" w:eastAsia="es-419"/>
+        </w:rPr>
+        <w:t>0</w:t>
+      </w:r>
+      <w:r>
+        <w:rPr>
+          <w:rFonts w:ascii="Courier New" w:eastAsia="Times New Roman" w:hAnsi="Courier New" w:cs="Courier New"/>
+          <w:color w:val="BCBEC4"/>
+          <w:sz w:val="20"/>
+          <w:szCs w:val="20"/>
+          <w:lang w:val="es-419" w:eastAsia="es-419"/>
+        </w:rPr>
+        <w:t>;</w:t>
       </w:r>
     </w:p>
     <w:p/>
